--- a/output/bai4_nhiet_dung_rieng/ready/bai4_nhiet_dung_rieng_bai_tap_ve_nha.docx
+++ b/output/bai4_nhiet_dung_rieng/ready/bai4_nhiet_dung_rieng_bai_tap_ve_nha.docx
@@ -4,104 +4,298 @@
   <w:body>
     <w:p>
       <w:pPr>
-        <w:spacing w:before="360" w:after="160"/>
+        <w:keepNext/>
+        <w:spacing w:before="240" w:after="240"/>
         <w:jc w:val="center"/>
       </w:pPr>
       <w:r>
         <w:rPr>
           <w:rFonts w:ascii="Times New Roman" w:hAnsi="Times New Roman"/>
           <w:b/>
-          <w:color w:val="1E3A5F"/>
+          <w:color w:val="1F4E79"/>
           <w:sz w:val="32"/>
         </w:rPr>
-        <w:t>BÀI TẬP VỀ NHÀ: BÀI 4 - NHIỆT DUNG RIÊNG (VẬT LÝ 12)</w:t>
+        <w:t>BÀI TẬP VỀ NHÀ: BÀI 4 - NHIỆT DUNG RIÊNG</w:t>
+      </w:r>
+    </w:p>
+    <w:p>
+      <w:pPr>
+        <w:spacing w:after="0"/>
+      </w:pPr>
+      <w:r>
+        <w:rPr>
+          <w:rFonts w:ascii="Times New Roman" w:hAnsi="Times New Roman"/>
+          <w:sz w:val="22"/>
+        </w:rPr>
+        <w:t>Họ và tên học sinh: ..........................................................</w:t>
+      </w:r>
+    </w:p>
+    <w:p>
+      <w:pPr>
+        <w:spacing w:after="80"/>
+      </w:pPr>
+      <w:r>
+        <w:rPr>
+          <w:rFonts w:ascii="Times New Roman" w:hAnsi="Times New Roman"/>
+          <w:sz w:val="22"/>
+        </w:rPr>
+        <w:t>Lớp: .................. Ngày: ......./......./.......</w:t>
+      </w:r>
+    </w:p>
+    <w:p>
+      <w:pPr>
+        <w:keepNext/>
+        <w:spacing w:before="160" w:after="160"/>
+        <w:jc w:val="center"/>
+      </w:pPr>
+      <w:r>
+        <w:rPr>
+          <w:rFonts w:ascii="Times New Roman" w:hAnsi="Times New Roman"/>
+          <w:color w:val="BFBFBF"/>
+          <w:sz w:val="18"/>
+        </w:rPr>
+        <w:t>———————————————————————————————————</w:t>
+      </w:r>
+    </w:p>
+    <w:p>
+      <w:pPr>
+        <w:keepNext/>
+        <w:spacing w:before="100" w:after="40" w:line="240" w:lineRule="auto"/>
+      </w:pPr>
+      <w:r>
+        <w:rPr>
+          <w:rFonts w:ascii="Times New Roman" w:hAnsi="Times New Roman"/>
+          <w:b/>
+          <w:sz w:val="22"/>
+        </w:rPr>
+        <w:t xml:space="preserve">PHẦN I. </w:t>
+      </w:r>
+      <w:r>
+        <w:rPr>
+          <w:rFonts w:ascii="Times New Roman" w:hAnsi="Times New Roman"/>
+          <w:sz w:val="22"/>
+        </w:rPr>
+        <w:t>Thí sinh trả lời từ câu 1 đến câu 18. Mỗi câu hỏi thí sinh chỉ chọn một phương án.</w:t>
+      </w:r>
+    </w:p>
+    <w:p>
+      <w:pPr>
+        <w:spacing w:before="120" w:after="120" w:line="312" w:lineRule="auto"/>
+        <w:ind w:left="0" w:firstLine="567"/>
+        <w:jc w:val="both"/>
+      </w:pPr>
+      <w:r>
+        <w:rPr>
+          <w:rFonts w:ascii="Times New Roman" w:hAnsi="Times New Roman"/>
+          <w:b w:val="0"/>
+          <w:i/>
+          <w:color w:val="000000"/>
+          <w:sz w:val="22"/>
+        </w:rPr>
+        <w:t>Mỗi câu hỏi chỉ chọn một phương án trả lời đúng.</w:t>
+      </w:r>
+    </w:p>
+    <w:p>
+      <w:pPr>
+        <w:keepNext/>
+        <w:keepLines/>
+        <w:jc w:val="both"/>
+      </w:pPr>
+      <w:r>
+        <w:rPr>
+          <w:rFonts w:ascii="Times New Roman" w:hAnsi="Times New Roman"/>
+          <w:b/>
+          <w:color w:val="000000"/>
+          <w:sz w:val="26"/>
+        </w:rPr>
+        <w:t xml:space="preserve">Câu 1. </w:t>
+      </w:r>
+      <w:r>
+        <w:rPr>
+          <w:rFonts w:ascii="Times New Roman" w:hAnsi="Times New Roman"/>
+          <w:b w:val="0"/>
+          <w:i w:val="0"/>
+          <w:color w:val="000000"/>
+          <w:sz w:val="26"/>
+        </w:rPr>
+        <w:t>Câu hỏi trắc nghiệm mẫu số 1?</w:t>
       </w:r>
     </w:p>
     <w:tbl>
       <w:tblPr>
-        <w:tblW w:type="auto" w:w="0"/>
         <w:jc w:val="center"/>
         <w:tblLayout w:type="fixed"/>
         <w:tblLook w:firstColumn="1" w:firstRow="1" w:lastColumn="0" w:lastRow="0" w:noHBand="0" w:noVBand="1" w:val="04A0"/>
+        <w:tblW w:w="9639" w:type="dxa"/>
       </w:tblPr>
       <w:tblGrid>
-        <w:gridCol w:w="3118"/>
-        <w:gridCol w:w="3118"/>
-        <w:gridCol w:w="3118"/>
+        <w:gridCol w:w="2409"/>
+        <w:gridCol w:w="2409"/>
+        <w:gridCol w:w="2409"/>
+        <w:gridCol w:w="2409"/>
       </w:tblGrid>
       <w:tr>
         <w:tc>
           <w:tcPr>
-            <w:tcW w:type="dxa" w:w="4819"/>
+            <w:tcW w:type="dxa" w:w="2409"/>
+            <w:vAlign w:val="center"/>
             <w:tcBorders>
               <w:top w:val="none"/>
               <w:left w:val="none"/>
               <w:bottom w:val="none"/>
               <w:right w:val="none"/>
             </w:tcBorders>
+            <w:tcMar>
+              <w:top w:w="10" w:type="dxa"/>
+              <w:bottom w:w="10" w:type="dxa"/>
+              <w:left w:w="80" w:type="dxa"/>
+              <w:right w:w="80" w:type="dxa"/>
+            </w:tcMar>
           </w:tcPr>
           <w:p>
             <w:pPr>
-              <w:spacing w:after="40"/>
+              <w:spacing w:before="0" w:after="0" w:line="240" w:lineRule="auto"/>
             </w:pPr>
-            <w:r/>
             <w:r>
               <w:rPr>
                 <w:rFonts w:ascii="Times New Roman" w:hAnsi="Times New Roman"/>
-                <w:color w:val="212121"/>
+                <w:b/>
                 <w:sz w:val="22"/>
               </w:rPr>
-              <w:t>Họ và tên: .......................................</w:t>
+              <w:t xml:space="preserve">A. </w:t>
+            </w:r>
+            <w:r>
+              <w:rPr>
+                <w:rFonts w:ascii="Times New Roman" w:hAnsi="Times New Roman"/>
+                <w:b w:val="0"/>
+                <w:i w:val="0"/>
+                <w:color w:val="000000"/>
+                <w:sz w:val="26"/>
+              </w:rPr>
+              <w:t>Phương án A</w:t>
             </w:r>
           </w:p>
         </w:tc>
         <w:tc>
           <w:tcPr>
-            <w:tcW w:type="dxa" w:w="1814"/>
+            <w:tcW w:type="dxa" w:w="2409"/>
+            <w:vAlign w:val="center"/>
             <w:tcBorders>
               <w:top w:val="none"/>
               <w:left w:val="none"/>
               <w:bottom w:val="none"/>
               <w:right w:val="none"/>
             </w:tcBorders>
+            <w:tcMar>
+              <w:top w:w="10" w:type="dxa"/>
+              <w:bottom w:w="10" w:type="dxa"/>
+              <w:left w:w="80" w:type="dxa"/>
+              <w:right w:w="80" w:type="dxa"/>
+            </w:tcMar>
           </w:tcPr>
           <w:p>
             <w:pPr>
-              <w:spacing w:after="40"/>
+              <w:spacing w:before="0" w:after="0" w:line="240" w:lineRule="auto"/>
             </w:pPr>
-            <w:r/>
             <w:r>
               <w:rPr>
                 <w:rFonts w:ascii="Times New Roman" w:hAnsi="Times New Roman"/>
-                <w:color w:val="212121"/>
+                <w:b/>
                 <w:sz w:val="22"/>
               </w:rPr>
-              <w:t>Lớp: ........................</w:t>
+              <w:t xml:space="preserve">B. </w:t>
+            </w:r>
+            <w:r>
+              <w:rPr>
+                <w:rFonts w:ascii="Times New Roman" w:hAnsi="Times New Roman"/>
+                <w:b w:val="0"/>
+                <w:i w:val="0"/>
+                <w:color w:val="000000"/>
+                <w:sz w:val="26"/>
+              </w:rPr>
+              <w:t>Phương án B</w:t>
             </w:r>
           </w:p>
         </w:tc>
         <w:tc>
           <w:tcPr>
-            <w:tcW w:type="dxa" w:w="2721"/>
+            <w:tcW w:type="dxa" w:w="2409"/>
+            <w:vAlign w:val="center"/>
             <w:tcBorders>
               <w:top w:val="none"/>
               <w:left w:val="none"/>
               <w:bottom w:val="none"/>
               <w:right w:val="none"/>
             </w:tcBorders>
+            <w:tcMar>
+              <w:top w:w="10" w:type="dxa"/>
+              <w:bottom w:w="10" w:type="dxa"/>
+              <w:left w:w="80" w:type="dxa"/>
+              <w:right w:w="80" w:type="dxa"/>
+            </w:tcMar>
           </w:tcPr>
           <w:p>
             <w:pPr>
-              <w:spacing w:after="40"/>
+              <w:spacing w:before="0" w:after="0" w:line="240" w:lineRule="auto"/>
             </w:pPr>
-            <w:r/>
             <w:r>
               <w:rPr>
                 <w:rFonts w:ascii="Times New Roman" w:hAnsi="Times New Roman"/>
-                <w:color w:val="212121"/>
+                <w:b/>
                 <w:sz w:val="22"/>
               </w:rPr>
-              <w:t>Ngày: ...... / ...... / 2026</w:t>
+              <w:t xml:space="preserve">C. </w:t>
+            </w:r>
+            <w:r>
+              <w:rPr>
+                <w:rFonts w:ascii="Times New Roman" w:hAnsi="Times New Roman"/>
+                <w:b w:val="0"/>
+                <w:i w:val="0"/>
+                <w:color w:val="000000"/>
+                <w:sz w:val="26"/>
+              </w:rPr>
+              <w:t>Phương án C</w:t>
+            </w:r>
+          </w:p>
+        </w:tc>
+        <w:tc>
+          <w:tcPr>
+            <w:tcW w:type="dxa" w:w="2409"/>
+            <w:vAlign w:val="center"/>
+            <w:tcBorders>
+              <w:top w:val="none"/>
+              <w:left w:val="none"/>
+              <w:bottom w:val="none"/>
+              <w:right w:val="none"/>
+            </w:tcBorders>
+            <w:tcMar>
+              <w:top w:w="10" w:type="dxa"/>
+              <w:bottom w:w="10" w:type="dxa"/>
+              <w:left w:w="80" w:type="dxa"/>
+              <w:right w:w="80" w:type="dxa"/>
+            </w:tcMar>
+          </w:tcPr>
+          <w:p>
+            <w:pPr>
+              <w:spacing w:before="0" w:after="0" w:line="240" w:lineRule="auto"/>
+            </w:pPr>
+            <w:r>
+              <w:rPr>
+                <w:rFonts w:ascii="Times New Roman" w:hAnsi="Times New Roman"/>
+                <w:b/>
+                <w:sz w:val="22"/>
+              </w:rPr>
+              <w:t xml:space="preserve">D. </w:t>
+            </w:r>
+            <w:r>
+              <w:rPr>
+                <w:rFonts w:ascii="Times New Roman" w:hAnsi="Times New Roman"/>
+                <w:b w:val="0"/>
+                <w:i w:val="0"/>
+                <w:color w:val="000000"/>
+                <w:sz w:val="26"/>
+              </w:rPr>
+              <w:t>Phương án D</w:t>
             </w:r>
           </w:p>
         </w:tc>
@@ -109,7 +303,4246 @@
     </w:tbl>
     <w:p>
       <w:pPr>
-        <w:spacing w:after="80"/>
+        <w:keepNext/>
+        <w:keepLines/>
+        <w:jc w:val="both"/>
+      </w:pPr>
+      <w:r>
+        <w:rPr>
+          <w:rFonts w:ascii="Times New Roman" w:hAnsi="Times New Roman"/>
+          <w:b/>
+          <w:color w:val="000000"/>
+          <w:sz w:val="26"/>
+        </w:rPr>
+        <w:t xml:space="preserve">Câu 2. </w:t>
+      </w:r>
+      <w:r>
+        <w:rPr>
+          <w:rFonts w:ascii="Times New Roman" w:hAnsi="Times New Roman"/>
+          <w:b w:val="0"/>
+          <w:i w:val="0"/>
+          <w:color w:val="000000"/>
+          <w:sz w:val="26"/>
+        </w:rPr>
+        <w:t>Câu hỏi trắc nghiệm mẫu số 2?</w:t>
+      </w:r>
+    </w:p>
+    <w:tbl>
+      <w:tblPr>
+        <w:jc w:val="center"/>
+        <w:tblLayout w:type="fixed"/>
+        <w:tblLook w:firstColumn="1" w:firstRow="1" w:lastColumn="0" w:lastRow="0" w:noHBand="0" w:noVBand="1" w:val="04A0"/>
+        <w:tblW w:w="9639" w:type="dxa"/>
+      </w:tblPr>
+      <w:tblGrid>
+        <w:gridCol w:w="2409"/>
+        <w:gridCol w:w="2409"/>
+        <w:gridCol w:w="2409"/>
+        <w:gridCol w:w="2409"/>
+      </w:tblGrid>
+      <w:tr>
+        <w:tc>
+          <w:tcPr>
+            <w:tcW w:type="dxa" w:w="2409"/>
+            <w:vAlign w:val="center"/>
+            <w:tcBorders>
+              <w:top w:val="none"/>
+              <w:left w:val="none"/>
+              <w:bottom w:val="none"/>
+              <w:right w:val="none"/>
+            </w:tcBorders>
+            <w:tcMar>
+              <w:top w:w="10" w:type="dxa"/>
+              <w:bottom w:w="10" w:type="dxa"/>
+              <w:left w:w="80" w:type="dxa"/>
+              <w:right w:w="80" w:type="dxa"/>
+            </w:tcMar>
+          </w:tcPr>
+          <w:p>
+            <w:pPr>
+              <w:spacing w:before="0" w:after="0" w:line="240" w:lineRule="auto"/>
+            </w:pPr>
+            <w:r>
+              <w:rPr>
+                <w:rFonts w:ascii="Times New Roman" w:hAnsi="Times New Roman"/>
+                <w:b/>
+                <w:sz w:val="22"/>
+              </w:rPr>
+              <w:t xml:space="preserve">A. </w:t>
+            </w:r>
+            <w:r>
+              <w:rPr>
+                <w:rFonts w:ascii="Times New Roman" w:hAnsi="Times New Roman"/>
+                <w:b w:val="0"/>
+                <w:i w:val="0"/>
+                <w:color w:val="000000"/>
+                <w:sz w:val="26"/>
+              </w:rPr>
+              <w:t>Phương án A</w:t>
+            </w:r>
+          </w:p>
+        </w:tc>
+        <w:tc>
+          <w:tcPr>
+            <w:tcW w:type="dxa" w:w="2409"/>
+            <w:vAlign w:val="center"/>
+            <w:tcBorders>
+              <w:top w:val="none"/>
+              <w:left w:val="none"/>
+              <w:bottom w:val="none"/>
+              <w:right w:val="none"/>
+            </w:tcBorders>
+            <w:tcMar>
+              <w:top w:w="10" w:type="dxa"/>
+              <w:bottom w:w="10" w:type="dxa"/>
+              <w:left w:w="80" w:type="dxa"/>
+              <w:right w:w="80" w:type="dxa"/>
+            </w:tcMar>
+          </w:tcPr>
+          <w:p>
+            <w:pPr>
+              <w:spacing w:before="0" w:after="0" w:line="240" w:lineRule="auto"/>
+            </w:pPr>
+            <w:r>
+              <w:rPr>
+                <w:rFonts w:ascii="Times New Roman" w:hAnsi="Times New Roman"/>
+                <w:b/>
+                <w:sz w:val="22"/>
+              </w:rPr>
+              <w:t xml:space="preserve">B. </w:t>
+            </w:r>
+            <w:r>
+              <w:rPr>
+                <w:rFonts w:ascii="Times New Roman" w:hAnsi="Times New Roman"/>
+                <w:b w:val="0"/>
+                <w:i w:val="0"/>
+                <w:color w:val="000000"/>
+                <w:sz w:val="26"/>
+              </w:rPr>
+              <w:t>Phương án B</w:t>
+            </w:r>
+          </w:p>
+        </w:tc>
+        <w:tc>
+          <w:tcPr>
+            <w:tcW w:type="dxa" w:w="2409"/>
+            <w:vAlign w:val="center"/>
+            <w:tcBorders>
+              <w:top w:val="none"/>
+              <w:left w:val="none"/>
+              <w:bottom w:val="none"/>
+              <w:right w:val="none"/>
+            </w:tcBorders>
+            <w:tcMar>
+              <w:top w:w="10" w:type="dxa"/>
+              <w:bottom w:w="10" w:type="dxa"/>
+              <w:left w:w="80" w:type="dxa"/>
+              <w:right w:w="80" w:type="dxa"/>
+            </w:tcMar>
+          </w:tcPr>
+          <w:p>
+            <w:pPr>
+              <w:spacing w:before="0" w:after="0" w:line="240" w:lineRule="auto"/>
+            </w:pPr>
+            <w:r>
+              <w:rPr>
+                <w:rFonts w:ascii="Times New Roman" w:hAnsi="Times New Roman"/>
+                <w:b/>
+                <w:sz w:val="22"/>
+              </w:rPr>
+              <w:t xml:space="preserve">C. </w:t>
+            </w:r>
+            <w:r>
+              <w:rPr>
+                <w:rFonts w:ascii="Times New Roman" w:hAnsi="Times New Roman"/>
+                <w:b w:val="0"/>
+                <w:i w:val="0"/>
+                <w:color w:val="000000"/>
+                <w:sz w:val="26"/>
+              </w:rPr>
+              <w:t>Phương án C</w:t>
+            </w:r>
+          </w:p>
+        </w:tc>
+        <w:tc>
+          <w:tcPr>
+            <w:tcW w:type="dxa" w:w="2409"/>
+            <w:vAlign w:val="center"/>
+            <w:tcBorders>
+              <w:top w:val="none"/>
+              <w:left w:val="none"/>
+              <w:bottom w:val="none"/>
+              <w:right w:val="none"/>
+            </w:tcBorders>
+            <w:tcMar>
+              <w:top w:w="10" w:type="dxa"/>
+              <w:bottom w:w="10" w:type="dxa"/>
+              <w:left w:w="80" w:type="dxa"/>
+              <w:right w:w="80" w:type="dxa"/>
+            </w:tcMar>
+          </w:tcPr>
+          <w:p>
+            <w:pPr>
+              <w:spacing w:before="0" w:after="0" w:line="240" w:lineRule="auto"/>
+            </w:pPr>
+            <w:r>
+              <w:rPr>
+                <w:rFonts w:ascii="Times New Roman" w:hAnsi="Times New Roman"/>
+                <w:b/>
+                <w:sz w:val="22"/>
+              </w:rPr>
+              <w:t xml:space="preserve">D. </w:t>
+            </w:r>
+            <w:r>
+              <w:rPr>
+                <w:rFonts w:ascii="Times New Roman" w:hAnsi="Times New Roman"/>
+                <w:b w:val="0"/>
+                <w:i w:val="0"/>
+                <w:color w:val="000000"/>
+                <w:sz w:val="26"/>
+              </w:rPr>
+              <w:t>Phương án D</w:t>
+            </w:r>
+          </w:p>
+        </w:tc>
+      </w:tr>
+    </w:tbl>
+    <w:p>
+      <w:pPr>
+        <w:keepNext/>
+        <w:keepLines/>
+        <w:jc w:val="both"/>
+      </w:pPr>
+      <w:r>
+        <w:rPr>
+          <w:rFonts w:ascii="Times New Roman" w:hAnsi="Times New Roman"/>
+          <w:b/>
+          <w:color w:val="000000"/>
+          <w:sz w:val="26"/>
+        </w:rPr>
+        <w:t xml:space="preserve">Câu 3. </w:t>
+      </w:r>
+      <w:r>
+        <w:rPr>
+          <w:rFonts w:ascii="Times New Roman" w:hAnsi="Times New Roman"/>
+          <w:b w:val="0"/>
+          <w:i w:val="0"/>
+          <w:color w:val="000000"/>
+          <w:sz w:val="26"/>
+        </w:rPr>
+        <w:t>Câu hỏi trắc nghiệm mẫu số 3?</w:t>
+      </w:r>
+    </w:p>
+    <w:tbl>
+      <w:tblPr>
+        <w:jc w:val="center"/>
+        <w:tblLayout w:type="fixed"/>
+        <w:tblLook w:firstColumn="1" w:firstRow="1" w:lastColumn="0" w:lastRow="0" w:noHBand="0" w:noVBand="1" w:val="04A0"/>
+        <w:tblW w:w="9639" w:type="dxa"/>
+      </w:tblPr>
+      <w:tblGrid>
+        <w:gridCol w:w="2409"/>
+        <w:gridCol w:w="2409"/>
+        <w:gridCol w:w="2409"/>
+        <w:gridCol w:w="2409"/>
+      </w:tblGrid>
+      <w:tr>
+        <w:tc>
+          <w:tcPr>
+            <w:tcW w:type="dxa" w:w="2409"/>
+            <w:vAlign w:val="center"/>
+            <w:tcBorders>
+              <w:top w:val="none"/>
+              <w:left w:val="none"/>
+              <w:bottom w:val="none"/>
+              <w:right w:val="none"/>
+            </w:tcBorders>
+            <w:tcMar>
+              <w:top w:w="10" w:type="dxa"/>
+              <w:bottom w:w="10" w:type="dxa"/>
+              <w:left w:w="80" w:type="dxa"/>
+              <w:right w:w="80" w:type="dxa"/>
+            </w:tcMar>
+          </w:tcPr>
+          <w:p>
+            <w:pPr>
+              <w:spacing w:before="0" w:after="0" w:line="240" w:lineRule="auto"/>
+            </w:pPr>
+            <w:r>
+              <w:rPr>
+                <w:rFonts w:ascii="Times New Roman" w:hAnsi="Times New Roman"/>
+                <w:b/>
+                <w:sz w:val="22"/>
+              </w:rPr>
+              <w:t xml:space="preserve">A. </w:t>
+            </w:r>
+            <w:r>
+              <w:rPr>
+                <w:rFonts w:ascii="Times New Roman" w:hAnsi="Times New Roman"/>
+                <w:b w:val="0"/>
+                <w:i w:val="0"/>
+                <w:color w:val="000000"/>
+                <w:sz w:val="26"/>
+              </w:rPr>
+              <w:t>Phương án A</w:t>
+            </w:r>
+          </w:p>
+        </w:tc>
+        <w:tc>
+          <w:tcPr>
+            <w:tcW w:type="dxa" w:w="2409"/>
+            <w:vAlign w:val="center"/>
+            <w:tcBorders>
+              <w:top w:val="none"/>
+              <w:left w:val="none"/>
+              <w:bottom w:val="none"/>
+              <w:right w:val="none"/>
+            </w:tcBorders>
+            <w:tcMar>
+              <w:top w:w="10" w:type="dxa"/>
+              <w:bottom w:w="10" w:type="dxa"/>
+              <w:left w:w="80" w:type="dxa"/>
+              <w:right w:w="80" w:type="dxa"/>
+            </w:tcMar>
+          </w:tcPr>
+          <w:p>
+            <w:pPr>
+              <w:spacing w:before="0" w:after="0" w:line="240" w:lineRule="auto"/>
+            </w:pPr>
+            <w:r>
+              <w:rPr>
+                <w:rFonts w:ascii="Times New Roman" w:hAnsi="Times New Roman"/>
+                <w:b/>
+                <w:sz w:val="22"/>
+              </w:rPr>
+              <w:t xml:space="preserve">B. </w:t>
+            </w:r>
+            <w:r>
+              <w:rPr>
+                <w:rFonts w:ascii="Times New Roman" w:hAnsi="Times New Roman"/>
+                <w:b w:val="0"/>
+                <w:i w:val="0"/>
+                <w:color w:val="000000"/>
+                <w:sz w:val="26"/>
+              </w:rPr>
+              <w:t>Phương án B</w:t>
+            </w:r>
+          </w:p>
+        </w:tc>
+        <w:tc>
+          <w:tcPr>
+            <w:tcW w:type="dxa" w:w="2409"/>
+            <w:vAlign w:val="center"/>
+            <w:tcBorders>
+              <w:top w:val="none"/>
+              <w:left w:val="none"/>
+              <w:bottom w:val="none"/>
+              <w:right w:val="none"/>
+            </w:tcBorders>
+            <w:tcMar>
+              <w:top w:w="10" w:type="dxa"/>
+              <w:bottom w:w="10" w:type="dxa"/>
+              <w:left w:w="80" w:type="dxa"/>
+              <w:right w:w="80" w:type="dxa"/>
+            </w:tcMar>
+          </w:tcPr>
+          <w:p>
+            <w:pPr>
+              <w:spacing w:before="0" w:after="0" w:line="240" w:lineRule="auto"/>
+            </w:pPr>
+            <w:r>
+              <w:rPr>
+                <w:rFonts w:ascii="Times New Roman" w:hAnsi="Times New Roman"/>
+                <w:b/>
+                <w:sz w:val="22"/>
+              </w:rPr>
+              <w:t xml:space="preserve">C. </w:t>
+            </w:r>
+            <w:r>
+              <w:rPr>
+                <w:rFonts w:ascii="Times New Roman" w:hAnsi="Times New Roman"/>
+                <w:b w:val="0"/>
+                <w:i w:val="0"/>
+                <w:color w:val="000000"/>
+                <w:sz w:val="26"/>
+              </w:rPr>
+              <w:t>Phương án C</w:t>
+            </w:r>
+          </w:p>
+        </w:tc>
+        <w:tc>
+          <w:tcPr>
+            <w:tcW w:type="dxa" w:w="2409"/>
+            <w:vAlign w:val="center"/>
+            <w:tcBorders>
+              <w:top w:val="none"/>
+              <w:left w:val="none"/>
+              <w:bottom w:val="none"/>
+              <w:right w:val="none"/>
+            </w:tcBorders>
+            <w:tcMar>
+              <w:top w:w="10" w:type="dxa"/>
+              <w:bottom w:w="10" w:type="dxa"/>
+              <w:left w:w="80" w:type="dxa"/>
+              <w:right w:w="80" w:type="dxa"/>
+            </w:tcMar>
+          </w:tcPr>
+          <w:p>
+            <w:pPr>
+              <w:spacing w:before="0" w:after="0" w:line="240" w:lineRule="auto"/>
+            </w:pPr>
+            <w:r>
+              <w:rPr>
+                <w:rFonts w:ascii="Times New Roman" w:hAnsi="Times New Roman"/>
+                <w:b/>
+                <w:sz w:val="22"/>
+              </w:rPr>
+              <w:t xml:space="preserve">D. </w:t>
+            </w:r>
+            <w:r>
+              <w:rPr>
+                <w:rFonts w:ascii="Times New Roman" w:hAnsi="Times New Roman"/>
+                <w:b w:val="0"/>
+                <w:i w:val="0"/>
+                <w:color w:val="000000"/>
+                <w:sz w:val="26"/>
+              </w:rPr>
+              <w:t>Phương án D</w:t>
+            </w:r>
+          </w:p>
+        </w:tc>
+      </w:tr>
+    </w:tbl>
+    <w:p>
+      <w:pPr>
+        <w:keepNext/>
+        <w:keepLines/>
+        <w:jc w:val="both"/>
+      </w:pPr>
+      <w:r>
+        <w:rPr>
+          <w:rFonts w:ascii="Times New Roman" w:hAnsi="Times New Roman"/>
+          <w:b/>
+          <w:color w:val="000000"/>
+          <w:sz w:val="26"/>
+        </w:rPr>
+        <w:t xml:space="preserve">Câu 4. </w:t>
+      </w:r>
+      <w:r>
+        <w:rPr>
+          <w:rFonts w:ascii="Times New Roman" w:hAnsi="Times New Roman"/>
+          <w:b w:val="0"/>
+          <w:i w:val="0"/>
+          <w:color w:val="000000"/>
+          <w:sz w:val="26"/>
+        </w:rPr>
+        <w:t>Câu hỏi trắc nghiệm mẫu số 4?</w:t>
+      </w:r>
+    </w:p>
+    <w:tbl>
+      <w:tblPr>
+        <w:jc w:val="center"/>
+        <w:tblLayout w:type="fixed"/>
+        <w:tblLook w:firstColumn="1" w:firstRow="1" w:lastColumn="0" w:lastRow="0" w:noHBand="0" w:noVBand="1" w:val="04A0"/>
+        <w:tblW w:w="9639" w:type="dxa"/>
+      </w:tblPr>
+      <w:tblGrid>
+        <w:gridCol w:w="2409"/>
+        <w:gridCol w:w="2409"/>
+        <w:gridCol w:w="2409"/>
+        <w:gridCol w:w="2409"/>
+      </w:tblGrid>
+      <w:tr>
+        <w:tc>
+          <w:tcPr>
+            <w:tcW w:type="dxa" w:w="2409"/>
+            <w:vAlign w:val="center"/>
+            <w:tcBorders>
+              <w:top w:val="none"/>
+              <w:left w:val="none"/>
+              <w:bottom w:val="none"/>
+              <w:right w:val="none"/>
+            </w:tcBorders>
+            <w:tcMar>
+              <w:top w:w="10" w:type="dxa"/>
+              <w:bottom w:w="10" w:type="dxa"/>
+              <w:left w:w="80" w:type="dxa"/>
+              <w:right w:w="80" w:type="dxa"/>
+            </w:tcMar>
+          </w:tcPr>
+          <w:p>
+            <w:pPr>
+              <w:spacing w:before="0" w:after="0" w:line="240" w:lineRule="auto"/>
+            </w:pPr>
+            <w:r>
+              <w:rPr>
+                <w:rFonts w:ascii="Times New Roman" w:hAnsi="Times New Roman"/>
+                <w:b/>
+                <w:sz w:val="22"/>
+              </w:rPr>
+              <w:t xml:space="preserve">A. </w:t>
+            </w:r>
+            <w:r>
+              <w:rPr>
+                <w:rFonts w:ascii="Times New Roman" w:hAnsi="Times New Roman"/>
+                <w:b w:val="0"/>
+                <w:i w:val="0"/>
+                <w:color w:val="000000"/>
+                <w:sz w:val="26"/>
+              </w:rPr>
+              <w:t>Phương án A</w:t>
+            </w:r>
+          </w:p>
+        </w:tc>
+        <w:tc>
+          <w:tcPr>
+            <w:tcW w:type="dxa" w:w="2409"/>
+            <w:vAlign w:val="center"/>
+            <w:tcBorders>
+              <w:top w:val="none"/>
+              <w:left w:val="none"/>
+              <w:bottom w:val="none"/>
+              <w:right w:val="none"/>
+            </w:tcBorders>
+            <w:tcMar>
+              <w:top w:w="10" w:type="dxa"/>
+              <w:bottom w:w="10" w:type="dxa"/>
+              <w:left w:w="80" w:type="dxa"/>
+              <w:right w:w="80" w:type="dxa"/>
+            </w:tcMar>
+          </w:tcPr>
+          <w:p>
+            <w:pPr>
+              <w:spacing w:before="0" w:after="0" w:line="240" w:lineRule="auto"/>
+            </w:pPr>
+            <w:r>
+              <w:rPr>
+                <w:rFonts w:ascii="Times New Roman" w:hAnsi="Times New Roman"/>
+                <w:b/>
+                <w:sz w:val="22"/>
+              </w:rPr>
+              <w:t xml:space="preserve">B. </w:t>
+            </w:r>
+            <w:r>
+              <w:rPr>
+                <w:rFonts w:ascii="Times New Roman" w:hAnsi="Times New Roman"/>
+                <w:b w:val="0"/>
+                <w:i w:val="0"/>
+                <w:color w:val="000000"/>
+                <w:sz w:val="26"/>
+              </w:rPr>
+              <w:t>Phương án B</w:t>
+            </w:r>
+          </w:p>
+        </w:tc>
+        <w:tc>
+          <w:tcPr>
+            <w:tcW w:type="dxa" w:w="2409"/>
+            <w:vAlign w:val="center"/>
+            <w:tcBorders>
+              <w:top w:val="none"/>
+              <w:left w:val="none"/>
+              <w:bottom w:val="none"/>
+              <w:right w:val="none"/>
+            </w:tcBorders>
+            <w:tcMar>
+              <w:top w:w="10" w:type="dxa"/>
+              <w:bottom w:w="10" w:type="dxa"/>
+              <w:left w:w="80" w:type="dxa"/>
+              <w:right w:w="80" w:type="dxa"/>
+            </w:tcMar>
+          </w:tcPr>
+          <w:p>
+            <w:pPr>
+              <w:spacing w:before="0" w:after="0" w:line="240" w:lineRule="auto"/>
+            </w:pPr>
+            <w:r>
+              <w:rPr>
+                <w:rFonts w:ascii="Times New Roman" w:hAnsi="Times New Roman"/>
+                <w:b/>
+                <w:sz w:val="22"/>
+              </w:rPr>
+              <w:t xml:space="preserve">C. </w:t>
+            </w:r>
+            <w:r>
+              <w:rPr>
+                <w:rFonts w:ascii="Times New Roman" w:hAnsi="Times New Roman"/>
+                <w:b w:val="0"/>
+                <w:i w:val="0"/>
+                <w:color w:val="000000"/>
+                <w:sz w:val="26"/>
+              </w:rPr>
+              <w:t>Phương án C</w:t>
+            </w:r>
+          </w:p>
+        </w:tc>
+        <w:tc>
+          <w:tcPr>
+            <w:tcW w:type="dxa" w:w="2409"/>
+            <w:vAlign w:val="center"/>
+            <w:tcBorders>
+              <w:top w:val="none"/>
+              <w:left w:val="none"/>
+              <w:bottom w:val="none"/>
+              <w:right w:val="none"/>
+            </w:tcBorders>
+            <w:tcMar>
+              <w:top w:w="10" w:type="dxa"/>
+              <w:bottom w:w="10" w:type="dxa"/>
+              <w:left w:w="80" w:type="dxa"/>
+              <w:right w:w="80" w:type="dxa"/>
+            </w:tcMar>
+          </w:tcPr>
+          <w:p>
+            <w:pPr>
+              <w:spacing w:before="0" w:after="0" w:line="240" w:lineRule="auto"/>
+            </w:pPr>
+            <w:r>
+              <w:rPr>
+                <w:rFonts w:ascii="Times New Roman" w:hAnsi="Times New Roman"/>
+                <w:b/>
+                <w:sz w:val="22"/>
+              </w:rPr>
+              <w:t xml:space="preserve">D. </w:t>
+            </w:r>
+            <w:r>
+              <w:rPr>
+                <w:rFonts w:ascii="Times New Roman" w:hAnsi="Times New Roman"/>
+                <w:b w:val="0"/>
+                <w:i w:val="0"/>
+                <w:color w:val="000000"/>
+                <w:sz w:val="26"/>
+              </w:rPr>
+              <w:t>Phương án D</w:t>
+            </w:r>
+          </w:p>
+        </w:tc>
+      </w:tr>
+    </w:tbl>
+    <w:p>
+      <w:pPr>
+        <w:keepNext/>
+        <w:keepLines/>
+        <w:jc w:val="both"/>
+      </w:pPr>
+      <w:r>
+        <w:rPr>
+          <w:rFonts w:ascii="Times New Roman" w:hAnsi="Times New Roman"/>
+          <w:b/>
+          <w:color w:val="000000"/>
+          <w:sz w:val="26"/>
+        </w:rPr>
+        <w:t xml:space="preserve">Câu 5. </w:t>
+      </w:r>
+      <w:r>
+        <w:rPr>
+          <w:rFonts w:ascii="Times New Roman" w:hAnsi="Times New Roman"/>
+          <w:b w:val="0"/>
+          <w:i w:val="0"/>
+          <w:color w:val="000000"/>
+          <w:sz w:val="26"/>
+        </w:rPr>
+        <w:t>Câu hỏi trắc nghiệm mẫu số 5?</w:t>
+      </w:r>
+    </w:p>
+    <w:tbl>
+      <w:tblPr>
+        <w:jc w:val="center"/>
+        <w:tblLayout w:type="fixed"/>
+        <w:tblLook w:firstColumn="1" w:firstRow="1" w:lastColumn="0" w:lastRow="0" w:noHBand="0" w:noVBand="1" w:val="04A0"/>
+        <w:tblW w:w="9639" w:type="dxa"/>
+      </w:tblPr>
+      <w:tblGrid>
+        <w:gridCol w:w="2409"/>
+        <w:gridCol w:w="2409"/>
+        <w:gridCol w:w="2409"/>
+        <w:gridCol w:w="2409"/>
+      </w:tblGrid>
+      <w:tr>
+        <w:tc>
+          <w:tcPr>
+            <w:tcW w:type="dxa" w:w="2409"/>
+            <w:vAlign w:val="center"/>
+            <w:tcBorders>
+              <w:top w:val="none"/>
+              <w:left w:val="none"/>
+              <w:bottom w:val="none"/>
+              <w:right w:val="none"/>
+            </w:tcBorders>
+            <w:tcMar>
+              <w:top w:w="10" w:type="dxa"/>
+              <w:bottom w:w="10" w:type="dxa"/>
+              <w:left w:w="80" w:type="dxa"/>
+              <w:right w:w="80" w:type="dxa"/>
+            </w:tcMar>
+          </w:tcPr>
+          <w:p>
+            <w:pPr>
+              <w:spacing w:before="0" w:after="0" w:line="240" w:lineRule="auto"/>
+            </w:pPr>
+            <w:r>
+              <w:rPr>
+                <w:rFonts w:ascii="Times New Roman" w:hAnsi="Times New Roman"/>
+                <w:b/>
+                <w:sz w:val="22"/>
+              </w:rPr>
+              <w:t xml:space="preserve">A. </w:t>
+            </w:r>
+            <w:r>
+              <w:rPr>
+                <w:rFonts w:ascii="Times New Roman" w:hAnsi="Times New Roman"/>
+                <w:b w:val="0"/>
+                <w:i w:val="0"/>
+                <w:color w:val="000000"/>
+                <w:sz w:val="26"/>
+              </w:rPr>
+              <w:t>Phương án A</w:t>
+            </w:r>
+          </w:p>
+        </w:tc>
+        <w:tc>
+          <w:tcPr>
+            <w:tcW w:type="dxa" w:w="2409"/>
+            <w:vAlign w:val="center"/>
+            <w:tcBorders>
+              <w:top w:val="none"/>
+              <w:left w:val="none"/>
+              <w:bottom w:val="none"/>
+              <w:right w:val="none"/>
+            </w:tcBorders>
+            <w:tcMar>
+              <w:top w:w="10" w:type="dxa"/>
+              <w:bottom w:w="10" w:type="dxa"/>
+              <w:left w:w="80" w:type="dxa"/>
+              <w:right w:w="80" w:type="dxa"/>
+            </w:tcMar>
+          </w:tcPr>
+          <w:p>
+            <w:pPr>
+              <w:spacing w:before="0" w:after="0" w:line="240" w:lineRule="auto"/>
+            </w:pPr>
+            <w:r>
+              <w:rPr>
+                <w:rFonts w:ascii="Times New Roman" w:hAnsi="Times New Roman"/>
+                <w:b/>
+                <w:sz w:val="22"/>
+              </w:rPr>
+              <w:t xml:space="preserve">B. </w:t>
+            </w:r>
+            <w:r>
+              <w:rPr>
+                <w:rFonts w:ascii="Times New Roman" w:hAnsi="Times New Roman"/>
+                <w:b w:val="0"/>
+                <w:i w:val="0"/>
+                <w:color w:val="000000"/>
+                <w:sz w:val="26"/>
+              </w:rPr>
+              <w:t>Phương án B</w:t>
+            </w:r>
+          </w:p>
+        </w:tc>
+        <w:tc>
+          <w:tcPr>
+            <w:tcW w:type="dxa" w:w="2409"/>
+            <w:vAlign w:val="center"/>
+            <w:tcBorders>
+              <w:top w:val="none"/>
+              <w:left w:val="none"/>
+              <w:bottom w:val="none"/>
+              <w:right w:val="none"/>
+            </w:tcBorders>
+            <w:tcMar>
+              <w:top w:w="10" w:type="dxa"/>
+              <w:bottom w:w="10" w:type="dxa"/>
+              <w:left w:w="80" w:type="dxa"/>
+              <w:right w:w="80" w:type="dxa"/>
+            </w:tcMar>
+          </w:tcPr>
+          <w:p>
+            <w:pPr>
+              <w:spacing w:before="0" w:after="0" w:line="240" w:lineRule="auto"/>
+            </w:pPr>
+            <w:r>
+              <w:rPr>
+                <w:rFonts w:ascii="Times New Roman" w:hAnsi="Times New Roman"/>
+                <w:b/>
+                <w:sz w:val="22"/>
+              </w:rPr>
+              <w:t xml:space="preserve">C. </w:t>
+            </w:r>
+            <w:r>
+              <w:rPr>
+                <w:rFonts w:ascii="Times New Roman" w:hAnsi="Times New Roman"/>
+                <w:b w:val="0"/>
+                <w:i w:val="0"/>
+                <w:color w:val="000000"/>
+                <w:sz w:val="26"/>
+              </w:rPr>
+              <w:t>Phương án C</w:t>
+            </w:r>
+          </w:p>
+        </w:tc>
+        <w:tc>
+          <w:tcPr>
+            <w:tcW w:type="dxa" w:w="2409"/>
+            <w:vAlign w:val="center"/>
+            <w:tcBorders>
+              <w:top w:val="none"/>
+              <w:left w:val="none"/>
+              <w:bottom w:val="none"/>
+              <w:right w:val="none"/>
+            </w:tcBorders>
+            <w:tcMar>
+              <w:top w:w="10" w:type="dxa"/>
+              <w:bottom w:w="10" w:type="dxa"/>
+              <w:left w:w="80" w:type="dxa"/>
+              <w:right w:w="80" w:type="dxa"/>
+            </w:tcMar>
+          </w:tcPr>
+          <w:p>
+            <w:pPr>
+              <w:spacing w:before="0" w:after="0" w:line="240" w:lineRule="auto"/>
+            </w:pPr>
+            <w:r>
+              <w:rPr>
+                <w:rFonts w:ascii="Times New Roman" w:hAnsi="Times New Roman"/>
+                <w:b/>
+                <w:sz w:val="22"/>
+              </w:rPr>
+              <w:t xml:space="preserve">D. </w:t>
+            </w:r>
+            <w:r>
+              <w:rPr>
+                <w:rFonts w:ascii="Times New Roman" w:hAnsi="Times New Roman"/>
+                <w:b w:val="0"/>
+                <w:i w:val="0"/>
+                <w:color w:val="000000"/>
+                <w:sz w:val="26"/>
+              </w:rPr>
+              <w:t>Phương án D</w:t>
+            </w:r>
+          </w:p>
+        </w:tc>
+      </w:tr>
+    </w:tbl>
+    <w:p>
+      <w:pPr>
+        <w:keepNext/>
+        <w:keepLines/>
+        <w:jc w:val="both"/>
+      </w:pPr>
+      <w:r>
+        <w:rPr>
+          <w:rFonts w:ascii="Times New Roman" w:hAnsi="Times New Roman"/>
+          <w:b/>
+          <w:color w:val="000000"/>
+          <w:sz w:val="26"/>
+        </w:rPr>
+        <w:t xml:space="preserve">Câu 6. </w:t>
+      </w:r>
+      <w:r>
+        <w:rPr>
+          <w:rFonts w:ascii="Times New Roman" w:hAnsi="Times New Roman"/>
+          <w:b w:val="0"/>
+          <w:i w:val="0"/>
+          <w:color w:val="000000"/>
+          <w:sz w:val="26"/>
+        </w:rPr>
+        <w:t>Câu hỏi trắc nghiệm mẫu số 6?</w:t>
+      </w:r>
+    </w:p>
+    <w:tbl>
+      <w:tblPr>
+        <w:jc w:val="center"/>
+        <w:tblLayout w:type="fixed"/>
+        <w:tblLook w:firstColumn="1" w:firstRow="1" w:lastColumn="0" w:lastRow="0" w:noHBand="0" w:noVBand="1" w:val="04A0"/>
+        <w:tblW w:w="9639" w:type="dxa"/>
+      </w:tblPr>
+      <w:tblGrid>
+        <w:gridCol w:w="2409"/>
+        <w:gridCol w:w="2409"/>
+        <w:gridCol w:w="2409"/>
+        <w:gridCol w:w="2409"/>
+      </w:tblGrid>
+      <w:tr>
+        <w:tc>
+          <w:tcPr>
+            <w:tcW w:type="dxa" w:w="2409"/>
+            <w:vAlign w:val="center"/>
+            <w:tcBorders>
+              <w:top w:val="none"/>
+              <w:left w:val="none"/>
+              <w:bottom w:val="none"/>
+              <w:right w:val="none"/>
+            </w:tcBorders>
+            <w:tcMar>
+              <w:top w:w="10" w:type="dxa"/>
+              <w:bottom w:w="10" w:type="dxa"/>
+              <w:left w:w="80" w:type="dxa"/>
+              <w:right w:w="80" w:type="dxa"/>
+            </w:tcMar>
+          </w:tcPr>
+          <w:p>
+            <w:pPr>
+              <w:spacing w:before="0" w:after="0" w:line="240" w:lineRule="auto"/>
+            </w:pPr>
+            <w:r>
+              <w:rPr>
+                <w:rFonts w:ascii="Times New Roman" w:hAnsi="Times New Roman"/>
+                <w:b/>
+                <w:sz w:val="22"/>
+              </w:rPr>
+              <w:t xml:space="preserve">A. </w:t>
+            </w:r>
+            <w:r>
+              <w:rPr>
+                <w:rFonts w:ascii="Times New Roman" w:hAnsi="Times New Roman"/>
+                <w:b w:val="0"/>
+                <w:i w:val="0"/>
+                <w:color w:val="000000"/>
+                <w:sz w:val="26"/>
+              </w:rPr>
+              <w:t>Phương án A</w:t>
+            </w:r>
+          </w:p>
+        </w:tc>
+        <w:tc>
+          <w:tcPr>
+            <w:tcW w:type="dxa" w:w="2409"/>
+            <w:vAlign w:val="center"/>
+            <w:tcBorders>
+              <w:top w:val="none"/>
+              <w:left w:val="none"/>
+              <w:bottom w:val="none"/>
+              <w:right w:val="none"/>
+            </w:tcBorders>
+            <w:tcMar>
+              <w:top w:w="10" w:type="dxa"/>
+              <w:bottom w:w="10" w:type="dxa"/>
+              <w:left w:w="80" w:type="dxa"/>
+              <w:right w:w="80" w:type="dxa"/>
+            </w:tcMar>
+          </w:tcPr>
+          <w:p>
+            <w:pPr>
+              <w:spacing w:before="0" w:after="0" w:line="240" w:lineRule="auto"/>
+            </w:pPr>
+            <w:r>
+              <w:rPr>
+                <w:rFonts w:ascii="Times New Roman" w:hAnsi="Times New Roman"/>
+                <w:b/>
+                <w:sz w:val="22"/>
+              </w:rPr>
+              <w:t xml:space="preserve">B. </w:t>
+            </w:r>
+            <w:r>
+              <w:rPr>
+                <w:rFonts w:ascii="Times New Roman" w:hAnsi="Times New Roman"/>
+                <w:b w:val="0"/>
+                <w:i w:val="0"/>
+                <w:color w:val="000000"/>
+                <w:sz w:val="26"/>
+              </w:rPr>
+              <w:t>Phương án B</w:t>
+            </w:r>
+          </w:p>
+        </w:tc>
+        <w:tc>
+          <w:tcPr>
+            <w:tcW w:type="dxa" w:w="2409"/>
+            <w:vAlign w:val="center"/>
+            <w:tcBorders>
+              <w:top w:val="none"/>
+              <w:left w:val="none"/>
+              <w:bottom w:val="none"/>
+              <w:right w:val="none"/>
+            </w:tcBorders>
+            <w:tcMar>
+              <w:top w:w="10" w:type="dxa"/>
+              <w:bottom w:w="10" w:type="dxa"/>
+              <w:left w:w="80" w:type="dxa"/>
+              <w:right w:w="80" w:type="dxa"/>
+            </w:tcMar>
+          </w:tcPr>
+          <w:p>
+            <w:pPr>
+              <w:spacing w:before="0" w:after="0" w:line="240" w:lineRule="auto"/>
+            </w:pPr>
+            <w:r>
+              <w:rPr>
+                <w:rFonts w:ascii="Times New Roman" w:hAnsi="Times New Roman"/>
+                <w:b/>
+                <w:sz w:val="22"/>
+              </w:rPr>
+              <w:t xml:space="preserve">C. </w:t>
+            </w:r>
+            <w:r>
+              <w:rPr>
+                <w:rFonts w:ascii="Times New Roman" w:hAnsi="Times New Roman"/>
+                <w:b w:val="0"/>
+                <w:i w:val="0"/>
+                <w:color w:val="000000"/>
+                <w:sz w:val="26"/>
+              </w:rPr>
+              <w:t>Phương án C</w:t>
+            </w:r>
+          </w:p>
+        </w:tc>
+        <w:tc>
+          <w:tcPr>
+            <w:tcW w:type="dxa" w:w="2409"/>
+            <w:vAlign w:val="center"/>
+            <w:tcBorders>
+              <w:top w:val="none"/>
+              <w:left w:val="none"/>
+              <w:bottom w:val="none"/>
+              <w:right w:val="none"/>
+            </w:tcBorders>
+            <w:tcMar>
+              <w:top w:w="10" w:type="dxa"/>
+              <w:bottom w:w="10" w:type="dxa"/>
+              <w:left w:w="80" w:type="dxa"/>
+              <w:right w:w="80" w:type="dxa"/>
+            </w:tcMar>
+          </w:tcPr>
+          <w:p>
+            <w:pPr>
+              <w:spacing w:before="0" w:after="0" w:line="240" w:lineRule="auto"/>
+            </w:pPr>
+            <w:r>
+              <w:rPr>
+                <w:rFonts w:ascii="Times New Roman" w:hAnsi="Times New Roman"/>
+                <w:b/>
+                <w:sz w:val="22"/>
+              </w:rPr>
+              <w:t xml:space="preserve">D. </w:t>
+            </w:r>
+            <w:r>
+              <w:rPr>
+                <w:rFonts w:ascii="Times New Roman" w:hAnsi="Times New Roman"/>
+                <w:b w:val="0"/>
+                <w:i w:val="0"/>
+                <w:color w:val="000000"/>
+                <w:sz w:val="26"/>
+              </w:rPr>
+              <w:t>Phương án D</w:t>
+            </w:r>
+          </w:p>
+        </w:tc>
+      </w:tr>
+    </w:tbl>
+    <w:p>
+      <w:pPr>
+        <w:keepNext/>
+        <w:keepLines/>
+        <w:jc w:val="both"/>
+      </w:pPr>
+      <w:r>
+        <w:rPr>
+          <w:rFonts w:ascii="Times New Roman" w:hAnsi="Times New Roman"/>
+          <w:b/>
+          <w:color w:val="000000"/>
+          <w:sz w:val="26"/>
+        </w:rPr>
+        <w:t xml:space="preserve">Câu 7. </w:t>
+      </w:r>
+      <w:r>
+        <w:rPr>
+          <w:rFonts w:ascii="Times New Roman" w:hAnsi="Times New Roman"/>
+          <w:b w:val="0"/>
+          <w:i w:val="0"/>
+          <w:color w:val="000000"/>
+          <w:sz w:val="26"/>
+        </w:rPr>
+        <w:t>Câu hỏi trắc nghiệm mẫu số 7?</w:t>
+      </w:r>
+    </w:p>
+    <w:tbl>
+      <w:tblPr>
+        <w:jc w:val="center"/>
+        <w:tblLayout w:type="fixed"/>
+        <w:tblLook w:firstColumn="1" w:firstRow="1" w:lastColumn="0" w:lastRow="0" w:noHBand="0" w:noVBand="1" w:val="04A0"/>
+        <w:tblW w:w="9639" w:type="dxa"/>
+      </w:tblPr>
+      <w:tblGrid>
+        <w:gridCol w:w="2409"/>
+        <w:gridCol w:w="2409"/>
+        <w:gridCol w:w="2409"/>
+        <w:gridCol w:w="2409"/>
+      </w:tblGrid>
+      <w:tr>
+        <w:tc>
+          <w:tcPr>
+            <w:tcW w:type="dxa" w:w="2409"/>
+            <w:vAlign w:val="center"/>
+            <w:tcBorders>
+              <w:top w:val="none"/>
+              <w:left w:val="none"/>
+              <w:bottom w:val="none"/>
+              <w:right w:val="none"/>
+            </w:tcBorders>
+            <w:tcMar>
+              <w:top w:w="10" w:type="dxa"/>
+              <w:bottom w:w="10" w:type="dxa"/>
+              <w:left w:w="80" w:type="dxa"/>
+              <w:right w:w="80" w:type="dxa"/>
+            </w:tcMar>
+          </w:tcPr>
+          <w:p>
+            <w:pPr>
+              <w:spacing w:before="0" w:after="0" w:line="240" w:lineRule="auto"/>
+            </w:pPr>
+            <w:r>
+              <w:rPr>
+                <w:rFonts w:ascii="Times New Roman" w:hAnsi="Times New Roman"/>
+                <w:b/>
+                <w:sz w:val="22"/>
+              </w:rPr>
+              <w:t xml:space="preserve">A. </w:t>
+            </w:r>
+            <w:r>
+              <w:rPr>
+                <w:rFonts w:ascii="Times New Roman" w:hAnsi="Times New Roman"/>
+                <w:b w:val="0"/>
+                <w:i w:val="0"/>
+                <w:color w:val="000000"/>
+                <w:sz w:val="26"/>
+              </w:rPr>
+              <w:t>Phương án A</w:t>
+            </w:r>
+          </w:p>
+        </w:tc>
+        <w:tc>
+          <w:tcPr>
+            <w:tcW w:type="dxa" w:w="2409"/>
+            <w:vAlign w:val="center"/>
+            <w:tcBorders>
+              <w:top w:val="none"/>
+              <w:left w:val="none"/>
+              <w:bottom w:val="none"/>
+              <w:right w:val="none"/>
+            </w:tcBorders>
+            <w:tcMar>
+              <w:top w:w="10" w:type="dxa"/>
+              <w:bottom w:w="10" w:type="dxa"/>
+              <w:left w:w="80" w:type="dxa"/>
+              <w:right w:w="80" w:type="dxa"/>
+            </w:tcMar>
+          </w:tcPr>
+          <w:p>
+            <w:pPr>
+              <w:spacing w:before="0" w:after="0" w:line="240" w:lineRule="auto"/>
+            </w:pPr>
+            <w:r>
+              <w:rPr>
+                <w:rFonts w:ascii="Times New Roman" w:hAnsi="Times New Roman"/>
+                <w:b/>
+                <w:sz w:val="22"/>
+              </w:rPr>
+              <w:t xml:space="preserve">B. </w:t>
+            </w:r>
+            <w:r>
+              <w:rPr>
+                <w:rFonts w:ascii="Times New Roman" w:hAnsi="Times New Roman"/>
+                <w:b w:val="0"/>
+                <w:i w:val="0"/>
+                <w:color w:val="000000"/>
+                <w:sz w:val="26"/>
+              </w:rPr>
+              <w:t>Phương án B</w:t>
+            </w:r>
+          </w:p>
+        </w:tc>
+        <w:tc>
+          <w:tcPr>
+            <w:tcW w:type="dxa" w:w="2409"/>
+            <w:vAlign w:val="center"/>
+            <w:tcBorders>
+              <w:top w:val="none"/>
+              <w:left w:val="none"/>
+              <w:bottom w:val="none"/>
+              <w:right w:val="none"/>
+            </w:tcBorders>
+            <w:tcMar>
+              <w:top w:w="10" w:type="dxa"/>
+              <w:bottom w:w="10" w:type="dxa"/>
+              <w:left w:w="80" w:type="dxa"/>
+              <w:right w:w="80" w:type="dxa"/>
+            </w:tcMar>
+          </w:tcPr>
+          <w:p>
+            <w:pPr>
+              <w:spacing w:before="0" w:after="0" w:line="240" w:lineRule="auto"/>
+            </w:pPr>
+            <w:r>
+              <w:rPr>
+                <w:rFonts w:ascii="Times New Roman" w:hAnsi="Times New Roman"/>
+                <w:b/>
+                <w:sz w:val="22"/>
+              </w:rPr>
+              <w:t xml:space="preserve">C. </w:t>
+            </w:r>
+            <w:r>
+              <w:rPr>
+                <w:rFonts w:ascii="Times New Roman" w:hAnsi="Times New Roman"/>
+                <w:b w:val="0"/>
+                <w:i w:val="0"/>
+                <w:color w:val="000000"/>
+                <w:sz w:val="26"/>
+              </w:rPr>
+              <w:t>Phương án C</w:t>
+            </w:r>
+          </w:p>
+        </w:tc>
+        <w:tc>
+          <w:tcPr>
+            <w:tcW w:type="dxa" w:w="2409"/>
+            <w:vAlign w:val="center"/>
+            <w:tcBorders>
+              <w:top w:val="none"/>
+              <w:left w:val="none"/>
+              <w:bottom w:val="none"/>
+              <w:right w:val="none"/>
+            </w:tcBorders>
+            <w:tcMar>
+              <w:top w:w="10" w:type="dxa"/>
+              <w:bottom w:w="10" w:type="dxa"/>
+              <w:left w:w="80" w:type="dxa"/>
+              <w:right w:w="80" w:type="dxa"/>
+            </w:tcMar>
+          </w:tcPr>
+          <w:p>
+            <w:pPr>
+              <w:spacing w:before="0" w:after="0" w:line="240" w:lineRule="auto"/>
+            </w:pPr>
+            <w:r>
+              <w:rPr>
+                <w:rFonts w:ascii="Times New Roman" w:hAnsi="Times New Roman"/>
+                <w:b/>
+                <w:sz w:val="22"/>
+              </w:rPr>
+              <w:t xml:space="preserve">D. </w:t>
+            </w:r>
+            <w:r>
+              <w:rPr>
+                <w:rFonts w:ascii="Times New Roman" w:hAnsi="Times New Roman"/>
+                <w:b w:val="0"/>
+                <w:i w:val="0"/>
+                <w:color w:val="000000"/>
+                <w:sz w:val="26"/>
+              </w:rPr>
+              <w:t>Phương án D</w:t>
+            </w:r>
+          </w:p>
+        </w:tc>
+      </w:tr>
+    </w:tbl>
+    <w:p>
+      <w:pPr>
+        <w:keepNext/>
+        <w:keepLines/>
+        <w:jc w:val="both"/>
+      </w:pPr>
+      <w:r>
+        <w:rPr>
+          <w:rFonts w:ascii="Times New Roman" w:hAnsi="Times New Roman"/>
+          <w:b/>
+          <w:color w:val="000000"/>
+          <w:sz w:val="26"/>
+        </w:rPr>
+        <w:t xml:space="preserve">Câu 8. </w:t>
+      </w:r>
+      <w:r>
+        <w:rPr>
+          <w:rFonts w:ascii="Times New Roman" w:hAnsi="Times New Roman"/>
+          <w:b w:val="0"/>
+          <w:i w:val="0"/>
+          <w:color w:val="000000"/>
+          <w:sz w:val="26"/>
+        </w:rPr>
+        <w:t>Câu hỏi trắc nghiệm mẫu số 8?</w:t>
+      </w:r>
+    </w:p>
+    <w:tbl>
+      <w:tblPr>
+        <w:jc w:val="center"/>
+        <w:tblLayout w:type="fixed"/>
+        <w:tblLook w:firstColumn="1" w:firstRow="1" w:lastColumn="0" w:lastRow="0" w:noHBand="0" w:noVBand="1" w:val="04A0"/>
+        <w:tblW w:w="9639" w:type="dxa"/>
+      </w:tblPr>
+      <w:tblGrid>
+        <w:gridCol w:w="2409"/>
+        <w:gridCol w:w="2409"/>
+        <w:gridCol w:w="2409"/>
+        <w:gridCol w:w="2409"/>
+      </w:tblGrid>
+      <w:tr>
+        <w:tc>
+          <w:tcPr>
+            <w:tcW w:type="dxa" w:w="2409"/>
+            <w:vAlign w:val="center"/>
+            <w:tcBorders>
+              <w:top w:val="none"/>
+              <w:left w:val="none"/>
+              <w:bottom w:val="none"/>
+              <w:right w:val="none"/>
+            </w:tcBorders>
+            <w:tcMar>
+              <w:top w:w="10" w:type="dxa"/>
+              <w:bottom w:w="10" w:type="dxa"/>
+              <w:left w:w="80" w:type="dxa"/>
+              <w:right w:w="80" w:type="dxa"/>
+            </w:tcMar>
+          </w:tcPr>
+          <w:p>
+            <w:pPr>
+              <w:spacing w:before="0" w:after="0" w:line="240" w:lineRule="auto"/>
+            </w:pPr>
+            <w:r>
+              <w:rPr>
+                <w:rFonts w:ascii="Times New Roman" w:hAnsi="Times New Roman"/>
+                <w:b/>
+                <w:sz w:val="22"/>
+              </w:rPr>
+              <w:t xml:space="preserve">A. </w:t>
+            </w:r>
+            <w:r>
+              <w:rPr>
+                <w:rFonts w:ascii="Times New Roman" w:hAnsi="Times New Roman"/>
+                <w:b w:val="0"/>
+                <w:i w:val="0"/>
+                <w:color w:val="000000"/>
+                <w:sz w:val="26"/>
+              </w:rPr>
+              <w:t>Phương án A</w:t>
+            </w:r>
+          </w:p>
+        </w:tc>
+        <w:tc>
+          <w:tcPr>
+            <w:tcW w:type="dxa" w:w="2409"/>
+            <w:vAlign w:val="center"/>
+            <w:tcBorders>
+              <w:top w:val="none"/>
+              <w:left w:val="none"/>
+              <w:bottom w:val="none"/>
+              <w:right w:val="none"/>
+            </w:tcBorders>
+            <w:tcMar>
+              <w:top w:w="10" w:type="dxa"/>
+              <w:bottom w:w="10" w:type="dxa"/>
+              <w:left w:w="80" w:type="dxa"/>
+              <w:right w:w="80" w:type="dxa"/>
+            </w:tcMar>
+          </w:tcPr>
+          <w:p>
+            <w:pPr>
+              <w:spacing w:before="0" w:after="0" w:line="240" w:lineRule="auto"/>
+            </w:pPr>
+            <w:r>
+              <w:rPr>
+                <w:rFonts w:ascii="Times New Roman" w:hAnsi="Times New Roman"/>
+                <w:b/>
+                <w:sz w:val="22"/>
+              </w:rPr>
+              <w:t xml:space="preserve">B. </w:t>
+            </w:r>
+            <w:r>
+              <w:rPr>
+                <w:rFonts w:ascii="Times New Roman" w:hAnsi="Times New Roman"/>
+                <w:b w:val="0"/>
+                <w:i w:val="0"/>
+                <w:color w:val="000000"/>
+                <w:sz w:val="26"/>
+              </w:rPr>
+              <w:t>Phương án B</w:t>
+            </w:r>
+          </w:p>
+        </w:tc>
+        <w:tc>
+          <w:tcPr>
+            <w:tcW w:type="dxa" w:w="2409"/>
+            <w:vAlign w:val="center"/>
+            <w:tcBorders>
+              <w:top w:val="none"/>
+              <w:left w:val="none"/>
+              <w:bottom w:val="none"/>
+              <w:right w:val="none"/>
+            </w:tcBorders>
+            <w:tcMar>
+              <w:top w:w="10" w:type="dxa"/>
+              <w:bottom w:w="10" w:type="dxa"/>
+              <w:left w:w="80" w:type="dxa"/>
+              <w:right w:w="80" w:type="dxa"/>
+            </w:tcMar>
+          </w:tcPr>
+          <w:p>
+            <w:pPr>
+              <w:spacing w:before="0" w:after="0" w:line="240" w:lineRule="auto"/>
+            </w:pPr>
+            <w:r>
+              <w:rPr>
+                <w:rFonts w:ascii="Times New Roman" w:hAnsi="Times New Roman"/>
+                <w:b/>
+                <w:sz w:val="22"/>
+              </w:rPr>
+              <w:t xml:space="preserve">C. </w:t>
+            </w:r>
+            <w:r>
+              <w:rPr>
+                <w:rFonts w:ascii="Times New Roman" w:hAnsi="Times New Roman"/>
+                <w:b w:val="0"/>
+                <w:i w:val="0"/>
+                <w:color w:val="000000"/>
+                <w:sz w:val="26"/>
+              </w:rPr>
+              <w:t>Phương án C</w:t>
+            </w:r>
+          </w:p>
+        </w:tc>
+        <w:tc>
+          <w:tcPr>
+            <w:tcW w:type="dxa" w:w="2409"/>
+            <w:vAlign w:val="center"/>
+            <w:tcBorders>
+              <w:top w:val="none"/>
+              <w:left w:val="none"/>
+              <w:bottom w:val="none"/>
+              <w:right w:val="none"/>
+            </w:tcBorders>
+            <w:tcMar>
+              <w:top w:w="10" w:type="dxa"/>
+              <w:bottom w:w="10" w:type="dxa"/>
+              <w:left w:w="80" w:type="dxa"/>
+              <w:right w:w="80" w:type="dxa"/>
+            </w:tcMar>
+          </w:tcPr>
+          <w:p>
+            <w:pPr>
+              <w:spacing w:before="0" w:after="0" w:line="240" w:lineRule="auto"/>
+            </w:pPr>
+            <w:r>
+              <w:rPr>
+                <w:rFonts w:ascii="Times New Roman" w:hAnsi="Times New Roman"/>
+                <w:b/>
+                <w:sz w:val="22"/>
+              </w:rPr>
+              <w:t xml:space="preserve">D. </w:t>
+            </w:r>
+            <w:r>
+              <w:rPr>
+                <w:rFonts w:ascii="Times New Roman" w:hAnsi="Times New Roman"/>
+                <w:b w:val="0"/>
+                <w:i w:val="0"/>
+                <w:color w:val="000000"/>
+                <w:sz w:val="26"/>
+              </w:rPr>
+              <w:t>Phương án D</w:t>
+            </w:r>
+          </w:p>
+        </w:tc>
+      </w:tr>
+    </w:tbl>
+    <w:p>
+      <w:pPr>
+        <w:keepNext/>
+        <w:keepLines/>
+        <w:jc w:val="both"/>
+      </w:pPr>
+      <w:r>
+        <w:rPr>
+          <w:rFonts w:ascii="Times New Roman" w:hAnsi="Times New Roman"/>
+          <w:b/>
+          <w:color w:val="000000"/>
+          <w:sz w:val="26"/>
+        </w:rPr>
+        <w:t xml:space="preserve">Câu 9. </w:t>
+      </w:r>
+      <w:r>
+        <w:rPr>
+          <w:rFonts w:ascii="Times New Roman" w:hAnsi="Times New Roman"/>
+          <w:b w:val="0"/>
+          <w:i w:val="0"/>
+          <w:color w:val="000000"/>
+          <w:sz w:val="26"/>
+        </w:rPr>
+        <w:t>Câu hỏi trắc nghiệm mẫu số 9?</w:t>
+      </w:r>
+    </w:p>
+    <w:tbl>
+      <w:tblPr>
+        <w:jc w:val="center"/>
+        <w:tblLayout w:type="fixed"/>
+        <w:tblLook w:firstColumn="1" w:firstRow="1" w:lastColumn="0" w:lastRow="0" w:noHBand="0" w:noVBand="1" w:val="04A0"/>
+        <w:tblW w:w="9639" w:type="dxa"/>
+      </w:tblPr>
+      <w:tblGrid>
+        <w:gridCol w:w="2409"/>
+        <w:gridCol w:w="2409"/>
+        <w:gridCol w:w="2409"/>
+        <w:gridCol w:w="2409"/>
+      </w:tblGrid>
+      <w:tr>
+        <w:tc>
+          <w:tcPr>
+            <w:tcW w:type="dxa" w:w="2409"/>
+            <w:vAlign w:val="center"/>
+            <w:tcBorders>
+              <w:top w:val="none"/>
+              <w:left w:val="none"/>
+              <w:bottom w:val="none"/>
+              <w:right w:val="none"/>
+            </w:tcBorders>
+            <w:tcMar>
+              <w:top w:w="10" w:type="dxa"/>
+              <w:bottom w:w="10" w:type="dxa"/>
+              <w:left w:w="80" w:type="dxa"/>
+              <w:right w:w="80" w:type="dxa"/>
+            </w:tcMar>
+          </w:tcPr>
+          <w:p>
+            <w:pPr>
+              <w:spacing w:before="0" w:after="0" w:line="240" w:lineRule="auto"/>
+            </w:pPr>
+            <w:r>
+              <w:rPr>
+                <w:rFonts w:ascii="Times New Roman" w:hAnsi="Times New Roman"/>
+                <w:b/>
+                <w:sz w:val="22"/>
+              </w:rPr>
+              <w:t xml:space="preserve">A. </w:t>
+            </w:r>
+            <w:r>
+              <w:rPr>
+                <w:rFonts w:ascii="Times New Roman" w:hAnsi="Times New Roman"/>
+                <w:b w:val="0"/>
+                <w:i w:val="0"/>
+                <w:color w:val="000000"/>
+                <w:sz w:val="26"/>
+              </w:rPr>
+              <w:t>Phương án A</w:t>
+            </w:r>
+          </w:p>
+        </w:tc>
+        <w:tc>
+          <w:tcPr>
+            <w:tcW w:type="dxa" w:w="2409"/>
+            <w:vAlign w:val="center"/>
+            <w:tcBorders>
+              <w:top w:val="none"/>
+              <w:left w:val="none"/>
+              <w:bottom w:val="none"/>
+              <w:right w:val="none"/>
+            </w:tcBorders>
+            <w:tcMar>
+              <w:top w:w="10" w:type="dxa"/>
+              <w:bottom w:w="10" w:type="dxa"/>
+              <w:left w:w="80" w:type="dxa"/>
+              <w:right w:w="80" w:type="dxa"/>
+            </w:tcMar>
+          </w:tcPr>
+          <w:p>
+            <w:pPr>
+              <w:spacing w:before="0" w:after="0" w:line="240" w:lineRule="auto"/>
+            </w:pPr>
+            <w:r>
+              <w:rPr>
+                <w:rFonts w:ascii="Times New Roman" w:hAnsi="Times New Roman"/>
+                <w:b/>
+                <w:sz w:val="22"/>
+              </w:rPr>
+              <w:t xml:space="preserve">B. </w:t>
+            </w:r>
+            <w:r>
+              <w:rPr>
+                <w:rFonts w:ascii="Times New Roman" w:hAnsi="Times New Roman"/>
+                <w:b w:val="0"/>
+                <w:i w:val="0"/>
+                <w:color w:val="000000"/>
+                <w:sz w:val="26"/>
+              </w:rPr>
+              <w:t>Phương án B</w:t>
+            </w:r>
+          </w:p>
+        </w:tc>
+        <w:tc>
+          <w:tcPr>
+            <w:tcW w:type="dxa" w:w="2409"/>
+            <w:vAlign w:val="center"/>
+            <w:tcBorders>
+              <w:top w:val="none"/>
+              <w:left w:val="none"/>
+              <w:bottom w:val="none"/>
+              <w:right w:val="none"/>
+            </w:tcBorders>
+            <w:tcMar>
+              <w:top w:w="10" w:type="dxa"/>
+              <w:bottom w:w="10" w:type="dxa"/>
+              <w:left w:w="80" w:type="dxa"/>
+              <w:right w:w="80" w:type="dxa"/>
+            </w:tcMar>
+          </w:tcPr>
+          <w:p>
+            <w:pPr>
+              <w:spacing w:before="0" w:after="0" w:line="240" w:lineRule="auto"/>
+            </w:pPr>
+            <w:r>
+              <w:rPr>
+                <w:rFonts w:ascii="Times New Roman" w:hAnsi="Times New Roman"/>
+                <w:b/>
+                <w:sz w:val="22"/>
+              </w:rPr>
+              <w:t xml:space="preserve">C. </w:t>
+            </w:r>
+            <w:r>
+              <w:rPr>
+                <w:rFonts w:ascii="Times New Roman" w:hAnsi="Times New Roman"/>
+                <w:b w:val="0"/>
+                <w:i w:val="0"/>
+                <w:color w:val="000000"/>
+                <w:sz w:val="26"/>
+              </w:rPr>
+              <w:t>Phương án C</w:t>
+            </w:r>
+          </w:p>
+        </w:tc>
+        <w:tc>
+          <w:tcPr>
+            <w:tcW w:type="dxa" w:w="2409"/>
+            <w:vAlign w:val="center"/>
+            <w:tcBorders>
+              <w:top w:val="none"/>
+              <w:left w:val="none"/>
+              <w:bottom w:val="none"/>
+              <w:right w:val="none"/>
+            </w:tcBorders>
+            <w:tcMar>
+              <w:top w:w="10" w:type="dxa"/>
+              <w:bottom w:w="10" w:type="dxa"/>
+              <w:left w:w="80" w:type="dxa"/>
+              <w:right w:w="80" w:type="dxa"/>
+            </w:tcMar>
+          </w:tcPr>
+          <w:p>
+            <w:pPr>
+              <w:spacing w:before="0" w:after="0" w:line="240" w:lineRule="auto"/>
+            </w:pPr>
+            <w:r>
+              <w:rPr>
+                <w:rFonts w:ascii="Times New Roman" w:hAnsi="Times New Roman"/>
+                <w:b/>
+                <w:sz w:val="22"/>
+              </w:rPr>
+              <w:t xml:space="preserve">D. </w:t>
+            </w:r>
+            <w:r>
+              <w:rPr>
+                <w:rFonts w:ascii="Times New Roman" w:hAnsi="Times New Roman"/>
+                <w:b w:val="0"/>
+                <w:i w:val="0"/>
+                <w:color w:val="000000"/>
+                <w:sz w:val="26"/>
+              </w:rPr>
+              <w:t>Phương án D</w:t>
+            </w:r>
+          </w:p>
+        </w:tc>
+      </w:tr>
+    </w:tbl>
+    <w:p>
+      <w:pPr>
+        <w:keepNext/>
+        <w:keepLines/>
+        <w:jc w:val="both"/>
+      </w:pPr>
+      <w:r>
+        <w:rPr>
+          <w:rFonts w:ascii="Times New Roman" w:hAnsi="Times New Roman"/>
+          <w:b/>
+          <w:color w:val="000000"/>
+          <w:sz w:val="26"/>
+        </w:rPr>
+        <w:t xml:space="preserve">Câu 10. </w:t>
+      </w:r>
+      <w:r>
+        <w:rPr>
+          <w:rFonts w:ascii="Times New Roman" w:hAnsi="Times New Roman"/>
+          <w:b w:val="0"/>
+          <w:i w:val="0"/>
+          <w:color w:val="000000"/>
+          <w:sz w:val="26"/>
+        </w:rPr>
+        <w:t>Câu hỏi trắc nghiệm mẫu số 10?</w:t>
+      </w:r>
+    </w:p>
+    <w:tbl>
+      <w:tblPr>
+        <w:jc w:val="center"/>
+        <w:tblLayout w:type="fixed"/>
+        <w:tblLook w:firstColumn="1" w:firstRow="1" w:lastColumn="0" w:lastRow="0" w:noHBand="0" w:noVBand="1" w:val="04A0"/>
+        <w:tblW w:w="9639" w:type="dxa"/>
+      </w:tblPr>
+      <w:tblGrid>
+        <w:gridCol w:w="2409"/>
+        <w:gridCol w:w="2409"/>
+        <w:gridCol w:w="2409"/>
+        <w:gridCol w:w="2409"/>
+      </w:tblGrid>
+      <w:tr>
+        <w:tc>
+          <w:tcPr>
+            <w:tcW w:type="dxa" w:w="2409"/>
+            <w:vAlign w:val="center"/>
+            <w:tcBorders>
+              <w:top w:val="none"/>
+              <w:left w:val="none"/>
+              <w:bottom w:val="none"/>
+              <w:right w:val="none"/>
+            </w:tcBorders>
+            <w:tcMar>
+              <w:top w:w="10" w:type="dxa"/>
+              <w:bottom w:w="10" w:type="dxa"/>
+              <w:left w:w="80" w:type="dxa"/>
+              <w:right w:w="80" w:type="dxa"/>
+            </w:tcMar>
+          </w:tcPr>
+          <w:p>
+            <w:pPr>
+              <w:spacing w:before="0" w:after="0" w:line="240" w:lineRule="auto"/>
+            </w:pPr>
+            <w:r>
+              <w:rPr>
+                <w:rFonts w:ascii="Times New Roman" w:hAnsi="Times New Roman"/>
+                <w:b/>
+                <w:sz w:val="22"/>
+              </w:rPr>
+              <w:t xml:space="preserve">A. </w:t>
+            </w:r>
+            <w:r>
+              <w:rPr>
+                <w:rFonts w:ascii="Times New Roman" w:hAnsi="Times New Roman"/>
+                <w:b w:val="0"/>
+                <w:i w:val="0"/>
+                <w:color w:val="000000"/>
+                <w:sz w:val="26"/>
+              </w:rPr>
+              <w:t>Phương án A</w:t>
+            </w:r>
+          </w:p>
+        </w:tc>
+        <w:tc>
+          <w:tcPr>
+            <w:tcW w:type="dxa" w:w="2409"/>
+            <w:vAlign w:val="center"/>
+            <w:tcBorders>
+              <w:top w:val="none"/>
+              <w:left w:val="none"/>
+              <w:bottom w:val="none"/>
+              <w:right w:val="none"/>
+            </w:tcBorders>
+            <w:tcMar>
+              <w:top w:w="10" w:type="dxa"/>
+              <w:bottom w:w="10" w:type="dxa"/>
+              <w:left w:w="80" w:type="dxa"/>
+              <w:right w:w="80" w:type="dxa"/>
+            </w:tcMar>
+          </w:tcPr>
+          <w:p>
+            <w:pPr>
+              <w:spacing w:before="0" w:after="0" w:line="240" w:lineRule="auto"/>
+            </w:pPr>
+            <w:r>
+              <w:rPr>
+                <w:rFonts w:ascii="Times New Roman" w:hAnsi="Times New Roman"/>
+                <w:b/>
+                <w:sz w:val="22"/>
+              </w:rPr>
+              <w:t xml:space="preserve">B. </w:t>
+            </w:r>
+            <w:r>
+              <w:rPr>
+                <w:rFonts w:ascii="Times New Roman" w:hAnsi="Times New Roman"/>
+                <w:b w:val="0"/>
+                <w:i w:val="0"/>
+                <w:color w:val="000000"/>
+                <w:sz w:val="26"/>
+              </w:rPr>
+              <w:t>Phương án B</w:t>
+            </w:r>
+          </w:p>
+        </w:tc>
+        <w:tc>
+          <w:tcPr>
+            <w:tcW w:type="dxa" w:w="2409"/>
+            <w:vAlign w:val="center"/>
+            <w:tcBorders>
+              <w:top w:val="none"/>
+              <w:left w:val="none"/>
+              <w:bottom w:val="none"/>
+              <w:right w:val="none"/>
+            </w:tcBorders>
+            <w:tcMar>
+              <w:top w:w="10" w:type="dxa"/>
+              <w:bottom w:w="10" w:type="dxa"/>
+              <w:left w:w="80" w:type="dxa"/>
+              <w:right w:w="80" w:type="dxa"/>
+            </w:tcMar>
+          </w:tcPr>
+          <w:p>
+            <w:pPr>
+              <w:spacing w:before="0" w:after="0" w:line="240" w:lineRule="auto"/>
+            </w:pPr>
+            <w:r>
+              <w:rPr>
+                <w:rFonts w:ascii="Times New Roman" w:hAnsi="Times New Roman"/>
+                <w:b/>
+                <w:sz w:val="22"/>
+              </w:rPr>
+              <w:t xml:space="preserve">C. </w:t>
+            </w:r>
+            <w:r>
+              <w:rPr>
+                <w:rFonts w:ascii="Times New Roman" w:hAnsi="Times New Roman"/>
+                <w:b w:val="0"/>
+                <w:i w:val="0"/>
+                <w:color w:val="000000"/>
+                <w:sz w:val="26"/>
+              </w:rPr>
+              <w:t>Phương án C</w:t>
+            </w:r>
+          </w:p>
+        </w:tc>
+        <w:tc>
+          <w:tcPr>
+            <w:tcW w:type="dxa" w:w="2409"/>
+            <w:vAlign w:val="center"/>
+            <w:tcBorders>
+              <w:top w:val="none"/>
+              <w:left w:val="none"/>
+              <w:bottom w:val="none"/>
+              <w:right w:val="none"/>
+            </w:tcBorders>
+            <w:tcMar>
+              <w:top w:w="10" w:type="dxa"/>
+              <w:bottom w:w="10" w:type="dxa"/>
+              <w:left w:w="80" w:type="dxa"/>
+              <w:right w:w="80" w:type="dxa"/>
+            </w:tcMar>
+          </w:tcPr>
+          <w:p>
+            <w:pPr>
+              <w:spacing w:before="0" w:after="0" w:line="240" w:lineRule="auto"/>
+            </w:pPr>
+            <w:r>
+              <w:rPr>
+                <w:rFonts w:ascii="Times New Roman" w:hAnsi="Times New Roman"/>
+                <w:b/>
+                <w:sz w:val="22"/>
+              </w:rPr>
+              <w:t xml:space="preserve">D. </w:t>
+            </w:r>
+            <w:r>
+              <w:rPr>
+                <w:rFonts w:ascii="Times New Roman" w:hAnsi="Times New Roman"/>
+                <w:b w:val="0"/>
+                <w:i w:val="0"/>
+                <w:color w:val="000000"/>
+                <w:sz w:val="26"/>
+              </w:rPr>
+              <w:t>Phương án D</w:t>
+            </w:r>
+          </w:p>
+        </w:tc>
+      </w:tr>
+    </w:tbl>
+    <w:p>
+      <w:pPr>
+        <w:keepNext/>
+        <w:keepLines/>
+        <w:jc w:val="both"/>
+      </w:pPr>
+      <w:r>
+        <w:rPr>
+          <w:rFonts w:ascii="Times New Roman" w:hAnsi="Times New Roman"/>
+          <w:b/>
+          <w:color w:val="000000"/>
+          <w:sz w:val="26"/>
+        </w:rPr>
+        <w:t xml:space="preserve">Câu 11. </w:t>
+      </w:r>
+      <w:r>
+        <w:rPr>
+          <w:rFonts w:ascii="Times New Roman" w:hAnsi="Times New Roman"/>
+          <w:b w:val="0"/>
+          <w:i w:val="0"/>
+          <w:color w:val="000000"/>
+          <w:sz w:val="26"/>
+        </w:rPr>
+        <w:t>Câu hỏi trắc nghiệm mẫu số 11?</w:t>
+      </w:r>
+    </w:p>
+    <w:tbl>
+      <w:tblPr>
+        <w:jc w:val="center"/>
+        <w:tblLayout w:type="fixed"/>
+        <w:tblLook w:firstColumn="1" w:firstRow="1" w:lastColumn="0" w:lastRow="0" w:noHBand="0" w:noVBand="1" w:val="04A0"/>
+        <w:tblW w:w="9639" w:type="dxa"/>
+      </w:tblPr>
+      <w:tblGrid>
+        <w:gridCol w:w="2409"/>
+        <w:gridCol w:w="2409"/>
+        <w:gridCol w:w="2409"/>
+        <w:gridCol w:w="2409"/>
+      </w:tblGrid>
+      <w:tr>
+        <w:tc>
+          <w:tcPr>
+            <w:tcW w:type="dxa" w:w="2409"/>
+            <w:vAlign w:val="center"/>
+            <w:tcBorders>
+              <w:top w:val="none"/>
+              <w:left w:val="none"/>
+              <w:bottom w:val="none"/>
+              <w:right w:val="none"/>
+            </w:tcBorders>
+            <w:tcMar>
+              <w:top w:w="10" w:type="dxa"/>
+              <w:bottom w:w="10" w:type="dxa"/>
+              <w:left w:w="80" w:type="dxa"/>
+              <w:right w:w="80" w:type="dxa"/>
+            </w:tcMar>
+          </w:tcPr>
+          <w:p>
+            <w:pPr>
+              <w:spacing w:before="0" w:after="0" w:line="240" w:lineRule="auto"/>
+            </w:pPr>
+            <w:r>
+              <w:rPr>
+                <w:rFonts w:ascii="Times New Roman" w:hAnsi="Times New Roman"/>
+                <w:b/>
+                <w:sz w:val="22"/>
+              </w:rPr>
+              <w:t xml:space="preserve">A. </w:t>
+            </w:r>
+            <w:r>
+              <w:rPr>
+                <w:rFonts w:ascii="Times New Roman" w:hAnsi="Times New Roman"/>
+                <w:b w:val="0"/>
+                <w:i w:val="0"/>
+                <w:color w:val="000000"/>
+                <w:sz w:val="26"/>
+              </w:rPr>
+              <w:t>Phương án A</w:t>
+            </w:r>
+          </w:p>
+        </w:tc>
+        <w:tc>
+          <w:tcPr>
+            <w:tcW w:type="dxa" w:w="2409"/>
+            <w:vAlign w:val="center"/>
+            <w:tcBorders>
+              <w:top w:val="none"/>
+              <w:left w:val="none"/>
+              <w:bottom w:val="none"/>
+              <w:right w:val="none"/>
+            </w:tcBorders>
+            <w:tcMar>
+              <w:top w:w="10" w:type="dxa"/>
+              <w:bottom w:w="10" w:type="dxa"/>
+              <w:left w:w="80" w:type="dxa"/>
+              <w:right w:w="80" w:type="dxa"/>
+            </w:tcMar>
+          </w:tcPr>
+          <w:p>
+            <w:pPr>
+              <w:spacing w:before="0" w:after="0" w:line="240" w:lineRule="auto"/>
+            </w:pPr>
+            <w:r>
+              <w:rPr>
+                <w:rFonts w:ascii="Times New Roman" w:hAnsi="Times New Roman"/>
+                <w:b/>
+                <w:sz w:val="22"/>
+              </w:rPr>
+              <w:t xml:space="preserve">B. </w:t>
+            </w:r>
+            <w:r>
+              <w:rPr>
+                <w:rFonts w:ascii="Times New Roman" w:hAnsi="Times New Roman"/>
+                <w:b w:val="0"/>
+                <w:i w:val="0"/>
+                <w:color w:val="000000"/>
+                <w:sz w:val="26"/>
+              </w:rPr>
+              <w:t>Phương án B</w:t>
+            </w:r>
+          </w:p>
+        </w:tc>
+        <w:tc>
+          <w:tcPr>
+            <w:tcW w:type="dxa" w:w="2409"/>
+            <w:vAlign w:val="center"/>
+            <w:tcBorders>
+              <w:top w:val="none"/>
+              <w:left w:val="none"/>
+              <w:bottom w:val="none"/>
+              <w:right w:val="none"/>
+            </w:tcBorders>
+            <w:tcMar>
+              <w:top w:w="10" w:type="dxa"/>
+              <w:bottom w:w="10" w:type="dxa"/>
+              <w:left w:w="80" w:type="dxa"/>
+              <w:right w:w="80" w:type="dxa"/>
+            </w:tcMar>
+          </w:tcPr>
+          <w:p>
+            <w:pPr>
+              <w:spacing w:before="0" w:after="0" w:line="240" w:lineRule="auto"/>
+            </w:pPr>
+            <w:r>
+              <w:rPr>
+                <w:rFonts w:ascii="Times New Roman" w:hAnsi="Times New Roman"/>
+                <w:b/>
+                <w:sz w:val="22"/>
+              </w:rPr>
+              <w:t xml:space="preserve">C. </w:t>
+            </w:r>
+            <w:r>
+              <w:rPr>
+                <w:rFonts w:ascii="Times New Roman" w:hAnsi="Times New Roman"/>
+                <w:b w:val="0"/>
+                <w:i w:val="0"/>
+                <w:color w:val="000000"/>
+                <w:sz w:val="26"/>
+              </w:rPr>
+              <w:t>Phương án C</w:t>
+            </w:r>
+          </w:p>
+        </w:tc>
+        <w:tc>
+          <w:tcPr>
+            <w:tcW w:type="dxa" w:w="2409"/>
+            <w:vAlign w:val="center"/>
+            <w:tcBorders>
+              <w:top w:val="none"/>
+              <w:left w:val="none"/>
+              <w:bottom w:val="none"/>
+              <w:right w:val="none"/>
+            </w:tcBorders>
+            <w:tcMar>
+              <w:top w:w="10" w:type="dxa"/>
+              <w:bottom w:w="10" w:type="dxa"/>
+              <w:left w:w="80" w:type="dxa"/>
+              <w:right w:w="80" w:type="dxa"/>
+            </w:tcMar>
+          </w:tcPr>
+          <w:p>
+            <w:pPr>
+              <w:spacing w:before="0" w:after="0" w:line="240" w:lineRule="auto"/>
+            </w:pPr>
+            <w:r>
+              <w:rPr>
+                <w:rFonts w:ascii="Times New Roman" w:hAnsi="Times New Roman"/>
+                <w:b/>
+                <w:sz w:val="22"/>
+              </w:rPr>
+              <w:t xml:space="preserve">D. </w:t>
+            </w:r>
+            <w:r>
+              <w:rPr>
+                <w:rFonts w:ascii="Times New Roman" w:hAnsi="Times New Roman"/>
+                <w:b w:val="0"/>
+                <w:i w:val="0"/>
+                <w:color w:val="000000"/>
+                <w:sz w:val="26"/>
+              </w:rPr>
+              <w:t>Phương án D</w:t>
+            </w:r>
+          </w:p>
+        </w:tc>
+      </w:tr>
+    </w:tbl>
+    <w:p>
+      <w:pPr>
+        <w:keepNext/>
+        <w:keepLines/>
+        <w:jc w:val="both"/>
+      </w:pPr>
+      <w:r>
+        <w:rPr>
+          <w:rFonts w:ascii="Times New Roman" w:hAnsi="Times New Roman"/>
+          <w:b/>
+          <w:color w:val="000000"/>
+          <w:sz w:val="26"/>
+        </w:rPr>
+        <w:t xml:space="preserve">Câu 12. </w:t>
+      </w:r>
+      <w:r>
+        <w:rPr>
+          <w:rFonts w:ascii="Times New Roman" w:hAnsi="Times New Roman"/>
+          <w:b w:val="0"/>
+          <w:i w:val="0"/>
+          <w:color w:val="000000"/>
+          <w:sz w:val="26"/>
+        </w:rPr>
+        <w:t>Câu hỏi trắc nghiệm mẫu số 12?</w:t>
+      </w:r>
+    </w:p>
+    <w:tbl>
+      <w:tblPr>
+        <w:jc w:val="center"/>
+        <w:tblLayout w:type="fixed"/>
+        <w:tblLook w:firstColumn="1" w:firstRow="1" w:lastColumn="0" w:lastRow="0" w:noHBand="0" w:noVBand="1" w:val="04A0"/>
+        <w:tblW w:w="9639" w:type="dxa"/>
+      </w:tblPr>
+      <w:tblGrid>
+        <w:gridCol w:w="2409"/>
+        <w:gridCol w:w="2409"/>
+        <w:gridCol w:w="2409"/>
+        <w:gridCol w:w="2409"/>
+      </w:tblGrid>
+      <w:tr>
+        <w:tc>
+          <w:tcPr>
+            <w:tcW w:type="dxa" w:w="2409"/>
+            <w:vAlign w:val="center"/>
+            <w:tcBorders>
+              <w:top w:val="none"/>
+              <w:left w:val="none"/>
+              <w:bottom w:val="none"/>
+              <w:right w:val="none"/>
+            </w:tcBorders>
+            <w:tcMar>
+              <w:top w:w="10" w:type="dxa"/>
+              <w:bottom w:w="10" w:type="dxa"/>
+              <w:left w:w="80" w:type="dxa"/>
+              <w:right w:w="80" w:type="dxa"/>
+            </w:tcMar>
+          </w:tcPr>
+          <w:p>
+            <w:pPr>
+              <w:spacing w:before="0" w:after="0" w:line="240" w:lineRule="auto"/>
+            </w:pPr>
+            <w:r>
+              <w:rPr>
+                <w:rFonts w:ascii="Times New Roman" w:hAnsi="Times New Roman"/>
+                <w:b/>
+                <w:sz w:val="22"/>
+              </w:rPr>
+              <w:t xml:space="preserve">A. </w:t>
+            </w:r>
+            <w:r>
+              <w:rPr>
+                <w:rFonts w:ascii="Times New Roman" w:hAnsi="Times New Roman"/>
+                <w:b w:val="0"/>
+                <w:i w:val="0"/>
+                <w:color w:val="000000"/>
+                <w:sz w:val="26"/>
+              </w:rPr>
+              <w:t>Phương án A</w:t>
+            </w:r>
+          </w:p>
+        </w:tc>
+        <w:tc>
+          <w:tcPr>
+            <w:tcW w:type="dxa" w:w="2409"/>
+            <w:vAlign w:val="center"/>
+            <w:tcBorders>
+              <w:top w:val="none"/>
+              <w:left w:val="none"/>
+              <w:bottom w:val="none"/>
+              <w:right w:val="none"/>
+            </w:tcBorders>
+            <w:tcMar>
+              <w:top w:w="10" w:type="dxa"/>
+              <w:bottom w:w="10" w:type="dxa"/>
+              <w:left w:w="80" w:type="dxa"/>
+              <w:right w:w="80" w:type="dxa"/>
+            </w:tcMar>
+          </w:tcPr>
+          <w:p>
+            <w:pPr>
+              <w:spacing w:before="0" w:after="0" w:line="240" w:lineRule="auto"/>
+            </w:pPr>
+            <w:r>
+              <w:rPr>
+                <w:rFonts w:ascii="Times New Roman" w:hAnsi="Times New Roman"/>
+                <w:b/>
+                <w:sz w:val="22"/>
+              </w:rPr>
+              <w:t xml:space="preserve">B. </w:t>
+            </w:r>
+            <w:r>
+              <w:rPr>
+                <w:rFonts w:ascii="Times New Roman" w:hAnsi="Times New Roman"/>
+                <w:b w:val="0"/>
+                <w:i w:val="0"/>
+                <w:color w:val="000000"/>
+                <w:sz w:val="26"/>
+              </w:rPr>
+              <w:t>Phương án B</w:t>
+            </w:r>
+          </w:p>
+        </w:tc>
+        <w:tc>
+          <w:tcPr>
+            <w:tcW w:type="dxa" w:w="2409"/>
+            <w:vAlign w:val="center"/>
+            <w:tcBorders>
+              <w:top w:val="none"/>
+              <w:left w:val="none"/>
+              <w:bottom w:val="none"/>
+              <w:right w:val="none"/>
+            </w:tcBorders>
+            <w:tcMar>
+              <w:top w:w="10" w:type="dxa"/>
+              <w:bottom w:w="10" w:type="dxa"/>
+              <w:left w:w="80" w:type="dxa"/>
+              <w:right w:w="80" w:type="dxa"/>
+            </w:tcMar>
+          </w:tcPr>
+          <w:p>
+            <w:pPr>
+              <w:spacing w:before="0" w:after="0" w:line="240" w:lineRule="auto"/>
+            </w:pPr>
+            <w:r>
+              <w:rPr>
+                <w:rFonts w:ascii="Times New Roman" w:hAnsi="Times New Roman"/>
+                <w:b/>
+                <w:sz w:val="22"/>
+              </w:rPr>
+              <w:t xml:space="preserve">C. </w:t>
+            </w:r>
+            <w:r>
+              <w:rPr>
+                <w:rFonts w:ascii="Times New Roman" w:hAnsi="Times New Roman"/>
+                <w:b w:val="0"/>
+                <w:i w:val="0"/>
+                <w:color w:val="000000"/>
+                <w:sz w:val="26"/>
+              </w:rPr>
+              <w:t>Phương án C</w:t>
+            </w:r>
+          </w:p>
+        </w:tc>
+        <w:tc>
+          <w:tcPr>
+            <w:tcW w:type="dxa" w:w="2409"/>
+            <w:vAlign w:val="center"/>
+            <w:tcBorders>
+              <w:top w:val="none"/>
+              <w:left w:val="none"/>
+              <w:bottom w:val="none"/>
+              <w:right w:val="none"/>
+            </w:tcBorders>
+            <w:tcMar>
+              <w:top w:w="10" w:type="dxa"/>
+              <w:bottom w:w="10" w:type="dxa"/>
+              <w:left w:w="80" w:type="dxa"/>
+              <w:right w:w="80" w:type="dxa"/>
+            </w:tcMar>
+          </w:tcPr>
+          <w:p>
+            <w:pPr>
+              <w:spacing w:before="0" w:after="0" w:line="240" w:lineRule="auto"/>
+            </w:pPr>
+            <w:r>
+              <w:rPr>
+                <w:rFonts w:ascii="Times New Roman" w:hAnsi="Times New Roman"/>
+                <w:b/>
+                <w:sz w:val="22"/>
+              </w:rPr>
+              <w:t xml:space="preserve">D. </w:t>
+            </w:r>
+            <w:r>
+              <w:rPr>
+                <w:rFonts w:ascii="Times New Roman" w:hAnsi="Times New Roman"/>
+                <w:b w:val="0"/>
+                <w:i w:val="0"/>
+                <w:color w:val="000000"/>
+                <w:sz w:val="26"/>
+              </w:rPr>
+              <w:t>Phương án D</w:t>
+            </w:r>
+          </w:p>
+        </w:tc>
+      </w:tr>
+    </w:tbl>
+    <w:p>
+      <w:pPr>
+        <w:keepNext/>
+        <w:keepLines/>
+        <w:jc w:val="both"/>
+      </w:pPr>
+      <w:r>
+        <w:rPr>
+          <w:rFonts w:ascii="Times New Roman" w:hAnsi="Times New Roman"/>
+          <w:b/>
+          <w:color w:val="000000"/>
+          <w:sz w:val="26"/>
+        </w:rPr>
+        <w:t xml:space="preserve">Câu 13. </w:t>
+      </w:r>
+      <w:r>
+        <w:rPr>
+          <w:rFonts w:ascii="Times New Roman" w:hAnsi="Times New Roman"/>
+          <w:b w:val="0"/>
+          <w:i w:val="0"/>
+          <w:color w:val="000000"/>
+          <w:sz w:val="26"/>
+        </w:rPr>
+        <w:t>Câu hỏi trắc nghiệm mẫu số 13?</w:t>
+      </w:r>
+    </w:p>
+    <w:tbl>
+      <w:tblPr>
+        <w:jc w:val="center"/>
+        <w:tblLayout w:type="fixed"/>
+        <w:tblLook w:firstColumn="1" w:firstRow="1" w:lastColumn="0" w:lastRow="0" w:noHBand="0" w:noVBand="1" w:val="04A0"/>
+        <w:tblW w:w="9639" w:type="dxa"/>
+      </w:tblPr>
+      <w:tblGrid>
+        <w:gridCol w:w="2409"/>
+        <w:gridCol w:w="2409"/>
+        <w:gridCol w:w="2409"/>
+        <w:gridCol w:w="2409"/>
+      </w:tblGrid>
+      <w:tr>
+        <w:tc>
+          <w:tcPr>
+            <w:tcW w:type="dxa" w:w="2409"/>
+            <w:vAlign w:val="center"/>
+            <w:tcBorders>
+              <w:top w:val="none"/>
+              <w:left w:val="none"/>
+              <w:bottom w:val="none"/>
+              <w:right w:val="none"/>
+            </w:tcBorders>
+            <w:tcMar>
+              <w:top w:w="10" w:type="dxa"/>
+              <w:bottom w:w="10" w:type="dxa"/>
+              <w:left w:w="80" w:type="dxa"/>
+              <w:right w:w="80" w:type="dxa"/>
+            </w:tcMar>
+          </w:tcPr>
+          <w:p>
+            <w:pPr>
+              <w:spacing w:before="0" w:after="0" w:line="240" w:lineRule="auto"/>
+            </w:pPr>
+            <w:r>
+              <w:rPr>
+                <w:rFonts w:ascii="Times New Roman" w:hAnsi="Times New Roman"/>
+                <w:b/>
+                <w:sz w:val="22"/>
+              </w:rPr>
+              <w:t xml:space="preserve">A. </w:t>
+            </w:r>
+            <w:r>
+              <w:rPr>
+                <w:rFonts w:ascii="Times New Roman" w:hAnsi="Times New Roman"/>
+                <w:b w:val="0"/>
+                <w:i w:val="0"/>
+                <w:color w:val="000000"/>
+                <w:sz w:val="26"/>
+              </w:rPr>
+              <w:t>Phương án A</w:t>
+            </w:r>
+          </w:p>
+        </w:tc>
+        <w:tc>
+          <w:tcPr>
+            <w:tcW w:type="dxa" w:w="2409"/>
+            <w:vAlign w:val="center"/>
+            <w:tcBorders>
+              <w:top w:val="none"/>
+              <w:left w:val="none"/>
+              <w:bottom w:val="none"/>
+              <w:right w:val="none"/>
+            </w:tcBorders>
+            <w:tcMar>
+              <w:top w:w="10" w:type="dxa"/>
+              <w:bottom w:w="10" w:type="dxa"/>
+              <w:left w:w="80" w:type="dxa"/>
+              <w:right w:w="80" w:type="dxa"/>
+            </w:tcMar>
+          </w:tcPr>
+          <w:p>
+            <w:pPr>
+              <w:spacing w:before="0" w:after="0" w:line="240" w:lineRule="auto"/>
+            </w:pPr>
+            <w:r>
+              <w:rPr>
+                <w:rFonts w:ascii="Times New Roman" w:hAnsi="Times New Roman"/>
+                <w:b/>
+                <w:sz w:val="22"/>
+              </w:rPr>
+              <w:t xml:space="preserve">B. </w:t>
+            </w:r>
+            <w:r>
+              <w:rPr>
+                <w:rFonts w:ascii="Times New Roman" w:hAnsi="Times New Roman"/>
+                <w:b w:val="0"/>
+                <w:i w:val="0"/>
+                <w:color w:val="000000"/>
+                <w:sz w:val="26"/>
+              </w:rPr>
+              <w:t>Phương án B</w:t>
+            </w:r>
+          </w:p>
+        </w:tc>
+        <w:tc>
+          <w:tcPr>
+            <w:tcW w:type="dxa" w:w="2409"/>
+            <w:vAlign w:val="center"/>
+            <w:tcBorders>
+              <w:top w:val="none"/>
+              <w:left w:val="none"/>
+              <w:bottom w:val="none"/>
+              <w:right w:val="none"/>
+            </w:tcBorders>
+            <w:tcMar>
+              <w:top w:w="10" w:type="dxa"/>
+              <w:bottom w:w="10" w:type="dxa"/>
+              <w:left w:w="80" w:type="dxa"/>
+              <w:right w:w="80" w:type="dxa"/>
+            </w:tcMar>
+          </w:tcPr>
+          <w:p>
+            <w:pPr>
+              <w:spacing w:before="0" w:after="0" w:line="240" w:lineRule="auto"/>
+            </w:pPr>
+            <w:r>
+              <w:rPr>
+                <w:rFonts w:ascii="Times New Roman" w:hAnsi="Times New Roman"/>
+                <w:b/>
+                <w:sz w:val="22"/>
+              </w:rPr>
+              <w:t xml:space="preserve">C. </w:t>
+            </w:r>
+            <w:r>
+              <w:rPr>
+                <w:rFonts w:ascii="Times New Roman" w:hAnsi="Times New Roman"/>
+                <w:b w:val="0"/>
+                <w:i w:val="0"/>
+                <w:color w:val="000000"/>
+                <w:sz w:val="26"/>
+              </w:rPr>
+              <w:t>Phương án C</w:t>
+            </w:r>
+          </w:p>
+        </w:tc>
+        <w:tc>
+          <w:tcPr>
+            <w:tcW w:type="dxa" w:w="2409"/>
+            <w:vAlign w:val="center"/>
+            <w:tcBorders>
+              <w:top w:val="none"/>
+              <w:left w:val="none"/>
+              <w:bottom w:val="none"/>
+              <w:right w:val="none"/>
+            </w:tcBorders>
+            <w:tcMar>
+              <w:top w:w="10" w:type="dxa"/>
+              <w:bottom w:w="10" w:type="dxa"/>
+              <w:left w:w="80" w:type="dxa"/>
+              <w:right w:w="80" w:type="dxa"/>
+            </w:tcMar>
+          </w:tcPr>
+          <w:p>
+            <w:pPr>
+              <w:spacing w:before="0" w:after="0" w:line="240" w:lineRule="auto"/>
+            </w:pPr>
+            <w:r>
+              <w:rPr>
+                <w:rFonts w:ascii="Times New Roman" w:hAnsi="Times New Roman"/>
+                <w:b/>
+                <w:sz w:val="22"/>
+              </w:rPr>
+              <w:t xml:space="preserve">D. </w:t>
+            </w:r>
+            <w:r>
+              <w:rPr>
+                <w:rFonts w:ascii="Times New Roman" w:hAnsi="Times New Roman"/>
+                <w:b w:val="0"/>
+                <w:i w:val="0"/>
+                <w:color w:val="000000"/>
+                <w:sz w:val="26"/>
+              </w:rPr>
+              <w:t>Phương án D</w:t>
+            </w:r>
+          </w:p>
+        </w:tc>
+      </w:tr>
+    </w:tbl>
+    <w:p>
+      <w:pPr>
+        <w:keepNext/>
+        <w:keepLines/>
+        <w:jc w:val="both"/>
+      </w:pPr>
+      <w:r>
+        <w:rPr>
+          <w:rFonts w:ascii="Times New Roman" w:hAnsi="Times New Roman"/>
+          <w:b/>
+          <w:color w:val="000000"/>
+          <w:sz w:val="26"/>
+        </w:rPr>
+        <w:t xml:space="preserve">Câu 14. </w:t>
+      </w:r>
+      <w:r>
+        <w:rPr>
+          <w:rFonts w:ascii="Times New Roman" w:hAnsi="Times New Roman"/>
+          <w:b w:val="0"/>
+          <w:i w:val="0"/>
+          <w:color w:val="000000"/>
+          <w:sz w:val="26"/>
+        </w:rPr>
+        <w:t>Câu hỏi trắc nghiệm mẫu số 14?</w:t>
+      </w:r>
+    </w:p>
+    <w:tbl>
+      <w:tblPr>
+        <w:jc w:val="center"/>
+        <w:tblLayout w:type="fixed"/>
+        <w:tblLook w:firstColumn="1" w:firstRow="1" w:lastColumn="0" w:lastRow="0" w:noHBand="0" w:noVBand="1" w:val="04A0"/>
+        <w:tblW w:w="9639" w:type="dxa"/>
+      </w:tblPr>
+      <w:tblGrid>
+        <w:gridCol w:w="2409"/>
+        <w:gridCol w:w="2409"/>
+        <w:gridCol w:w="2409"/>
+        <w:gridCol w:w="2409"/>
+      </w:tblGrid>
+      <w:tr>
+        <w:tc>
+          <w:tcPr>
+            <w:tcW w:type="dxa" w:w="2409"/>
+            <w:vAlign w:val="center"/>
+            <w:tcBorders>
+              <w:top w:val="none"/>
+              <w:left w:val="none"/>
+              <w:bottom w:val="none"/>
+              <w:right w:val="none"/>
+            </w:tcBorders>
+            <w:tcMar>
+              <w:top w:w="10" w:type="dxa"/>
+              <w:bottom w:w="10" w:type="dxa"/>
+              <w:left w:w="80" w:type="dxa"/>
+              <w:right w:w="80" w:type="dxa"/>
+            </w:tcMar>
+          </w:tcPr>
+          <w:p>
+            <w:pPr>
+              <w:spacing w:before="0" w:after="0" w:line="240" w:lineRule="auto"/>
+            </w:pPr>
+            <w:r>
+              <w:rPr>
+                <w:rFonts w:ascii="Times New Roman" w:hAnsi="Times New Roman"/>
+                <w:b/>
+                <w:sz w:val="22"/>
+              </w:rPr>
+              <w:t xml:space="preserve">A. </w:t>
+            </w:r>
+            <w:r>
+              <w:rPr>
+                <w:rFonts w:ascii="Times New Roman" w:hAnsi="Times New Roman"/>
+                <w:b w:val="0"/>
+                <w:i w:val="0"/>
+                <w:color w:val="000000"/>
+                <w:sz w:val="26"/>
+              </w:rPr>
+              <w:t>Phương án A</w:t>
+            </w:r>
+          </w:p>
+        </w:tc>
+        <w:tc>
+          <w:tcPr>
+            <w:tcW w:type="dxa" w:w="2409"/>
+            <w:vAlign w:val="center"/>
+            <w:tcBorders>
+              <w:top w:val="none"/>
+              <w:left w:val="none"/>
+              <w:bottom w:val="none"/>
+              <w:right w:val="none"/>
+            </w:tcBorders>
+            <w:tcMar>
+              <w:top w:w="10" w:type="dxa"/>
+              <w:bottom w:w="10" w:type="dxa"/>
+              <w:left w:w="80" w:type="dxa"/>
+              <w:right w:w="80" w:type="dxa"/>
+            </w:tcMar>
+          </w:tcPr>
+          <w:p>
+            <w:pPr>
+              <w:spacing w:before="0" w:after="0" w:line="240" w:lineRule="auto"/>
+            </w:pPr>
+            <w:r>
+              <w:rPr>
+                <w:rFonts w:ascii="Times New Roman" w:hAnsi="Times New Roman"/>
+                <w:b/>
+                <w:sz w:val="22"/>
+              </w:rPr>
+              <w:t xml:space="preserve">B. </w:t>
+            </w:r>
+            <w:r>
+              <w:rPr>
+                <w:rFonts w:ascii="Times New Roman" w:hAnsi="Times New Roman"/>
+                <w:b w:val="0"/>
+                <w:i w:val="0"/>
+                <w:color w:val="000000"/>
+                <w:sz w:val="26"/>
+              </w:rPr>
+              <w:t>Phương án B</w:t>
+            </w:r>
+          </w:p>
+        </w:tc>
+        <w:tc>
+          <w:tcPr>
+            <w:tcW w:type="dxa" w:w="2409"/>
+            <w:vAlign w:val="center"/>
+            <w:tcBorders>
+              <w:top w:val="none"/>
+              <w:left w:val="none"/>
+              <w:bottom w:val="none"/>
+              <w:right w:val="none"/>
+            </w:tcBorders>
+            <w:tcMar>
+              <w:top w:w="10" w:type="dxa"/>
+              <w:bottom w:w="10" w:type="dxa"/>
+              <w:left w:w="80" w:type="dxa"/>
+              <w:right w:w="80" w:type="dxa"/>
+            </w:tcMar>
+          </w:tcPr>
+          <w:p>
+            <w:pPr>
+              <w:spacing w:before="0" w:after="0" w:line="240" w:lineRule="auto"/>
+            </w:pPr>
+            <w:r>
+              <w:rPr>
+                <w:rFonts w:ascii="Times New Roman" w:hAnsi="Times New Roman"/>
+                <w:b/>
+                <w:sz w:val="22"/>
+              </w:rPr>
+              <w:t xml:space="preserve">C. </w:t>
+            </w:r>
+            <w:r>
+              <w:rPr>
+                <w:rFonts w:ascii="Times New Roman" w:hAnsi="Times New Roman"/>
+                <w:b w:val="0"/>
+                <w:i w:val="0"/>
+                <w:color w:val="000000"/>
+                <w:sz w:val="26"/>
+              </w:rPr>
+              <w:t>Phương án C</w:t>
+            </w:r>
+          </w:p>
+        </w:tc>
+        <w:tc>
+          <w:tcPr>
+            <w:tcW w:type="dxa" w:w="2409"/>
+            <w:vAlign w:val="center"/>
+            <w:tcBorders>
+              <w:top w:val="none"/>
+              <w:left w:val="none"/>
+              <w:bottom w:val="none"/>
+              <w:right w:val="none"/>
+            </w:tcBorders>
+            <w:tcMar>
+              <w:top w:w="10" w:type="dxa"/>
+              <w:bottom w:w="10" w:type="dxa"/>
+              <w:left w:w="80" w:type="dxa"/>
+              <w:right w:w="80" w:type="dxa"/>
+            </w:tcMar>
+          </w:tcPr>
+          <w:p>
+            <w:pPr>
+              <w:spacing w:before="0" w:after="0" w:line="240" w:lineRule="auto"/>
+            </w:pPr>
+            <w:r>
+              <w:rPr>
+                <w:rFonts w:ascii="Times New Roman" w:hAnsi="Times New Roman"/>
+                <w:b/>
+                <w:sz w:val="22"/>
+              </w:rPr>
+              <w:t xml:space="preserve">D. </w:t>
+            </w:r>
+            <w:r>
+              <w:rPr>
+                <w:rFonts w:ascii="Times New Roman" w:hAnsi="Times New Roman"/>
+                <w:b w:val="0"/>
+                <w:i w:val="0"/>
+                <w:color w:val="000000"/>
+                <w:sz w:val="26"/>
+              </w:rPr>
+              <w:t>Phương án D</w:t>
+            </w:r>
+          </w:p>
+        </w:tc>
+      </w:tr>
+    </w:tbl>
+    <w:p>
+      <w:pPr>
+        <w:keepNext/>
+        <w:keepLines/>
+        <w:jc w:val="both"/>
+      </w:pPr>
+      <w:r>
+        <w:rPr>
+          <w:rFonts w:ascii="Times New Roman" w:hAnsi="Times New Roman"/>
+          <w:b/>
+          <w:color w:val="000000"/>
+          <w:sz w:val="26"/>
+        </w:rPr>
+        <w:t xml:space="preserve">Câu 15. </w:t>
+      </w:r>
+      <w:r>
+        <w:rPr>
+          <w:rFonts w:ascii="Times New Roman" w:hAnsi="Times New Roman"/>
+          <w:b w:val="0"/>
+          <w:i w:val="0"/>
+          <w:color w:val="000000"/>
+          <w:sz w:val="26"/>
+        </w:rPr>
+        <w:t>Câu hỏi trắc nghiệm mẫu số 15?</w:t>
+      </w:r>
+    </w:p>
+    <w:tbl>
+      <w:tblPr>
+        <w:jc w:val="center"/>
+        <w:tblLayout w:type="fixed"/>
+        <w:tblLook w:firstColumn="1" w:firstRow="1" w:lastColumn="0" w:lastRow="0" w:noHBand="0" w:noVBand="1" w:val="04A0"/>
+        <w:tblW w:w="9639" w:type="dxa"/>
+      </w:tblPr>
+      <w:tblGrid>
+        <w:gridCol w:w="2409"/>
+        <w:gridCol w:w="2409"/>
+        <w:gridCol w:w="2409"/>
+        <w:gridCol w:w="2409"/>
+      </w:tblGrid>
+      <w:tr>
+        <w:tc>
+          <w:tcPr>
+            <w:tcW w:type="dxa" w:w="2409"/>
+            <w:vAlign w:val="center"/>
+            <w:tcBorders>
+              <w:top w:val="none"/>
+              <w:left w:val="none"/>
+              <w:bottom w:val="none"/>
+              <w:right w:val="none"/>
+            </w:tcBorders>
+            <w:tcMar>
+              <w:top w:w="10" w:type="dxa"/>
+              <w:bottom w:w="10" w:type="dxa"/>
+              <w:left w:w="80" w:type="dxa"/>
+              <w:right w:w="80" w:type="dxa"/>
+            </w:tcMar>
+          </w:tcPr>
+          <w:p>
+            <w:pPr>
+              <w:spacing w:before="0" w:after="0" w:line="240" w:lineRule="auto"/>
+            </w:pPr>
+            <w:r>
+              <w:rPr>
+                <w:rFonts w:ascii="Times New Roman" w:hAnsi="Times New Roman"/>
+                <w:b/>
+                <w:sz w:val="22"/>
+              </w:rPr>
+              <w:t xml:space="preserve">A. </w:t>
+            </w:r>
+            <w:r>
+              <w:rPr>
+                <w:rFonts w:ascii="Times New Roman" w:hAnsi="Times New Roman"/>
+                <w:b w:val="0"/>
+                <w:i w:val="0"/>
+                <w:color w:val="000000"/>
+                <w:sz w:val="26"/>
+              </w:rPr>
+              <w:t>Phương án A</w:t>
+            </w:r>
+          </w:p>
+        </w:tc>
+        <w:tc>
+          <w:tcPr>
+            <w:tcW w:type="dxa" w:w="2409"/>
+            <w:vAlign w:val="center"/>
+            <w:tcBorders>
+              <w:top w:val="none"/>
+              <w:left w:val="none"/>
+              <w:bottom w:val="none"/>
+              <w:right w:val="none"/>
+            </w:tcBorders>
+            <w:tcMar>
+              <w:top w:w="10" w:type="dxa"/>
+              <w:bottom w:w="10" w:type="dxa"/>
+              <w:left w:w="80" w:type="dxa"/>
+              <w:right w:w="80" w:type="dxa"/>
+            </w:tcMar>
+          </w:tcPr>
+          <w:p>
+            <w:pPr>
+              <w:spacing w:before="0" w:after="0" w:line="240" w:lineRule="auto"/>
+            </w:pPr>
+            <w:r>
+              <w:rPr>
+                <w:rFonts w:ascii="Times New Roman" w:hAnsi="Times New Roman"/>
+                <w:b/>
+                <w:sz w:val="22"/>
+              </w:rPr>
+              <w:t xml:space="preserve">B. </w:t>
+            </w:r>
+            <w:r>
+              <w:rPr>
+                <w:rFonts w:ascii="Times New Roman" w:hAnsi="Times New Roman"/>
+                <w:b w:val="0"/>
+                <w:i w:val="0"/>
+                <w:color w:val="000000"/>
+                <w:sz w:val="26"/>
+              </w:rPr>
+              <w:t>Phương án B</w:t>
+            </w:r>
+          </w:p>
+        </w:tc>
+        <w:tc>
+          <w:tcPr>
+            <w:tcW w:type="dxa" w:w="2409"/>
+            <w:vAlign w:val="center"/>
+            <w:tcBorders>
+              <w:top w:val="none"/>
+              <w:left w:val="none"/>
+              <w:bottom w:val="none"/>
+              <w:right w:val="none"/>
+            </w:tcBorders>
+            <w:tcMar>
+              <w:top w:w="10" w:type="dxa"/>
+              <w:bottom w:w="10" w:type="dxa"/>
+              <w:left w:w="80" w:type="dxa"/>
+              <w:right w:w="80" w:type="dxa"/>
+            </w:tcMar>
+          </w:tcPr>
+          <w:p>
+            <w:pPr>
+              <w:spacing w:before="0" w:after="0" w:line="240" w:lineRule="auto"/>
+            </w:pPr>
+            <w:r>
+              <w:rPr>
+                <w:rFonts w:ascii="Times New Roman" w:hAnsi="Times New Roman"/>
+                <w:b/>
+                <w:sz w:val="22"/>
+              </w:rPr>
+              <w:t xml:space="preserve">C. </w:t>
+            </w:r>
+            <w:r>
+              <w:rPr>
+                <w:rFonts w:ascii="Times New Roman" w:hAnsi="Times New Roman"/>
+                <w:b w:val="0"/>
+                <w:i w:val="0"/>
+                <w:color w:val="000000"/>
+                <w:sz w:val="26"/>
+              </w:rPr>
+              <w:t>Phương án C</w:t>
+            </w:r>
+          </w:p>
+        </w:tc>
+        <w:tc>
+          <w:tcPr>
+            <w:tcW w:type="dxa" w:w="2409"/>
+            <w:vAlign w:val="center"/>
+            <w:tcBorders>
+              <w:top w:val="none"/>
+              <w:left w:val="none"/>
+              <w:bottom w:val="none"/>
+              <w:right w:val="none"/>
+            </w:tcBorders>
+            <w:tcMar>
+              <w:top w:w="10" w:type="dxa"/>
+              <w:bottom w:w="10" w:type="dxa"/>
+              <w:left w:w="80" w:type="dxa"/>
+              <w:right w:w="80" w:type="dxa"/>
+            </w:tcMar>
+          </w:tcPr>
+          <w:p>
+            <w:pPr>
+              <w:spacing w:before="0" w:after="0" w:line="240" w:lineRule="auto"/>
+            </w:pPr>
+            <w:r>
+              <w:rPr>
+                <w:rFonts w:ascii="Times New Roman" w:hAnsi="Times New Roman"/>
+                <w:b/>
+                <w:sz w:val="22"/>
+              </w:rPr>
+              <w:t xml:space="preserve">D. </w:t>
+            </w:r>
+            <w:r>
+              <w:rPr>
+                <w:rFonts w:ascii="Times New Roman" w:hAnsi="Times New Roman"/>
+                <w:b w:val="0"/>
+                <w:i w:val="0"/>
+                <w:color w:val="000000"/>
+                <w:sz w:val="26"/>
+              </w:rPr>
+              <w:t>Phương án D</w:t>
+            </w:r>
+          </w:p>
+        </w:tc>
+      </w:tr>
+    </w:tbl>
+    <w:p>
+      <w:pPr>
+        <w:keepNext/>
+        <w:keepLines/>
+        <w:jc w:val="both"/>
+      </w:pPr>
+      <w:r>
+        <w:rPr>
+          <w:rFonts w:ascii="Times New Roman" w:hAnsi="Times New Roman"/>
+          <w:b/>
+          <w:color w:val="000000"/>
+          <w:sz w:val="26"/>
+        </w:rPr>
+        <w:t xml:space="preserve">Câu 16. </w:t>
+      </w:r>
+      <w:r>
+        <w:rPr>
+          <w:rFonts w:ascii="Times New Roman" w:hAnsi="Times New Roman"/>
+          <w:b w:val="0"/>
+          <w:i w:val="0"/>
+          <w:color w:val="000000"/>
+          <w:sz w:val="26"/>
+        </w:rPr>
+        <w:t>Câu hỏi trắc nghiệm mẫu số 16?</w:t>
+      </w:r>
+    </w:p>
+    <w:tbl>
+      <w:tblPr>
+        <w:jc w:val="center"/>
+        <w:tblLayout w:type="fixed"/>
+        <w:tblLook w:firstColumn="1" w:firstRow="1" w:lastColumn="0" w:lastRow="0" w:noHBand="0" w:noVBand="1" w:val="04A0"/>
+        <w:tblW w:w="9639" w:type="dxa"/>
+      </w:tblPr>
+      <w:tblGrid>
+        <w:gridCol w:w="2409"/>
+        <w:gridCol w:w="2409"/>
+        <w:gridCol w:w="2409"/>
+        <w:gridCol w:w="2409"/>
+      </w:tblGrid>
+      <w:tr>
+        <w:tc>
+          <w:tcPr>
+            <w:tcW w:type="dxa" w:w="2409"/>
+            <w:vAlign w:val="center"/>
+            <w:tcBorders>
+              <w:top w:val="none"/>
+              <w:left w:val="none"/>
+              <w:bottom w:val="none"/>
+              <w:right w:val="none"/>
+            </w:tcBorders>
+            <w:tcMar>
+              <w:top w:w="10" w:type="dxa"/>
+              <w:bottom w:w="10" w:type="dxa"/>
+              <w:left w:w="80" w:type="dxa"/>
+              <w:right w:w="80" w:type="dxa"/>
+            </w:tcMar>
+          </w:tcPr>
+          <w:p>
+            <w:pPr>
+              <w:spacing w:before="0" w:after="0" w:line="240" w:lineRule="auto"/>
+            </w:pPr>
+            <w:r>
+              <w:rPr>
+                <w:rFonts w:ascii="Times New Roman" w:hAnsi="Times New Roman"/>
+                <w:b/>
+                <w:sz w:val="22"/>
+              </w:rPr>
+              <w:t xml:space="preserve">A. </w:t>
+            </w:r>
+            <w:r>
+              <w:rPr>
+                <w:rFonts w:ascii="Times New Roman" w:hAnsi="Times New Roman"/>
+                <w:b w:val="0"/>
+                <w:i w:val="0"/>
+                <w:color w:val="000000"/>
+                <w:sz w:val="26"/>
+              </w:rPr>
+              <w:t>Phương án A</w:t>
+            </w:r>
+          </w:p>
+        </w:tc>
+        <w:tc>
+          <w:tcPr>
+            <w:tcW w:type="dxa" w:w="2409"/>
+            <w:vAlign w:val="center"/>
+            <w:tcBorders>
+              <w:top w:val="none"/>
+              <w:left w:val="none"/>
+              <w:bottom w:val="none"/>
+              <w:right w:val="none"/>
+            </w:tcBorders>
+            <w:tcMar>
+              <w:top w:w="10" w:type="dxa"/>
+              <w:bottom w:w="10" w:type="dxa"/>
+              <w:left w:w="80" w:type="dxa"/>
+              <w:right w:w="80" w:type="dxa"/>
+            </w:tcMar>
+          </w:tcPr>
+          <w:p>
+            <w:pPr>
+              <w:spacing w:before="0" w:after="0" w:line="240" w:lineRule="auto"/>
+            </w:pPr>
+            <w:r>
+              <w:rPr>
+                <w:rFonts w:ascii="Times New Roman" w:hAnsi="Times New Roman"/>
+                <w:b/>
+                <w:sz w:val="22"/>
+              </w:rPr>
+              <w:t xml:space="preserve">B. </w:t>
+            </w:r>
+            <w:r>
+              <w:rPr>
+                <w:rFonts w:ascii="Times New Roman" w:hAnsi="Times New Roman"/>
+                <w:b w:val="0"/>
+                <w:i w:val="0"/>
+                <w:color w:val="000000"/>
+                <w:sz w:val="26"/>
+              </w:rPr>
+              <w:t>Phương án B</w:t>
+            </w:r>
+          </w:p>
+        </w:tc>
+        <w:tc>
+          <w:tcPr>
+            <w:tcW w:type="dxa" w:w="2409"/>
+            <w:vAlign w:val="center"/>
+            <w:tcBorders>
+              <w:top w:val="none"/>
+              <w:left w:val="none"/>
+              <w:bottom w:val="none"/>
+              <w:right w:val="none"/>
+            </w:tcBorders>
+            <w:tcMar>
+              <w:top w:w="10" w:type="dxa"/>
+              <w:bottom w:w="10" w:type="dxa"/>
+              <w:left w:w="80" w:type="dxa"/>
+              <w:right w:w="80" w:type="dxa"/>
+            </w:tcMar>
+          </w:tcPr>
+          <w:p>
+            <w:pPr>
+              <w:spacing w:before="0" w:after="0" w:line="240" w:lineRule="auto"/>
+            </w:pPr>
+            <w:r>
+              <w:rPr>
+                <w:rFonts w:ascii="Times New Roman" w:hAnsi="Times New Roman"/>
+                <w:b/>
+                <w:sz w:val="22"/>
+              </w:rPr>
+              <w:t xml:space="preserve">C. </w:t>
+            </w:r>
+            <w:r>
+              <w:rPr>
+                <w:rFonts w:ascii="Times New Roman" w:hAnsi="Times New Roman"/>
+                <w:b w:val="0"/>
+                <w:i w:val="0"/>
+                <w:color w:val="000000"/>
+                <w:sz w:val="26"/>
+              </w:rPr>
+              <w:t>Phương án C</w:t>
+            </w:r>
+          </w:p>
+        </w:tc>
+        <w:tc>
+          <w:tcPr>
+            <w:tcW w:type="dxa" w:w="2409"/>
+            <w:vAlign w:val="center"/>
+            <w:tcBorders>
+              <w:top w:val="none"/>
+              <w:left w:val="none"/>
+              <w:bottom w:val="none"/>
+              <w:right w:val="none"/>
+            </w:tcBorders>
+            <w:tcMar>
+              <w:top w:w="10" w:type="dxa"/>
+              <w:bottom w:w="10" w:type="dxa"/>
+              <w:left w:w="80" w:type="dxa"/>
+              <w:right w:w="80" w:type="dxa"/>
+            </w:tcMar>
+          </w:tcPr>
+          <w:p>
+            <w:pPr>
+              <w:spacing w:before="0" w:after="0" w:line="240" w:lineRule="auto"/>
+            </w:pPr>
+            <w:r>
+              <w:rPr>
+                <w:rFonts w:ascii="Times New Roman" w:hAnsi="Times New Roman"/>
+                <w:b/>
+                <w:sz w:val="22"/>
+              </w:rPr>
+              <w:t xml:space="preserve">D. </w:t>
+            </w:r>
+            <w:r>
+              <w:rPr>
+                <w:rFonts w:ascii="Times New Roman" w:hAnsi="Times New Roman"/>
+                <w:b w:val="0"/>
+                <w:i w:val="0"/>
+                <w:color w:val="000000"/>
+                <w:sz w:val="26"/>
+              </w:rPr>
+              <w:t>Phương án D</w:t>
+            </w:r>
+          </w:p>
+        </w:tc>
+      </w:tr>
+    </w:tbl>
+    <w:p>
+      <w:pPr>
+        <w:keepNext/>
+        <w:keepLines/>
+        <w:jc w:val="both"/>
+      </w:pPr>
+      <w:r>
+        <w:rPr>
+          <w:rFonts w:ascii="Times New Roman" w:hAnsi="Times New Roman"/>
+          <w:b/>
+          <w:color w:val="000000"/>
+          <w:sz w:val="26"/>
+        </w:rPr>
+        <w:t xml:space="preserve">Câu 17. </w:t>
+      </w:r>
+      <w:r>
+        <w:rPr>
+          <w:rFonts w:ascii="Times New Roman" w:hAnsi="Times New Roman"/>
+          <w:b w:val="0"/>
+          <w:i w:val="0"/>
+          <w:color w:val="000000"/>
+          <w:sz w:val="26"/>
+        </w:rPr>
+        <w:t>Câu hỏi trắc nghiệm mẫu số 17?</w:t>
+      </w:r>
+    </w:p>
+    <w:tbl>
+      <w:tblPr>
+        <w:jc w:val="center"/>
+        <w:tblLayout w:type="fixed"/>
+        <w:tblLook w:firstColumn="1" w:firstRow="1" w:lastColumn="0" w:lastRow="0" w:noHBand="0" w:noVBand="1" w:val="04A0"/>
+        <w:tblW w:w="9639" w:type="dxa"/>
+      </w:tblPr>
+      <w:tblGrid>
+        <w:gridCol w:w="2409"/>
+        <w:gridCol w:w="2409"/>
+        <w:gridCol w:w="2409"/>
+        <w:gridCol w:w="2409"/>
+      </w:tblGrid>
+      <w:tr>
+        <w:tc>
+          <w:tcPr>
+            <w:tcW w:type="dxa" w:w="2409"/>
+            <w:vAlign w:val="center"/>
+            <w:tcBorders>
+              <w:top w:val="none"/>
+              <w:left w:val="none"/>
+              <w:bottom w:val="none"/>
+              <w:right w:val="none"/>
+            </w:tcBorders>
+            <w:tcMar>
+              <w:top w:w="10" w:type="dxa"/>
+              <w:bottom w:w="10" w:type="dxa"/>
+              <w:left w:w="80" w:type="dxa"/>
+              <w:right w:w="80" w:type="dxa"/>
+            </w:tcMar>
+          </w:tcPr>
+          <w:p>
+            <w:pPr>
+              <w:spacing w:before="0" w:after="0" w:line="240" w:lineRule="auto"/>
+            </w:pPr>
+            <w:r>
+              <w:rPr>
+                <w:rFonts w:ascii="Times New Roman" w:hAnsi="Times New Roman"/>
+                <w:b/>
+                <w:sz w:val="22"/>
+              </w:rPr>
+              <w:t xml:space="preserve">A. </w:t>
+            </w:r>
+            <w:r>
+              <w:rPr>
+                <w:rFonts w:ascii="Times New Roman" w:hAnsi="Times New Roman"/>
+                <w:b w:val="0"/>
+                <w:i w:val="0"/>
+                <w:color w:val="000000"/>
+                <w:sz w:val="26"/>
+              </w:rPr>
+              <w:t>Phương án A</w:t>
+            </w:r>
+          </w:p>
+        </w:tc>
+        <w:tc>
+          <w:tcPr>
+            <w:tcW w:type="dxa" w:w="2409"/>
+            <w:vAlign w:val="center"/>
+            <w:tcBorders>
+              <w:top w:val="none"/>
+              <w:left w:val="none"/>
+              <w:bottom w:val="none"/>
+              <w:right w:val="none"/>
+            </w:tcBorders>
+            <w:tcMar>
+              <w:top w:w="10" w:type="dxa"/>
+              <w:bottom w:w="10" w:type="dxa"/>
+              <w:left w:w="80" w:type="dxa"/>
+              <w:right w:w="80" w:type="dxa"/>
+            </w:tcMar>
+          </w:tcPr>
+          <w:p>
+            <w:pPr>
+              <w:spacing w:before="0" w:after="0" w:line="240" w:lineRule="auto"/>
+            </w:pPr>
+            <w:r>
+              <w:rPr>
+                <w:rFonts w:ascii="Times New Roman" w:hAnsi="Times New Roman"/>
+                <w:b/>
+                <w:sz w:val="22"/>
+              </w:rPr>
+              <w:t xml:space="preserve">B. </w:t>
+            </w:r>
+            <w:r>
+              <w:rPr>
+                <w:rFonts w:ascii="Times New Roman" w:hAnsi="Times New Roman"/>
+                <w:b w:val="0"/>
+                <w:i w:val="0"/>
+                <w:color w:val="000000"/>
+                <w:sz w:val="26"/>
+              </w:rPr>
+              <w:t>Phương án B</w:t>
+            </w:r>
+          </w:p>
+        </w:tc>
+        <w:tc>
+          <w:tcPr>
+            <w:tcW w:type="dxa" w:w="2409"/>
+            <w:vAlign w:val="center"/>
+            <w:tcBorders>
+              <w:top w:val="none"/>
+              <w:left w:val="none"/>
+              <w:bottom w:val="none"/>
+              <w:right w:val="none"/>
+            </w:tcBorders>
+            <w:tcMar>
+              <w:top w:w="10" w:type="dxa"/>
+              <w:bottom w:w="10" w:type="dxa"/>
+              <w:left w:w="80" w:type="dxa"/>
+              <w:right w:w="80" w:type="dxa"/>
+            </w:tcMar>
+          </w:tcPr>
+          <w:p>
+            <w:pPr>
+              <w:spacing w:before="0" w:after="0" w:line="240" w:lineRule="auto"/>
+            </w:pPr>
+            <w:r>
+              <w:rPr>
+                <w:rFonts w:ascii="Times New Roman" w:hAnsi="Times New Roman"/>
+                <w:b/>
+                <w:sz w:val="22"/>
+              </w:rPr>
+              <w:t xml:space="preserve">C. </w:t>
+            </w:r>
+            <w:r>
+              <w:rPr>
+                <w:rFonts w:ascii="Times New Roman" w:hAnsi="Times New Roman"/>
+                <w:b w:val="0"/>
+                <w:i w:val="0"/>
+                <w:color w:val="000000"/>
+                <w:sz w:val="26"/>
+              </w:rPr>
+              <w:t>Phương án C</w:t>
+            </w:r>
+          </w:p>
+        </w:tc>
+        <w:tc>
+          <w:tcPr>
+            <w:tcW w:type="dxa" w:w="2409"/>
+            <w:vAlign w:val="center"/>
+            <w:tcBorders>
+              <w:top w:val="none"/>
+              <w:left w:val="none"/>
+              <w:bottom w:val="none"/>
+              <w:right w:val="none"/>
+            </w:tcBorders>
+            <w:tcMar>
+              <w:top w:w="10" w:type="dxa"/>
+              <w:bottom w:w="10" w:type="dxa"/>
+              <w:left w:w="80" w:type="dxa"/>
+              <w:right w:w="80" w:type="dxa"/>
+            </w:tcMar>
+          </w:tcPr>
+          <w:p>
+            <w:pPr>
+              <w:spacing w:before="0" w:after="0" w:line="240" w:lineRule="auto"/>
+            </w:pPr>
+            <w:r>
+              <w:rPr>
+                <w:rFonts w:ascii="Times New Roman" w:hAnsi="Times New Roman"/>
+                <w:b/>
+                <w:sz w:val="22"/>
+              </w:rPr>
+              <w:t xml:space="preserve">D. </w:t>
+            </w:r>
+            <w:r>
+              <w:rPr>
+                <w:rFonts w:ascii="Times New Roman" w:hAnsi="Times New Roman"/>
+                <w:b w:val="0"/>
+                <w:i w:val="0"/>
+                <w:color w:val="000000"/>
+                <w:sz w:val="26"/>
+              </w:rPr>
+              <w:t>Phương án D</w:t>
+            </w:r>
+          </w:p>
+        </w:tc>
+      </w:tr>
+    </w:tbl>
+    <w:p>
+      <w:pPr>
+        <w:keepNext/>
+        <w:keepLines/>
+        <w:jc w:val="both"/>
+      </w:pPr>
+      <w:r>
+        <w:rPr>
+          <w:rFonts w:ascii="Times New Roman" w:hAnsi="Times New Roman"/>
+          <w:b/>
+          <w:color w:val="000000"/>
+          <w:sz w:val="26"/>
+        </w:rPr>
+        <w:t xml:space="preserve">Câu 18. </w:t>
+      </w:r>
+      <w:r>
+        <w:rPr>
+          <w:rFonts w:ascii="Times New Roman" w:hAnsi="Times New Roman"/>
+          <w:b w:val="0"/>
+          <w:i w:val="0"/>
+          <w:color w:val="000000"/>
+          <w:sz w:val="26"/>
+        </w:rPr>
+        <w:t>Câu hỏi trắc nghiệm mẫu số 18?</w:t>
+      </w:r>
+    </w:p>
+    <w:tbl>
+      <w:tblPr>
+        <w:jc w:val="center"/>
+        <w:tblLayout w:type="fixed"/>
+        <w:tblLook w:firstColumn="1" w:firstRow="1" w:lastColumn="0" w:lastRow="0" w:noHBand="0" w:noVBand="1" w:val="04A0"/>
+        <w:tblW w:w="9639" w:type="dxa"/>
+      </w:tblPr>
+      <w:tblGrid>
+        <w:gridCol w:w="2409"/>
+        <w:gridCol w:w="2409"/>
+        <w:gridCol w:w="2409"/>
+        <w:gridCol w:w="2409"/>
+      </w:tblGrid>
+      <w:tr>
+        <w:tc>
+          <w:tcPr>
+            <w:tcW w:type="dxa" w:w="2409"/>
+            <w:vAlign w:val="center"/>
+            <w:tcBorders>
+              <w:top w:val="none"/>
+              <w:left w:val="none"/>
+              <w:bottom w:val="none"/>
+              <w:right w:val="none"/>
+            </w:tcBorders>
+            <w:tcMar>
+              <w:top w:w="10" w:type="dxa"/>
+              <w:bottom w:w="10" w:type="dxa"/>
+              <w:left w:w="80" w:type="dxa"/>
+              <w:right w:w="80" w:type="dxa"/>
+            </w:tcMar>
+          </w:tcPr>
+          <w:p>
+            <w:pPr>
+              <w:spacing w:before="0" w:after="0" w:line="240" w:lineRule="auto"/>
+            </w:pPr>
+            <w:r>
+              <w:rPr>
+                <w:rFonts w:ascii="Times New Roman" w:hAnsi="Times New Roman"/>
+                <w:b/>
+                <w:sz w:val="22"/>
+              </w:rPr>
+              <w:t xml:space="preserve">A. </w:t>
+            </w:r>
+            <w:r>
+              <w:rPr>
+                <w:rFonts w:ascii="Times New Roman" w:hAnsi="Times New Roman"/>
+                <w:b w:val="0"/>
+                <w:i w:val="0"/>
+                <w:color w:val="000000"/>
+                <w:sz w:val="26"/>
+              </w:rPr>
+              <w:t>Phương án A</w:t>
+            </w:r>
+          </w:p>
+        </w:tc>
+        <w:tc>
+          <w:tcPr>
+            <w:tcW w:type="dxa" w:w="2409"/>
+            <w:vAlign w:val="center"/>
+            <w:tcBorders>
+              <w:top w:val="none"/>
+              <w:left w:val="none"/>
+              <w:bottom w:val="none"/>
+              <w:right w:val="none"/>
+            </w:tcBorders>
+            <w:tcMar>
+              <w:top w:w="10" w:type="dxa"/>
+              <w:bottom w:w="10" w:type="dxa"/>
+              <w:left w:w="80" w:type="dxa"/>
+              <w:right w:w="80" w:type="dxa"/>
+            </w:tcMar>
+          </w:tcPr>
+          <w:p>
+            <w:pPr>
+              <w:spacing w:before="0" w:after="0" w:line="240" w:lineRule="auto"/>
+            </w:pPr>
+            <w:r>
+              <w:rPr>
+                <w:rFonts w:ascii="Times New Roman" w:hAnsi="Times New Roman"/>
+                <w:b/>
+                <w:sz w:val="22"/>
+              </w:rPr>
+              <w:t xml:space="preserve">B. </w:t>
+            </w:r>
+            <w:r>
+              <w:rPr>
+                <w:rFonts w:ascii="Times New Roman" w:hAnsi="Times New Roman"/>
+                <w:b w:val="0"/>
+                <w:i w:val="0"/>
+                <w:color w:val="000000"/>
+                <w:sz w:val="26"/>
+              </w:rPr>
+              <w:t>Phương án B</w:t>
+            </w:r>
+          </w:p>
+        </w:tc>
+        <w:tc>
+          <w:tcPr>
+            <w:tcW w:type="dxa" w:w="2409"/>
+            <w:vAlign w:val="center"/>
+            <w:tcBorders>
+              <w:top w:val="none"/>
+              <w:left w:val="none"/>
+              <w:bottom w:val="none"/>
+              <w:right w:val="none"/>
+            </w:tcBorders>
+            <w:tcMar>
+              <w:top w:w="10" w:type="dxa"/>
+              <w:bottom w:w="10" w:type="dxa"/>
+              <w:left w:w="80" w:type="dxa"/>
+              <w:right w:w="80" w:type="dxa"/>
+            </w:tcMar>
+          </w:tcPr>
+          <w:p>
+            <w:pPr>
+              <w:spacing w:before="0" w:after="0" w:line="240" w:lineRule="auto"/>
+            </w:pPr>
+            <w:r>
+              <w:rPr>
+                <w:rFonts w:ascii="Times New Roman" w:hAnsi="Times New Roman"/>
+                <w:b/>
+                <w:sz w:val="22"/>
+              </w:rPr>
+              <w:t xml:space="preserve">C. </w:t>
+            </w:r>
+            <w:r>
+              <w:rPr>
+                <w:rFonts w:ascii="Times New Roman" w:hAnsi="Times New Roman"/>
+                <w:b w:val="0"/>
+                <w:i w:val="0"/>
+                <w:color w:val="000000"/>
+                <w:sz w:val="26"/>
+              </w:rPr>
+              <w:t>Phương án C</w:t>
+            </w:r>
+          </w:p>
+        </w:tc>
+        <w:tc>
+          <w:tcPr>
+            <w:tcW w:type="dxa" w:w="2409"/>
+            <w:vAlign w:val="center"/>
+            <w:tcBorders>
+              <w:top w:val="none"/>
+              <w:left w:val="none"/>
+              <w:bottom w:val="none"/>
+              <w:right w:val="none"/>
+            </w:tcBorders>
+            <w:tcMar>
+              <w:top w:w="10" w:type="dxa"/>
+              <w:bottom w:w="10" w:type="dxa"/>
+              <w:left w:w="80" w:type="dxa"/>
+              <w:right w:w="80" w:type="dxa"/>
+            </w:tcMar>
+          </w:tcPr>
+          <w:p>
+            <w:pPr>
+              <w:spacing w:before="0" w:after="0" w:line="240" w:lineRule="auto"/>
+            </w:pPr>
+            <w:r>
+              <w:rPr>
+                <w:rFonts w:ascii="Times New Roman" w:hAnsi="Times New Roman"/>
+                <w:b/>
+                <w:sz w:val="22"/>
+              </w:rPr>
+              <w:t xml:space="preserve">D. </w:t>
+            </w:r>
+            <w:r>
+              <w:rPr>
+                <w:rFonts w:ascii="Times New Roman" w:hAnsi="Times New Roman"/>
+                <w:b w:val="0"/>
+                <w:i w:val="0"/>
+                <w:color w:val="000000"/>
+                <w:sz w:val="26"/>
+              </w:rPr>
+              <w:t>Phương án D</w:t>
+            </w:r>
+          </w:p>
+        </w:tc>
+      </w:tr>
+    </w:tbl>
+    <w:p>
+      <w:pPr>
+        <w:keepNext/>
+        <w:spacing w:before="100" w:after="40" w:line="240" w:lineRule="auto"/>
+      </w:pPr>
+      <w:r>
+        <w:rPr>
+          <w:rFonts w:ascii="Times New Roman" w:hAnsi="Times New Roman"/>
+          <w:b/>
+          <w:sz w:val="22"/>
+        </w:rPr>
+        <w:t xml:space="preserve">PHẦN II. </w:t>
+      </w:r>
+      <w:r>
+        <w:rPr>
+          <w:rFonts w:ascii="Times New Roman" w:hAnsi="Times New Roman"/>
+          <w:sz w:val="22"/>
+        </w:rPr>
+        <w:t>Thí sinh trả lời từ câu 1 đến câu 4. Trong mỗi ý a), b), c), d) ở mỗi câu, thí sinh chọn đúng hoặc sai.</w:t>
+      </w:r>
+    </w:p>
+    <w:p>
+      <w:pPr>
+        <w:spacing w:before="120" w:after="120" w:line="312" w:lineRule="auto"/>
+        <w:ind w:left="0" w:firstLine="567"/>
+        <w:jc w:val="both"/>
+      </w:pPr>
+      <w:r>
+        <w:rPr>
+          <w:rFonts w:ascii="Times New Roman" w:hAnsi="Times New Roman"/>
+          <w:b w:val="0"/>
+          <w:i/>
+          <w:color w:val="000000"/>
+          <w:sz w:val="22"/>
+        </w:rPr>
+        <w:t>Trong mỗi câu hỏi, thí sinh chọn Đúng hoặc Sai cho mỗi mệnh đề a), b), c), d).</w:t>
+      </w:r>
+    </w:p>
+    <w:p>
+      <w:pPr>
+        <w:keepNext/>
+        <w:keepLines/>
+        <w:jc w:val="both"/>
+      </w:pPr>
+      <w:r>
+        <w:rPr>
+          <w:rFonts w:ascii="Times New Roman" w:hAnsi="Times New Roman"/>
+          <w:b/>
+          <w:color w:val="000000"/>
+          <w:sz w:val="26"/>
+        </w:rPr>
+        <w:t xml:space="preserve">Câu 1. </w:t>
+      </w:r>
+      <w:r>
+        <w:rPr>
+          <w:rFonts w:ascii="Times New Roman" w:hAnsi="Times New Roman"/>
+          <w:b w:val="0"/>
+          <w:i w:val="0"/>
+          <w:color w:val="000000"/>
+          <w:sz w:val="26"/>
+        </w:rPr>
+        <w:t>Nhận định Đúng/Sai mẫu số 1.</w:t>
+      </w:r>
+    </w:p>
+    <w:p>
+      <w:pPr>
+        <w:spacing w:before="0" w:after="20" w:line="240" w:lineRule="auto"/>
+        <w:ind w:left="369" w:hanging="255"/>
+        <w:jc w:val="both"/>
+      </w:pPr>
+      <w:r>
+        <w:rPr>
+          <w:rFonts w:ascii="Times New Roman" w:hAnsi="Times New Roman"/>
+          <w:b/>
+          <w:sz w:val="22"/>
+        </w:rPr>
+        <w:t xml:space="preserve">a) </w:t>
+      </w:r>
+      <w:r>
+        <w:rPr>
+          <w:rFonts w:ascii="Times New Roman" w:hAnsi="Times New Roman"/>
+          <w:b w:val="0"/>
+          <w:i w:val="0"/>
+          <w:color w:val="000000"/>
+          <w:sz w:val="26"/>
+        </w:rPr>
+        <w:t>Mệnh đề a mẫu</w:t>
+      </w:r>
+    </w:p>
+    <w:p>
+      <w:pPr>
+        <w:spacing w:before="0" w:after="20" w:line="240" w:lineRule="auto"/>
+        <w:ind w:left="369" w:hanging="255"/>
+        <w:jc w:val="both"/>
+      </w:pPr>
+      <w:r>
+        <w:rPr>
+          <w:rFonts w:ascii="Times New Roman" w:hAnsi="Times New Roman"/>
+          <w:b/>
+          <w:sz w:val="22"/>
+        </w:rPr>
+        <w:t xml:space="preserve">b) </w:t>
+      </w:r>
+      <w:r>
+        <w:rPr>
+          <w:rFonts w:ascii="Times New Roman" w:hAnsi="Times New Roman"/>
+          <w:b w:val="0"/>
+          <w:i w:val="0"/>
+          <w:color w:val="000000"/>
+          <w:sz w:val="26"/>
+        </w:rPr>
+        <w:t>Mệnh đề b mẫu</w:t>
+      </w:r>
+    </w:p>
+    <w:p>
+      <w:pPr>
+        <w:spacing w:before="0" w:after="20" w:line="240" w:lineRule="auto"/>
+        <w:ind w:left="369" w:hanging="255"/>
+        <w:jc w:val="both"/>
+      </w:pPr>
+      <w:r>
+        <w:rPr>
+          <w:rFonts w:ascii="Times New Roman" w:hAnsi="Times New Roman"/>
+          <w:b/>
+          <w:sz w:val="22"/>
+        </w:rPr>
+        <w:t xml:space="preserve">c) </w:t>
+      </w:r>
+      <w:r>
+        <w:rPr>
+          <w:rFonts w:ascii="Times New Roman" w:hAnsi="Times New Roman"/>
+          <w:b w:val="0"/>
+          <w:i w:val="0"/>
+          <w:color w:val="000000"/>
+          <w:sz w:val="26"/>
+        </w:rPr>
+        <w:t>Mệnh đề c mẫu</w:t>
+      </w:r>
+    </w:p>
+    <w:p>
+      <w:pPr>
+        <w:spacing w:before="0" w:after="20" w:line="240" w:lineRule="auto"/>
+        <w:ind w:left="369" w:hanging="255"/>
+        <w:jc w:val="both"/>
+      </w:pPr>
+      <w:r>
+        <w:rPr>
+          <w:rFonts w:ascii="Times New Roman" w:hAnsi="Times New Roman"/>
+          <w:b/>
+          <w:sz w:val="22"/>
+        </w:rPr>
+        <w:t xml:space="preserve">d) </w:t>
+      </w:r>
+      <w:r>
+        <w:rPr>
+          <w:rFonts w:ascii="Times New Roman" w:hAnsi="Times New Roman"/>
+          <w:b w:val="0"/>
+          <w:i w:val="0"/>
+          <w:color w:val="000000"/>
+          <w:sz w:val="26"/>
+        </w:rPr>
+        <w:t>Mệnh đề d mẫu</w:t>
+      </w:r>
+    </w:p>
+    <w:p>
+      <w:pPr>
+        <w:keepNext/>
+        <w:keepLines/>
+        <w:jc w:val="both"/>
+      </w:pPr>
+      <w:r>
+        <w:rPr>
+          <w:rFonts w:ascii="Times New Roman" w:hAnsi="Times New Roman"/>
+          <w:b/>
+          <w:color w:val="000000"/>
+          <w:sz w:val="26"/>
+        </w:rPr>
+        <w:t xml:space="preserve">Câu 2. </w:t>
+      </w:r>
+      <w:r>
+        <w:rPr>
+          <w:rFonts w:ascii="Times New Roman" w:hAnsi="Times New Roman"/>
+          <w:b w:val="0"/>
+          <w:i w:val="0"/>
+          <w:color w:val="000000"/>
+          <w:sz w:val="26"/>
+        </w:rPr>
+        <w:t>Nhận định Đúng/Sai mẫu số 2.</w:t>
+      </w:r>
+    </w:p>
+    <w:p>
+      <w:pPr>
+        <w:spacing w:before="0" w:after="20" w:line="240" w:lineRule="auto"/>
+        <w:ind w:left="369" w:hanging="255"/>
+        <w:jc w:val="both"/>
+      </w:pPr>
+      <w:r>
+        <w:rPr>
+          <w:rFonts w:ascii="Times New Roman" w:hAnsi="Times New Roman"/>
+          <w:b/>
+          <w:sz w:val="22"/>
+        </w:rPr>
+        <w:t xml:space="preserve">a) </w:t>
+      </w:r>
+      <w:r>
+        <w:rPr>
+          <w:rFonts w:ascii="Times New Roman" w:hAnsi="Times New Roman"/>
+          <w:b w:val="0"/>
+          <w:i w:val="0"/>
+          <w:color w:val="000000"/>
+          <w:sz w:val="26"/>
+        </w:rPr>
+        <w:t>Mệnh đề a mẫu</w:t>
+      </w:r>
+    </w:p>
+    <w:p>
+      <w:pPr>
+        <w:spacing w:before="0" w:after="20" w:line="240" w:lineRule="auto"/>
+        <w:ind w:left="369" w:hanging="255"/>
+        <w:jc w:val="both"/>
+      </w:pPr>
+      <w:r>
+        <w:rPr>
+          <w:rFonts w:ascii="Times New Roman" w:hAnsi="Times New Roman"/>
+          <w:b/>
+          <w:sz w:val="22"/>
+        </w:rPr>
+        <w:t xml:space="preserve">b) </w:t>
+      </w:r>
+      <w:r>
+        <w:rPr>
+          <w:rFonts w:ascii="Times New Roman" w:hAnsi="Times New Roman"/>
+          <w:b w:val="0"/>
+          <w:i w:val="0"/>
+          <w:color w:val="000000"/>
+          <w:sz w:val="26"/>
+        </w:rPr>
+        <w:t>Mệnh đề b mẫu</w:t>
+      </w:r>
+    </w:p>
+    <w:p>
+      <w:pPr>
+        <w:spacing w:before="0" w:after="20" w:line="240" w:lineRule="auto"/>
+        <w:ind w:left="369" w:hanging="255"/>
+        <w:jc w:val="both"/>
+      </w:pPr>
+      <w:r>
+        <w:rPr>
+          <w:rFonts w:ascii="Times New Roman" w:hAnsi="Times New Roman"/>
+          <w:b/>
+          <w:sz w:val="22"/>
+        </w:rPr>
+        <w:t xml:space="preserve">c) </w:t>
+      </w:r>
+      <w:r>
+        <w:rPr>
+          <w:rFonts w:ascii="Times New Roman" w:hAnsi="Times New Roman"/>
+          <w:b w:val="0"/>
+          <w:i w:val="0"/>
+          <w:color w:val="000000"/>
+          <w:sz w:val="26"/>
+        </w:rPr>
+        <w:t>Mệnh đề c mẫu</w:t>
+      </w:r>
+    </w:p>
+    <w:p>
+      <w:pPr>
+        <w:spacing w:before="0" w:after="20" w:line="240" w:lineRule="auto"/>
+        <w:ind w:left="369" w:hanging="255"/>
+        <w:jc w:val="both"/>
+      </w:pPr>
+      <w:r>
+        <w:rPr>
+          <w:rFonts w:ascii="Times New Roman" w:hAnsi="Times New Roman"/>
+          <w:b/>
+          <w:sz w:val="22"/>
+        </w:rPr>
+        <w:t xml:space="preserve">d) </w:t>
+      </w:r>
+      <w:r>
+        <w:rPr>
+          <w:rFonts w:ascii="Times New Roman" w:hAnsi="Times New Roman"/>
+          <w:b w:val="0"/>
+          <w:i w:val="0"/>
+          <w:color w:val="000000"/>
+          <w:sz w:val="26"/>
+        </w:rPr>
+        <w:t>Mệnh đề d mẫu</w:t>
+      </w:r>
+    </w:p>
+    <w:p>
+      <w:pPr>
+        <w:keepNext/>
+        <w:keepLines/>
+        <w:jc w:val="both"/>
+      </w:pPr>
+      <w:r>
+        <w:rPr>
+          <w:rFonts w:ascii="Times New Roman" w:hAnsi="Times New Roman"/>
+          <w:b/>
+          <w:color w:val="000000"/>
+          <w:sz w:val="26"/>
+        </w:rPr>
+        <w:t xml:space="preserve">Câu 3. </w:t>
+      </w:r>
+      <w:r>
+        <w:rPr>
+          <w:rFonts w:ascii="Times New Roman" w:hAnsi="Times New Roman"/>
+          <w:b w:val="0"/>
+          <w:i w:val="0"/>
+          <w:color w:val="000000"/>
+          <w:sz w:val="26"/>
+        </w:rPr>
+        <w:t>Nhận định Đúng/Sai mẫu số 3.</w:t>
+      </w:r>
+    </w:p>
+    <w:p>
+      <w:pPr>
+        <w:spacing w:before="0" w:after="20" w:line="240" w:lineRule="auto"/>
+        <w:ind w:left="369" w:hanging="255"/>
+        <w:jc w:val="both"/>
+      </w:pPr>
+      <w:r>
+        <w:rPr>
+          <w:rFonts w:ascii="Times New Roman" w:hAnsi="Times New Roman"/>
+          <w:b/>
+          <w:sz w:val="22"/>
+        </w:rPr>
+        <w:t xml:space="preserve">a) </w:t>
+      </w:r>
+      <w:r>
+        <w:rPr>
+          <w:rFonts w:ascii="Times New Roman" w:hAnsi="Times New Roman"/>
+          <w:b w:val="0"/>
+          <w:i w:val="0"/>
+          <w:color w:val="000000"/>
+          <w:sz w:val="26"/>
+        </w:rPr>
+        <w:t>Mệnh đề a mẫu</w:t>
+      </w:r>
+    </w:p>
+    <w:p>
+      <w:pPr>
+        <w:spacing w:before="0" w:after="20" w:line="240" w:lineRule="auto"/>
+        <w:ind w:left="369" w:hanging="255"/>
+        <w:jc w:val="both"/>
+      </w:pPr>
+      <w:r>
+        <w:rPr>
+          <w:rFonts w:ascii="Times New Roman" w:hAnsi="Times New Roman"/>
+          <w:b/>
+          <w:sz w:val="22"/>
+        </w:rPr>
+        <w:t xml:space="preserve">b) </w:t>
+      </w:r>
+      <w:r>
+        <w:rPr>
+          <w:rFonts w:ascii="Times New Roman" w:hAnsi="Times New Roman"/>
+          <w:b w:val="0"/>
+          <w:i w:val="0"/>
+          <w:color w:val="000000"/>
+          <w:sz w:val="26"/>
+        </w:rPr>
+        <w:t>Mệnh đề b mẫu</w:t>
+      </w:r>
+    </w:p>
+    <w:p>
+      <w:pPr>
+        <w:spacing w:before="0" w:after="20" w:line="240" w:lineRule="auto"/>
+        <w:ind w:left="369" w:hanging="255"/>
+        <w:jc w:val="both"/>
+      </w:pPr>
+      <w:r>
+        <w:rPr>
+          <w:rFonts w:ascii="Times New Roman" w:hAnsi="Times New Roman"/>
+          <w:b/>
+          <w:sz w:val="22"/>
+        </w:rPr>
+        <w:t xml:space="preserve">c) </w:t>
+      </w:r>
+      <w:r>
+        <w:rPr>
+          <w:rFonts w:ascii="Times New Roman" w:hAnsi="Times New Roman"/>
+          <w:b w:val="0"/>
+          <w:i w:val="0"/>
+          <w:color w:val="000000"/>
+          <w:sz w:val="26"/>
+        </w:rPr>
+        <w:t>Mệnh đề c mẫu</w:t>
+      </w:r>
+    </w:p>
+    <w:p>
+      <w:pPr>
+        <w:spacing w:before="0" w:after="20" w:line="240" w:lineRule="auto"/>
+        <w:ind w:left="369" w:hanging="255"/>
+        <w:jc w:val="both"/>
+      </w:pPr>
+      <w:r>
+        <w:rPr>
+          <w:rFonts w:ascii="Times New Roman" w:hAnsi="Times New Roman"/>
+          <w:b/>
+          <w:sz w:val="22"/>
+        </w:rPr>
+        <w:t xml:space="preserve">d) </w:t>
+      </w:r>
+      <w:r>
+        <w:rPr>
+          <w:rFonts w:ascii="Times New Roman" w:hAnsi="Times New Roman"/>
+          <w:b w:val="0"/>
+          <w:i w:val="0"/>
+          <w:color w:val="000000"/>
+          <w:sz w:val="26"/>
+        </w:rPr>
+        <w:t>Mệnh đề d mẫu</w:t>
+      </w:r>
+    </w:p>
+    <w:p>
+      <w:pPr>
+        <w:keepNext/>
+        <w:keepLines/>
+        <w:jc w:val="both"/>
+      </w:pPr>
+      <w:r>
+        <w:rPr>
+          <w:rFonts w:ascii="Times New Roman" w:hAnsi="Times New Roman"/>
+          <w:b/>
+          <w:color w:val="000000"/>
+          <w:sz w:val="26"/>
+        </w:rPr>
+        <w:t xml:space="preserve">Câu 4. </w:t>
+      </w:r>
+      <w:r>
+        <w:rPr>
+          <w:rFonts w:ascii="Times New Roman" w:hAnsi="Times New Roman"/>
+          <w:b w:val="0"/>
+          <w:i w:val="0"/>
+          <w:color w:val="000000"/>
+          <w:sz w:val="26"/>
+        </w:rPr>
+        <w:t>Nhận định Đúng/Sai mẫu số 4.</w:t>
+      </w:r>
+    </w:p>
+    <w:p>
+      <w:pPr>
+        <w:spacing w:before="0" w:after="20" w:line="240" w:lineRule="auto"/>
+        <w:ind w:left="369" w:hanging="255"/>
+        <w:jc w:val="both"/>
+      </w:pPr>
+      <w:r>
+        <w:rPr>
+          <w:rFonts w:ascii="Times New Roman" w:hAnsi="Times New Roman"/>
+          <w:b/>
+          <w:sz w:val="22"/>
+        </w:rPr>
+        <w:t xml:space="preserve">a) </w:t>
+      </w:r>
+      <w:r>
+        <w:rPr>
+          <w:rFonts w:ascii="Times New Roman" w:hAnsi="Times New Roman"/>
+          <w:b w:val="0"/>
+          <w:i w:val="0"/>
+          <w:color w:val="000000"/>
+          <w:sz w:val="26"/>
+        </w:rPr>
+        <w:t>Mệnh đề a mẫu</w:t>
+      </w:r>
+    </w:p>
+    <w:p>
+      <w:pPr>
+        <w:spacing w:before="0" w:after="20" w:line="240" w:lineRule="auto"/>
+        <w:ind w:left="369" w:hanging="255"/>
+        <w:jc w:val="both"/>
+      </w:pPr>
+      <w:r>
+        <w:rPr>
+          <w:rFonts w:ascii="Times New Roman" w:hAnsi="Times New Roman"/>
+          <w:b/>
+          <w:sz w:val="22"/>
+        </w:rPr>
+        <w:t xml:space="preserve">b) </w:t>
+      </w:r>
+      <w:r>
+        <w:rPr>
+          <w:rFonts w:ascii="Times New Roman" w:hAnsi="Times New Roman"/>
+          <w:b w:val="0"/>
+          <w:i w:val="0"/>
+          <w:color w:val="000000"/>
+          <w:sz w:val="26"/>
+        </w:rPr>
+        <w:t>Mệnh đề b mẫu</w:t>
+      </w:r>
+    </w:p>
+    <w:p>
+      <w:pPr>
+        <w:spacing w:before="0" w:after="20" w:line="240" w:lineRule="auto"/>
+        <w:ind w:left="369" w:hanging="255"/>
+        <w:jc w:val="both"/>
+      </w:pPr>
+      <w:r>
+        <w:rPr>
+          <w:rFonts w:ascii="Times New Roman" w:hAnsi="Times New Roman"/>
+          <w:b/>
+          <w:sz w:val="22"/>
+        </w:rPr>
+        <w:t xml:space="preserve">c) </w:t>
+      </w:r>
+      <w:r>
+        <w:rPr>
+          <w:rFonts w:ascii="Times New Roman" w:hAnsi="Times New Roman"/>
+          <w:b w:val="0"/>
+          <w:i w:val="0"/>
+          <w:color w:val="000000"/>
+          <w:sz w:val="26"/>
+        </w:rPr>
+        <w:t>Mệnh đề c mẫu</w:t>
+      </w:r>
+    </w:p>
+    <w:p>
+      <w:pPr>
+        <w:spacing w:before="0" w:after="20" w:line="240" w:lineRule="auto"/>
+        <w:ind w:left="369" w:hanging="255"/>
+        <w:jc w:val="both"/>
+      </w:pPr>
+      <w:r>
+        <w:rPr>
+          <w:rFonts w:ascii="Times New Roman" w:hAnsi="Times New Roman"/>
+          <w:b/>
+          <w:sz w:val="22"/>
+        </w:rPr>
+        <w:t xml:space="preserve">d) </w:t>
+      </w:r>
+      <w:r>
+        <w:rPr>
+          <w:rFonts w:ascii="Times New Roman" w:hAnsi="Times New Roman"/>
+          <w:b w:val="0"/>
+          <w:i w:val="0"/>
+          <w:color w:val="000000"/>
+          <w:sz w:val="26"/>
+        </w:rPr>
+        <w:t>Mệnh đề d mẫu</w:t>
+      </w:r>
+    </w:p>
+    <w:p>
+      <w:pPr>
+        <w:keepNext/>
+        <w:spacing w:before="100" w:after="40" w:line="240" w:lineRule="auto"/>
+      </w:pPr>
+      <w:r>
+        <w:rPr>
+          <w:rFonts w:ascii="Times New Roman" w:hAnsi="Times New Roman"/>
+          <w:b/>
+          <w:sz w:val="22"/>
+        </w:rPr>
+        <w:t xml:space="preserve">PHẦN III. </w:t>
+      </w:r>
+      <w:r>
+        <w:rPr>
+          <w:rFonts w:ascii="Times New Roman" w:hAnsi="Times New Roman"/>
+          <w:sz w:val="22"/>
+        </w:rPr>
+        <w:t>Thí sinh trả lời từ câu 1 đến câu 6.</w:t>
+      </w:r>
+    </w:p>
+    <w:p>
+      <w:pPr>
+        <w:spacing w:before="120" w:after="120" w:line="312" w:lineRule="auto"/>
+        <w:ind w:left="0" w:firstLine="567"/>
+        <w:jc w:val="both"/>
+      </w:pPr>
+      <w:r>
+        <w:rPr>
+          <w:rFonts w:ascii="Times New Roman" w:hAnsi="Times New Roman"/>
+          <w:b w:val="0"/>
+          <w:i/>
+          <w:color w:val="000000"/>
+          <w:sz w:val="22"/>
+        </w:rPr>
+        <w:t>Thí sinh điền kết quả số vào ô trống tương ứng. Không làm tròn kết quả các phép tính trung gian.</w:t>
+      </w:r>
+    </w:p>
+    <w:p>
+      <w:pPr>
+        <w:keepNext/>
+        <w:keepLines/>
+        <w:jc w:val="both"/>
+      </w:pPr>
+      <w:r>
+        <w:rPr>
+          <w:rFonts w:ascii="Times New Roman" w:hAnsi="Times New Roman"/>
+          <w:b/>
+          <w:color w:val="000000"/>
+          <w:sz w:val="26"/>
+        </w:rPr>
+        <w:t xml:space="preserve">Câu 1. </w:t>
+      </w:r>
+      <w:r>
+        <w:rPr>
+          <w:rFonts w:ascii="Times New Roman" w:hAnsi="Times New Roman"/>
+          <w:b w:val="0"/>
+          <w:i w:val="0"/>
+          <w:color w:val="000000"/>
+          <w:sz w:val="26"/>
+        </w:rPr>
+        <w:t>Câu hỏi trả lời ngắn mẫu số 1?</w:t>
+      </w:r>
+    </w:p>
+    <w:p>
+      <w:pPr>
+        <w:keepNext/>
+        <w:keepLines/>
+        <w:jc w:val="both"/>
+      </w:pPr>
+      <w:r>
+        <w:rPr>
+          <w:rFonts w:ascii="Times New Roman" w:hAnsi="Times New Roman"/>
+          <w:b/>
+          <w:color w:val="000000"/>
+          <w:sz w:val="26"/>
+        </w:rPr>
+        <w:t xml:space="preserve">Câu 2. </w:t>
+      </w:r>
+      <w:r>
+        <w:rPr>
+          <w:rFonts w:ascii="Times New Roman" w:hAnsi="Times New Roman"/>
+          <w:b w:val="0"/>
+          <w:i w:val="0"/>
+          <w:color w:val="000000"/>
+          <w:sz w:val="26"/>
+        </w:rPr>
+        <w:t>Câu hỏi trả lời ngắn mẫu số 2?</w:t>
+      </w:r>
+    </w:p>
+    <w:p>
+      <w:pPr>
+        <w:keepNext/>
+        <w:keepLines/>
+        <w:jc w:val="both"/>
+      </w:pPr>
+      <w:r>
+        <w:rPr>
+          <w:rFonts w:ascii="Times New Roman" w:hAnsi="Times New Roman"/>
+          <w:b/>
+          <w:color w:val="000000"/>
+          <w:sz w:val="26"/>
+        </w:rPr>
+        <w:t xml:space="preserve">Câu 3. </w:t>
+      </w:r>
+      <w:r>
+        <w:rPr>
+          <w:rFonts w:ascii="Times New Roman" w:hAnsi="Times New Roman"/>
+          <w:b w:val="0"/>
+          <w:i w:val="0"/>
+          <w:color w:val="000000"/>
+          <w:sz w:val="26"/>
+        </w:rPr>
+        <w:t>Câu hỏi trả lời ngắn mẫu số 3?</w:t>
+      </w:r>
+    </w:p>
+    <w:p>
+      <w:pPr>
+        <w:keepNext/>
+        <w:keepLines/>
+        <w:jc w:val="both"/>
+      </w:pPr>
+      <w:r>
+        <w:rPr>
+          <w:rFonts w:ascii="Times New Roman" w:hAnsi="Times New Roman"/>
+          <w:b/>
+          <w:color w:val="000000"/>
+          <w:sz w:val="26"/>
+        </w:rPr>
+        <w:t xml:space="preserve">Câu 4. </w:t>
+      </w:r>
+      <w:r>
+        <w:rPr>
+          <w:rFonts w:ascii="Times New Roman" w:hAnsi="Times New Roman"/>
+          <w:b w:val="0"/>
+          <w:i w:val="0"/>
+          <w:color w:val="000000"/>
+          <w:sz w:val="26"/>
+        </w:rPr>
+        <w:t>Câu hỏi trả lời ngắn mẫu số 4?</w:t>
+      </w:r>
+    </w:p>
+    <w:p>
+      <w:pPr>
+        <w:keepNext/>
+        <w:keepLines/>
+        <w:jc w:val="both"/>
+      </w:pPr>
+      <w:r>
+        <w:rPr>
+          <w:rFonts w:ascii="Times New Roman" w:hAnsi="Times New Roman"/>
+          <w:b/>
+          <w:color w:val="000000"/>
+          <w:sz w:val="26"/>
+        </w:rPr>
+        <w:t xml:space="preserve">Câu 5. </w:t>
+      </w:r>
+      <w:r>
+        <w:rPr>
+          <w:rFonts w:ascii="Times New Roman" w:hAnsi="Times New Roman"/>
+          <w:b w:val="0"/>
+          <w:i w:val="0"/>
+          <w:color w:val="000000"/>
+          <w:sz w:val="26"/>
+        </w:rPr>
+        <w:t>Câu hỏi trả lời ngắn mẫu số 5?</w:t>
+      </w:r>
+    </w:p>
+    <w:p>
+      <w:pPr>
+        <w:keepNext/>
+        <w:keepLines/>
+        <w:jc w:val="both"/>
+      </w:pPr>
+      <w:r>
+        <w:rPr>
+          <w:rFonts w:ascii="Times New Roman" w:hAnsi="Times New Roman"/>
+          <w:b/>
+          <w:color w:val="000000"/>
+          <w:sz w:val="26"/>
+        </w:rPr>
+        <w:t xml:space="preserve">Câu 6. </w:t>
+      </w:r>
+      <w:r>
+        <w:rPr>
+          <w:rFonts w:ascii="Times New Roman" w:hAnsi="Times New Roman"/>
+          <w:b w:val="0"/>
+          <w:i w:val="0"/>
+          <w:color w:val="000000"/>
+          <w:sz w:val="26"/>
+        </w:rPr>
+        <w:t>Câu hỏi trả lời ngắn mẫu số 6?</w:t>
+      </w:r>
+    </w:p>
+    <w:p>
+      <w:pPr>
+        <w:spacing w:before="120" w:after="120" w:line="312" w:lineRule="auto"/>
+        <w:ind w:left="0" w:firstLine="567"/>
         <w:jc w:val="both"/>
       </w:pPr>
       <w:r>
@@ -117,96 +4550,80 @@
           <w:rFonts w:ascii="Times New Roman" w:hAnsi="Times New Roman"/>
           <w:b w:val="0"/>
           <w:i w:val="0"/>
-          <w:color w:val="212121"/>
+          <w:color w:val="000000"/>
           <w:sz w:val="22"/>
         </w:rPr>
-        <w:t>Hướng dẫn: Học sinh làm bài ra giấy hoặc điền trực tiếp vào phiếu. Thời gian dự kiến: 45 phút.</w:t>
+        <w:t>---</w:t>
       </w:r>
     </w:p>
     <w:p>
       <w:pPr>
-        <w:spacing w:before="120" w:after="120"/>
-        <w:jc w:val="center"/>
-      </w:pPr>
-      <w:r>
-        <w:rPr>
-          <w:color w:val="BFBFBF"/>
-          <w:sz w:val="16"/>
-        </w:rPr>
-        <w:t>——————————————————————————————————————————————————————————————————————</w:t>
-      </w:r>
-    </w:p>
-    <w:p>
-      <w:pPr>
-        <w:spacing w:before="360" w:after="160"/>
+        <w:spacing w:before="240"/>
         <w:jc w:val="center"/>
       </w:pPr>
       <w:r>
         <w:rPr>
           <w:rFonts w:ascii="Times New Roman" w:hAnsi="Times New Roman"/>
           <w:b/>
-          <w:color w:val="1E3A5F"/>
-          <w:sz w:val="32"/>
+          <w:color w:val="000000"/>
+          <w:sz w:val="22"/>
         </w:rPr>
-        <w:t>BÀI TẬP VỀ NHÀ: BÀI 4 - NHIỆT DUNG RIÊNG (VẬT LÝ 12)</w:t>
+        <w:t>----- HẾT -----</w:t>
+      </w:r>
+    </w:p>
+    <w:p>
+      <w:r>
+        <w:br w:type="page"/>
       </w:r>
     </w:p>
     <w:p>
       <w:pPr>
-        <w:spacing w:after="80"/>
+        <w:pStyle w:val="Heading1"/>
+        <w:keepNext/>
+        <w:spacing w:before="240" w:after="120"/>
+        <w:ind w:left="0" w:firstLine="0"/>
         <w:jc w:val="both"/>
       </w:pPr>
       <w:r>
         <w:rPr>
           <w:rFonts w:ascii="Times New Roman" w:hAnsi="Times New Roman"/>
-          <w:b w:val="0"/>
+          <w:b/>
           <w:i w:val="0"/>
-          <w:color w:val="212121"/>
-          <w:sz w:val="22"/>
+          <w:color w:val="1F4E79"/>
+          <w:sz w:val="28"/>
         </w:rPr>
-        <w:t>*Thời gian làm bài: 45 phút*</w:t>
+        <w:t>ĐÁP ÁN VÀ HƯỚNG DẪN GIẢI CHI TIẾT</w:t>
       </w:r>
     </w:p>
     <w:p>
       <w:pPr>
-        <w:spacing w:before="280" w:after="120"/>
+        <w:pStyle w:val="Heading2"/>
+        <w:keepNext/>
+        <w:spacing w:before="160" w:after="80"/>
+        <w:ind w:left="0" w:firstLine="0"/>
+        <w:jc w:val="both"/>
       </w:pPr>
       <w:r>
         <w:rPr>
           <w:rFonts w:ascii="Times New Roman" w:hAnsi="Times New Roman"/>
           <w:b/>
-          <w:color w:val="1E3A5F"/>
-          <w:sz w:val="28"/>
+          <w:i w:val="0"/>
+          <w:color w:val="000000"/>
+          <w:sz w:val="26"/>
         </w:rPr>
-        <w:t>PHẦN I: CÂU HỎI TRẮC NGHIỆM NHIỀU LỰA CHỌN (18 CÂU)</w:t>
+        <w:t>PHẦN I:</w:t>
       </w:r>
     </w:p>
     <w:p>
       <w:pPr>
-        <w:spacing w:after="80"/>
-        <w:jc w:val="both"/>
-      </w:pPr>
-      <w:r>
-        <w:rPr>
-          <w:rFonts w:ascii="Times New Roman" w:hAnsi="Times New Roman"/>
-          <w:b w:val="0"/>
-          <w:i w:val="0"/>
-          <w:color w:val="212121"/>
-          <w:sz w:val="22"/>
-        </w:rPr>
-        <w:t>**Câu 1:** Đơn vị đo của nhiệt dung riêng trong hệ SI là:</w:t>
-      </w:r>
-    </w:p>
-    <w:p>
-      <w:pPr>
-        <w:spacing w:after="80"/>
+        <w:spacing w:before="60" w:after="60" w:line="312" w:lineRule="auto"/>
         <w:ind w:left="283" w:hanging="170"/>
         <w:jc w:val="both"/>
       </w:pPr>
       <w:r>
         <w:rPr>
           <w:rFonts w:ascii="Times New Roman" w:hAnsi="Times New Roman"/>
-          <w:color w:val="212121"/>
+          <w:color w:val="000000"/>
           <w:sz w:val="26"/>
         </w:rPr>
         <w:t xml:space="preserve">- </w:t>
@@ -214,22 +4631,34 @@
       <w:r>
         <w:rPr>
           <w:rFonts w:ascii="Times New Roman" w:hAnsi="Times New Roman"/>
-          <w:color w:val="212121"/>
+          <w:b/>
+          <w:i w:val="0"/>
+          <w:color w:val="000000"/>
           <w:sz w:val="26"/>
         </w:rPr>
-        <w:t xml:space="preserve">  A. J/kg.</w:t>
+        <w:t>Câu 1 (Chọn A):</w:t>
+      </w:r>
+      <w:r>
+        <w:rPr>
+          <w:rFonts w:ascii="Times New Roman" w:hAnsi="Times New Roman"/>
+          <w:b w:val="0"/>
+          <w:i w:val="0"/>
+          <w:color w:val="000000"/>
+          <w:sz w:val="26"/>
+        </w:rPr>
+        <w:t xml:space="preserve"> Giải thích mẫu.</w:t>
       </w:r>
     </w:p>
     <w:p>
       <w:pPr>
-        <w:spacing w:after="80"/>
+        <w:spacing w:before="60" w:after="60" w:line="312" w:lineRule="auto"/>
         <w:ind w:left="283" w:hanging="170"/>
         <w:jc w:val="both"/>
       </w:pPr>
       <w:r>
         <w:rPr>
           <w:rFonts w:ascii="Times New Roman" w:hAnsi="Times New Roman"/>
-          <w:color w:val="212121"/>
+          <w:color w:val="000000"/>
           <w:sz w:val="26"/>
         </w:rPr>
         <w:t xml:space="preserve">- </w:t>
@@ -237,22 +4666,34 @@
       <w:r>
         <w:rPr>
           <w:rFonts w:ascii="Times New Roman" w:hAnsi="Times New Roman"/>
-          <w:color w:val="212121"/>
+          <w:b/>
+          <w:i w:val="0"/>
+          <w:color w:val="000000"/>
           <w:sz w:val="26"/>
         </w:rPr>
-        <w:t xml:space="preserve">  B. J/K.</w:t>
+        <w:t>Câu 2 (Chọn A):</w:t>
+      </w:r>
+      <w:r>
+        <w:rPr>
+          <w:rFonts w:ascii="Times New Roman" w:hAnsi="Times New Roman"/>
+          <w:b w:val="0"/>
+          <w:i w:val="0"/>
+          <w:color w:val="000000"/>
+          <w:sz w:val="26"/>
+        </w:rPr>
+        <w:t xml:space="preserve"> Giải thích mẫu.</w:t>
       </w:r>
     </w:p>
     <w:p>
       <w:pPr>
-        <w:spacing w:after="80"/>
+        <w:spacing w:before="60" w:after="60" w:line="312" w:lineRule="auto"/>
         <w:ind w:left="283" w:hanging="170"/>
         <w:jc w:val="both"/>
       </w:pPr>
       <w:r>
         <w:rPr>
           <w:rFonts w:ascii="Times New Roman" w:hAnsi="Times New Roman"/>
-          <w:color w:val="212121"/>
+          <w:color w:val="000000"/>
           <w:sz w:val="26"/>
         </w:rPr>
         <w:t xml:space="preserve">- </w:t>
@@ -260,22 +4701,34 @@
       <w:r>
         <w:rPr>
           <w:rFonts w:ascii="Times New Roman" w:hAnsi="Times New Roman"/>
-          <w:color w:val="212121"/>
+          <w:b/>
+          <w:i w:val="0"/>
+          <w:color w:val="000000"/>
           <w:sz w:val="26"/>
         </w:rPr>
-        <w:t xml:space="preserve">  C. J/kg.K.</w:t>
+        <w:t>Câu 3 (Chọn A):</w:t>
+      </w:r>
+      <w:r>
+        <w:rPr>
+          <w:rFonts w:ascii="Times New Roman" w:hAnsi="Times New Roman"/>
+          <w:b w:val="0"/>
+          <w:i w:val="0"/>
+          <w:color w:val="000000"/>
+          <w:sz w:val="26"/>
+        </w:rPr>
+        <w:t xml:space="preserve"> Giải thích mẫu.</w:t>
       </w:r>
     </w:p>
     <w:p>
       <w:pPr>
-        <w:spacing w:after="80"/>
+        <w:spacing w:before="60" w:after="60" w:line="312" w:lineRule="auto"/>
         <w:ind w:left="283" w:hanging="170"/>
         <w:jc w:val="both"/>
       </w:pPr>
       <w:r>
         <w:rPr>
           <w:rFonts w:ascii="Times New Roman" w:hAnsi="Times New Roman"/>
-          <w:color w:val="212121"/>
+          <w:color w:val="000000"/>
           <w:sz w:val="26"/>
         </w:rPr>
         <w:t xml:space="preserve">- </w:t>
@@ -283,38 +4736,34 @@
       <w:r>
         <w:rPr>
           <w:rFonts w:ascii="Times New Roman" w:hAnsi="Times New Roman"/>
-          <w:color w:val="212121"/>
+          <w:b/>
+          <w:i w:val="0"/>
+          <w:color w:val="000000"/>
           <w:sz w:val="26"/>
         </w:rPr>
-        <w:t xml:space="preserve">  D. W/kg.K.</w:t>
+        <w:t>Câu 4 (Chọn A):</w:t>
       </w:r>
-    </w:p>
-    <w:p>
-      <w:pPr>
-        <w:spacing w:after="80"/>
-        <w:jc w:val="both"/>
-      </w:pPr>
       <w:r>
         <w:rPr>
           <w:rFonts w:ascii="Times New Roman" w:hAnsi="Times New Roman"/>
           <w:b w:val="0"/>
           <w:i w:val="0"/>
-          <w:color w:val="212121"/>
-          <w:sz w:val="22"/>
+          <w:color w:val="000000"/>
+          <w:sz w:val="26"/>
         </w:rPr>
-        <w:t>**Câu 2:** Ý nghĩa của con số nhiệt dung riêng của nhôm c = 880 J/kg.K là:</w:t>
+        <w:t xml:space="preserve"> Giải thích mẫu.</w:t>
       </w:r>
     </w:p>
     <w:p>
       <w:pPr>
-        <w:spacing w:after="80"/>
+        <w:spacing w:before="60" w:after="60" w:line="312" w:lineRule="auto"/>
         <w:ind w:left="283" w:hanging="170"/>
         <w:jc w:val="both"/>
       </w:pPr>
       <w:r>
         <w:rPr>
           <w:rFonts w:ascii="Times New Roman" w:hAnsi="Times New Roman"/>
-          <w:color w:val="212121"/>
+          <w:color w:val="000000"/>
           <w:sz w:val="26"/>
         </w:rPr>
         <w:t xml:space="preserve">- </w:t>
@@ -322,22 +4771,34 @@
       <w:r>
         <w:rPr>
           <w:rFonts w:ascii="Times New Roman" w:hAnsi="Times New Roman"/>
-          <w:color w:val="212121"/>
+          <w:b/>
+          <w:i w:val="0"/>
+          <w:color w:val="000000"/>
           <w:sz w:val="26"/>
         </w:rPr>
-        <w:t xml:space="preserve">  A. Để 1 kg nhôm nóng chảy hoàn toàn cần cung cấp nhiệt lượng 880 J.</w:t>
+        <w:t>Câu 5 (Chọn A):</w:t>
+      </w:r>
+      <w:r>
+        <w:rPr>
+          <w:rFonts w:ascii="Times New Roman" w:hAnsi="Times New Roman"/>
+          <w:b w:val="0"/>
+          <w:i w:val="0"/>
+          <w:color w:val="000000"/>
+          <w:sz w:val="26"/>
+        </w:rPr>
+        <w:t xml:space="preserve"> Giải thích mẫu.</w:t>
       </w:r>
     </w:p>
     <w:p>
       <w:pPr>
-        <w:spacing w:after="80"/>
+        <w:spacing w:before="60" w:after="60" w:line="312" w:lineRule="auto"/>
         <w:ind w:left="283" w:hanging="170"/>
         <w:jc w:val="both"/>
       </w:pPr>
       <w:r>
         <w:rPr>
           <w:rFonts w:ascii="Times New Roman" w:hAnsi="Times New Roman"/>
-          <w:color w:val="212121"/>
+          <w:color w:val="000000"/>
           <w:sz w:val="26"/>
         </w:rPr>
         <w:t xml:space="preserve">- </w:t>
@@ -345,22 +4806,34 @@
       <w:r>
         <w:rPr>
           <w:rFonts w:ascii="Times New Roman" w:hAnsi="Times New Roman"/>
-          <w:color w:val="212121"/>
+          <w:b/>
+          <w:i w:val="0"/>
+          <w:color w:val="000000"/>
           <w:sz w:val="26"/>
         </w:rPr>
-        <w:t xml:space="preserve">  B. Để 1 kg nhôm tăng thêm 1°C cần cung cấp nhiệt lượng 880 J.</w:t>
+        <w:t>Câu 6 (Chọn A):</w:t>
+      </w:r>
+      <w:r>
+        <w:rPr>
+          <w:rFonts w:ascii="Times New Roman" w:hAnsi="Times New Roman"/>
+          <w:b w:val="0"/>
+          <w:i w:val="0"/>
+          <w:color w:val="000000"/>
+          <w:sz w:val="26"/>
+        </w:rPr>
+        <w:t xml:space="preserve"> Giải thích mẫu.</w:t>
       </w:r>
     </w:p>
     <w:p>
       <w:pPr>
-        <w:spacing w:after="80"/>
+        <w:spacing w:before="60" w:after="60" w:line="312" w:lineRule="auto"/>
         <w:ind w:left="283" w:hanging="170"/>
         <w:jc w:val="both"/>
       </w:pPr>
       <w:r>
         <w:rPr>
           <w:rFonts w:ascii="Times New Roman" w:hAnsi="Times New Roman"/>
-          <w:color w:val="212121"/>
+          <w:color w:val="000000"/>
           <w:sz w:val="26"/>
         </w:rPr>
         <w:t xml:space="preserve">- </w:t>
@@ -368,22 +4841,34 @@
       <w:r>
         <w:rPr>
           <w:rFonts w:ascii="Times New Roman" w:hAnsi="Times New Roman"/>
-          <w:color w:val="212121"/>
+          <w:b/>
+          <w:i w:val="0"/>
+          <w:color w:val="000000"/>
           <w:sz w:val="26"/>
         </w:rPr>
-        <w:t xml:space="preserve">  C. Khi 1 kg nhôm giảm đi 880 K thì nó giải phóng nhiệt lượng 1 J.</w:t>
+        <w:t>Câu 7 (Chọn A):</w:t>
+      </w:r>
+      <w:r>
+        <w:rPr>
+          <w:rFonts w:ascii="Times New Roman" w:hAnsi="Times New Roman"/>
+          <w:b w:val="0"/>
+          <w:i w:val="0"/>
+          <w:color w:val="000000"/>
+          <w:sz w:val="26"/>
+        </w:rPr>
+        <w:t xml:space="preserve"> Giải thích mẫu.</w:t>
       </w:r>
     </w:p>
     <w:p>
       <w:pPr>
-        <w:spacing w:after="80"/>
+        <w:spacing w:before="60" w:after="60" w:line="312" w:lineRule="auto"/>
         <w:ind w:left="283" w:hanging="170"/>
         <w:jc w:val="both"/>
       </w:pPr>
       <w:r>
         <w:rPr>
           <w:rFonts w:ascii="Times New Roman" w:hAnsi="Times New Roman"/>
-          <w:color w:val="212121"/>
+          <w:color w:val="000000"/>
           <w:sz w:val="26"/>
         </w:rPr>
         <w:t xml:space="preserve">- </w:t>
@@ -391,68 +4876,34 @@
       <w:r>
         <w:rPr>
           <w:rFonts w:ascii="Times New Roman" w:hAnsi="Times New Roman"/>
-          <w:color w:val="212121"/>
+          <w:b/>
+          <w:i w:val="0"/>
+          <w:color w:val="000000"/>
           <w:sz w:val="26"/>
         </w:rPr>
-        <w:t xml:space="preserve">  D. Cần nhiệt năng 880 W để đun nóng nhôm lên 1 độ C trong 1 giây.</w:t>
+        <w:t>Câu 8 (Chọn A):</w:t>
       </w:r>
-    </w:p>
-    <w:p>
-      <w:pPr>
-        <w:spacing w:after="80"/>
-        <w:jc w:val="both"/>
-      </w:pPr>
       <w:r>
         <w:rPr>
           <w:rFonts w:ascii="Times New Roman" w:hAnsi="Times New Roman"/>
           <w:b w:val="0"/>
           <w:i w:val="0"/>
-          <w:color w:val="212121"/>
-          <w:sz w:val="22"/>
+          <w:color w:val="000000"/>
+          <w:sz w:val="26"/>
         </w:rPr>
-        <w:t>*(Các câu hỏi trắc nghiệm từ Câu 3 đến Câu 18 về tính toán nhiệt lượng đun nóng chất lỏng, so sánh các chất...)*</w:t>
+        <w:t xml:space="preserve"> Giải thích mẫu.</w:t>
       </w:r>
     </w:p>
     <w:p>
       <w:pPr>
-        <w:spacing w:before="280" w:after="120"/>
-      </w:pPr>
-      <w:r>
-        <w:rPr>
-          <w:rFonts w:ascii="Times New Roman" w:hAnsi="Times New Roman"/>
-          <w:b/>
-          <w:color w:val="1E3A5F"/>
-          <w:sz w:val="28"/>
-        </w:rPr>
-        <w:t>PHẦN II: CÂU HỎI ĐÚNG/SAI (4 CÂU, MỖI CÂU 4 Ý)</w:t>
-      </w:r>
-    </w:p>
-    <w:p>
-      <w:pPr>
-        <w:spacing w:after="80"/>
-        <w:jc w:val="both"/>
-      </w:pPr>
-      <w:r>
-        <w:rPr>
-          <w:rFonts w:ascii="Times New Roman" w:hAnsi="Times New Roman"/>
-          <w:b w:val="0"/>
-          <w:i w:val="0"/>
-          <w:color w:val="212121"/>
-          <w:sz w:val="22"/>
-        </w:rPr>
-        <w:t>**Câu 1:** Trong thí nghiệm đo nhiệt dung riêng của nước bằng nhiệt lượng kế:</w:t>
-      </w:r>
-    </w:p>
-    <w:p>
-      <w:pPr>
-        <w:spacing w:after="80"/>
+        <w:spacing w:before="60" w:after="60" w:line="312" w:lineRule="auto"/>
         <w:ind w:left="283" w:hanging="170"/>
         <w:jc w:val="both"/>
       </w:pPr>
       <w:r>
         <w:rPr>
           <w:rFonts w:ascii="Times New Roman" w:hAnsi="Times New Roman"/>
-          <w:color w:val="212121"/>
+          <w:color w:val="000000"/>
           <w:sz w:val="26"/>
         </w:rPr>
         <w:t xml:space="preserve">- </w:t>
@@ -460,22 +4911,34 @@
       <w:r>
         <w:rPr>
           <w:rFonts w:ascii="Times New Roman" w:hAnsi="Times New Roman"/>
-          <w:color w:val="212121"/>
+          <w:b/>
+          <w:i w:val="0"/>
+          <w:color w:val="000000"/>
           <w:sz w:val="26"/>
         </w:rPr>
-        <w:t xml:space="preserve">  a) Bình nhiệt lượng kế xốp có vỏ nhựa nhằm mục đích cách nhiệt tốt với môi trường bên ngoài. (Đ/S)</w:t>
+        <w:t>Câu 9 (Chọn A):</w:t>
+      </w:r>
+      <w:r>
+        <w:rPr>
+          <w:rFonts w:ascii="Times New Roman" w:hAnsi="Times New Roman"/>
+          <w:b w:val="0"/>
+          <w:i w:val="0"/>
+          <w:color w:val="000000"/>
+          <w:sz w:val="26"/>
+        </w:rPr>
+        <w:t xml:space="preserve"> Giải thích mẫu.</w:t>
       </w:r>
     </w:p>
     <w:p>
       <w:pPr>
-        <w:spacing w:after="80"/>
+        <w:spacing w:before="60" w:after="60" w:line="312" w:lineRule="auto"/>
         <w:ind w:left="283" w:hanging="170"/>
         <w:jc w:val="both"/>
       </w:pPr>
       <w:r>
         <w:rPr>
           <w:rFonts w:ascii="Times New Roman" w:hAnsi="Times New Roman"/>
-          <w:color w:val="212121"/>
+          <w:color w:val="000000"/>
           <w:sz w:val="26"/>
         </w:rPr>
         <w:t xml:space="preserve">- </w:t>
@@ -483,22 +4946,34 @@
       <w:r>
         <w:rPr>
           <w:rFonts w:ascii="Times New Roman" w:hAnsi="Times New Roman"/>
-          <w:color w:val="212121"/>
+          <w:b/>
+          <w:i w:val="0"/>
+          <w:color w:val="000000"/>
           <w:sz w:val="26"/>
         </w:rPr>
-        <w:t xml:space="preserve">  b) Công thức xác định nhiệt dung riêng thực nghiệm là c = frac{P · m}{t · Δ t}. (Đ/S)</w:t>
+        <w:t>Câu 10 (Chọn A):</w:t>
+      </w:r>
+      <w:r>
+        <w:rPr>
+          <w:rFonts w:ascii="Times New Roman" w:hAnsi="Times New Roman"/>
+          <w:b w:val="0"/>
+          <w:i w:val="0"/>
+          <w:color w:val="000000"/>
+          <w:sz w:val="26"/>
+        </w:rPr>
+        <w:t xml:space="preserve"> Giải thích mẫu.</w:t>
       </w:r>
     </w:p>
     <w:p>
       <w:pPr>
-        <w:spacing w:after="80"/>
+        <w:spacing w:before="60" w:after="60" w:line="312" w:lineRule="auto"/>
         <w:ind w:left="283" w:hanging="170"/>
         <w:jc w:val="both"/>
       </w:pPr>
       <w:r>
         <w:rPr>
           <w:rFonts w:ascii="Times New Roman" w:hAnsi="Times New Roman"/>
-          <w:color w:val="212121"/>
+          <w:color w:val="000000"/>
           <w:sz w:val="26"/>
         </w:rPr>
         <w:t xml:space="preserve">- </w:t>
@@ -506,22 +4981,34 @@
       <w:r>
         <w:rPr>
           <w:rFonts w:ascii="Times New Roman" w:hAnsi="Times New Roman"/>
-          <w:color w:val="212121"/>
+          <w:b/>
+          <w:i w:val="0"/>
+          <w:color w:val="000000"/>
           <w:sz w:val="26"/>
         </w:rPr>
-        <w:t xml:space="preserve">  c) Nếu đun nước quá lâu, nhiệt lượng thất thoát ra môi trường nhiều hơn sẽ làm cho giá trị đo được của nhiệt dung riêng nhỏ hơn giá trị thực. (Đ/S)</w:t>
+        <w:t>Câu 11 (Chọn A):</w:t>
+      </w:r>
+      <w:r>
+        <w:rPr>
+          <w:rFonts w:ascii="Times New Roman" w:hAnsi="Times New Roman"/>
+          <w:b w:val="0"/>
+          <w:i w:val="0"/>
+          <w:color w:val="000000"/>
+          <w:sz w:val="26"/>
+        </w:rPr>
+        <w:t xml:space="preserve"> Giải thích mẫu.</w:t>
       </w:r>
     </w:p>
     <w:p>
       <w:pPr>
-        <w:spacing w:after="80"/>
+        <w:spacing w:before="60" w:after="60" w:line="312" w:lineRule="auto"/>
         <w:ind w:left="283" w:hanging="170"/>
         <w:jc w:val="both"/>
       </w:pPr>
       <w:r>
         <w:rPr>
           <w:rFonts w:ascii="Times New Roman" w:hAnsi="Times New Roman"/>
-          <w:color w:val="212121"/>
+          <w:color w:val="000000"/>
           <w:sz w:val="26"/>
         </w:rPr>
         <w:t xml:space="preserve">- </w:t>
@@ -529,90 +5016,626 @@
       <w:r>
         <w:rPr>
           <w:rFonts w:ascii="Times New Roman" w:hAnsi="Times New Roman"/>
-          <w:color w:val="212121"/>
+          <w:b/>
+          <w:i w:val="0"/>
+          <w:color w:val="000000"/>
           <w:sz w:val="26"/>
         </w:rPr>
-        <w:t xml:space="preserve">  d) Dùng máy khuấy đều nước trong bình giúp nhiệt độ phân bố đều, giảm thiểu sai số đo nhiệt độ. (Đ/S)</w:t>
+        <w:t>Câu 12 (Chọn A):</w:t>
+      </w:r>
+      <w:r>
+        <w:rPr>
+          <w:rFonts w:ascii="Times New Roman" w:hAnsi="Times New Roman"/>
+          <w:b w:val="0"/>
+          <w:i w:val="0"/>
+          <w:color w:val="000000"/>
+          <w:sz w:val="26"/>
+        </w:rPr>
+        <w:t xml:space="preserve"> Giải thích mẫu.</w:t>
       </w:r>
     </w:p>
     <w:p>
       <w:pPr>
-        <w:spacing w:before="280" w:after="120"/>
+        <w:spacing w:before="60" w:after="60" w:line="312" w:lineRule="auto"/>
+        <w:ind w:left="283" w:hanging="170"/>
+        <w:jc w:val="both"/>
+      </w:pPr>
+      <w:r>
+        <w:rPr>
+          <w:rFonts w:ascii="Times New Roman" w:hAnsi="Times New Roman"/>
+          <w:color w:val="000000"/>
+          <w:sz w:val="26"/>
+        </w:rPr>
+        <w:t xml:space="preserve">- </w:t>
+      </w:r>
+      <w:r>
+        <w:rPr>
+          <w:rFonts w:ascii="Times New Roman" w:hAnsi="Times New Roman"/>
+          <w:b/>
+          <w:i w:val="0"/>
+          <w:color w:val="000000"/>
+          <w:sz w:val="26"/>
+        </w:rPr>
+        <w:t>Câu 13 (Chọn A):</w:t>
+      </w:r>
+      <w:r>
+        <w:rPr>
+          <w:rFonts w:ascii="Times New Roman" w:hAnsi="Times New Roman"/>
+          <w:b w:val="0"/>
+          <w:i w:val="0"/>
+          <w:color w:val="000000"/>
+          <w:sz w:val="26"/>
+        </w:rPr>
+        <w:t xml:space="preserve"> Giải thích mẫu.</w:t>
+      </w:r>
+    </w:p>
+    <w:p>
+      <w:pPr>
+        <w:spacing w:before="60" w:after="60" w:line="312" w:lineRule="auto"/>
+        <w:ind w:left="283" w:hanging="170"/>
+        <w:jc w:val="both"/>
+      </w:pPr>
+      <w:r>
+        <w:rPr>
+          <w:rFonts w:ascii="Times New Roman" w:hAnsi="Times New Roman"/>
+          <w:color w:val="000000"/>
+          <w:sz w:val="26"/>
+        </w:rPr>
+        <w:t xml:space="preserve">- </w:t>
+      </w:r>
+      <w:r>
+        <w:rPr>
+          <w:rFonts w:ascii="Times New Roman" w:hAnsi="Times New Roman"/>
+          <w:b/>
+          <w:i w:val="0"/>
+          <w:color w:val="000000"/>
+          <w:sz w:val="26"/>
+        </w:rPr>
+        <w:t>Câu 14 (Chọn A):</w:t>
+      </w:r>
+      <w:r>
+        <w:rPr>
+          <w:rFonts w:ascii="Times New Roman" w:hAnsi="Times New Roman"/>
+          <w:b w:val="0"/>
+          <w:i w:val="0"/>
+          <w:color w:val="000000"/>
+          <w:sz w:val="26"/>
+        </w:rPr>
+        <w:t xml:space="preserve"> Giải thích mẫu.</w:t>
+      </w:r>
+    </w:p>
+    <w:p>
+      <w:pPr>
+        <w:spacing w:before="60" w:after="60" w:line="312" w:lineRule="auto"/>
+        <w:ind w:left="283" w:hanging="170"/>
+        <w:jc w:val="both"/>
+      </w:pPr>
+      <w:r>
+        <w:rPr>
+          <w:rFonts w:ascii="Times New Roman" w:hAnsi="Times New Roman"/>
+          <w:color w:val="000000"/>
+          <w:sz w:val="26"/>
+        </w:rPr>
+        <w:t xml:space="preserve">- </w:t>
+      </w:r>
+      <w:r>
+        <w:rPr>
+          <w:rFonts w:ascii="Times New Roman" w:hAnsi="Times New Roman"/>
+          <w:b/>
+          <w:i w:val="0"/>
+          <w:color w:val="000000"/>
+          <w:sz w:val="26"/>
+        </w:rPr>
+        <w:t>Câu 15 (Chọn A):</w:t>
+      </w:r>
+      <w:r>
+        <w:rPr>
+          <w:rFonts w:ascii="Times New Roman" w:hAnsi="Times New Roman"/>
+          <w:b w:val="0"/>
+          <w:i w:val="0"/>
+          <w:color w:val="000000"/>
+          <w:sz w:val="26"/>
+        </w:rPr>
+        <w:t xml:space="preserve"> Giải thích mẫu.</w:t>
+      </w:r>
+    </w:p>
+    <w:p>
+      <w:pPr>
+        <w:spacing w:before="60" w:after="60" w:line="312" w:lineRule="auto"/>
+        <w:ind w:left="283" w:hanging="170"/>
+        <w:jc w:val="both"/>
+      </w:pPr>
+      <w:r>
+        <w:rPr>
+          <w:rFonts w:ascii="Times New Roman" w:hAnsi="Times New Roman"/>
+          <w:color w:val="000000"/>
+          <w:sz w:val="26"/>
+        </w:rPr>
+        <w:t xml:space="preserve">- </w:t>
+      </w:r>
+      <w:r>
+        <w:rPr>
+          <w:rFonts w:ascii="Times New Roman" w:hAnsi="Times New Roman"/>
+          <w:b/>
+          <w:i w:val="0"/>
+          <w:color w:val="000000"/>
+          <w:sz w:val="26"/>
+        </w:rPr>
+        <w:t>Câu 16 (Chọn A):</w:t>
+      </w:r>
+      <w:r>
+        <w:rPr>
+          <w:rFonts w:ascii="Times New Roman" w:hAnsi="Times New Roman"/>
+          <w:b w:val="0"/>
+          <w:i w:val="0"/>
+          <w:color w:val="000000"/>
+          <w:sz w:val="26"/>
+        </w:rPr>
+        <w:t xml:space="preserve"> Giải thích mẫu.</w:t>
+      </w:r>
+    </w:p>
+    <w:p>
+      <w:pPr>
+        <w:spacing w:before="60" w:after="60" w:line="312" w:lineRule="auto"/>
+        <w:ind w:left="283" w:hanging="170"/>
+        <w:jc w:val="both"/>
+      </w:pPr>
+      <w:r>
+        <w:rPr>
+          <w:rFonts w:ascii="Times New Roman" w:hAnsi="Times New Roman"/>
+          <w:color w:val="000000"/>
+          <w:sz w:val="26"/>
+        </w:rPr>
+        <w:t xml:space="preserve">- </w:t>
+      </w:r>
+      <w:r>
+        <w:rPr>
+          <w:rFonts w:ascii="Times New Roman" w:hAnsi="Times New Roman"/>
+          <w:b/>
+          <w:i w:val="0"/>
+          <w:color w:val="000000"/>
+          <w:sz w:val="26"/>
+        </w:rPr>
+        <w:t>Câu 17 (Chọn A):</w:t>
+      </w:r>
+      <w:r>
+        <w:rPr>
+          <w:rFonts w:ascii="Times New Roman" w:hAnsi="Times New Roman"/>
+          <w:b w:val="0"/>
+          <w:i w:val="0"/>
+          <w:color w:val="000000"/>
+          <w:sz w:val="26"/>
+        </w:rPr>
+        <w:t xml:space="preserve"> Giải thích mẫu.</w:t>
+      </w:r>
+    </w:p>
+    <w:p>
+      <w:pPr>
+        <w:spacing w:before="60" w:after="60" w:line="312" w:lineRule="auto"/>
+        <w:ind w:left="283" w:hanging="170"/>
+        <w:jc w:val="both"/>
+      </w:pPr>
+      <w:r>
+        <w:rPr>
+          <w:rFonts w:ascii="Times New Roman" w:hAnsi="Times New Roman"/>
+          <w:color w:val="000000"/>
+          <w:sz w:val="26"/>
+        </w:rPr>
+        <w:t xml:space="preserve">- </w:t>
+      </w:r>
+      <w:r>
+        <w:rPr>
+          <w:rFonts w:ascii="Times New Roman" w:hAnsi="Times New Roman"/>
+          <w:b/>
+          <w:i w:val="0"/>
+          <w:color w:val="000000"/>
+          <w:sz w:val="26"/>
+        </w:rPr>
+        <w:t>Câu 18 (Chọn A):</w:t>
+      </w:r>
+      <w:r>
+        <w:rPr>
+          <w:rFonts w:ascii="Times New Roman" w:hAnsi="Times New Roman"/>
+          <w:b w:val="0"/>
+          <w:i w:val="0"/>
+          <w:color w:val="000000"/>
+          <w:sz w:val="26"/>
+        </w:rPr>
+        <w:t xml:space="preserve"> Giải thích mẫu.</w:t>
+      </w:r>
+    </w:p>
+    <w:p>
+      <w:pPr>
+        <w:pStyle w:val="Heading2"/>
+        <w:keepNext/>
+        <w:spacing w:before="160" w:after="80"/>
+        <w:ind w:left="0" w:firstLine="0"/>
+        <w:jc w:val="both"/>
       </w:pPr>
       <w:r>
         <w:rPr>
           <w:rFonts w:ascii="Times New Roman" w:hAnsi="Times New Roman"/>
           <w:b/>
-          <w:color w:val="1E3A5F"/>
-          <w:sz w:val="28"/>
+          <w:i w:val="0"/>
+          <w:color w:val="000000"/>
+          <w:sz w:val="26"/>
         </w:rPr>
-        <w:t>PHẦN III: CÂU HỎI TRẢ LỜI NGẮN (6 CÂU)</w:t>
+        <w:t>PHẦN II:</w:t>
       </w:r>
     </w:p>
     <w:p>
       <w:pPr>
-        <w:spacing w:after="80"/>
+        <w:spacing w:before="60" w:after="60" w:line="312" w:lineRule="auto"/>
+        <w:ind w:left="283" w:hanging="170"/>
         <w:jc w:val="both"/>
       </w:pPr>
       <w:r>
         <w:rPr>
           <w:rFonts w:ascii="Times New Roman" w:hAnsi="Times New Roman"/>
+          <w:color w:val="000000"/>
+          <w:sz w:val="26"/>
+        </w:rPr>
+        <w:t xml:space="preserve">- </w:t>
+      </w:r>
+      <w:r>
+        <w:rPr>
+          <w:rFonts w:ascii="Times New Roman" w:hAnsi="Times New Roman"/>
+          <w:b/>
+          <w:i w:val="0"/>
+          <w:color w:val="000000"/>
+          <w:sz w:val="26"/>
+        </w:rPr>
+        <w:t>Câu 1:</w:t>
+      </w:r>
+      <w:r>
+        <w:rPr>
+          <w:rFonts w:ascii="Times New Roman" w:hAnsi="Times New Roman"/>
           <w:b w:val="0"/>
           <w:i w:val="0"/>
-          <w:color w:val="212121"/>
-          <w:sz w:val="22"/>
+          <w:color w:val="000000"/>
+          <w:sz w:val="26"/>
         </w:rPr>
-        <w:t>**Câu 1:** Đun nóng một khối kim loại đồng có khối lượng m = 0,5 kg từ nhiệt độ 25°C lên 85°C cần cung cấp nhiệt lượng 11400 J. Hãy tính nhiệt dung riêng của đồng (đơn vị: J/kg.K). *(Đáp số ghi dưới dạng số nguyên)*</w:t>
+        <w:t xml:space="preserve"> a) Đúng, b) Sai, c) Đúng, d) Sai. Giải thích mẫu cho 4 mệnh đề.</w:t>
       </w:r>
     </w:p>
     <w:p>
       <w:pPr>
-        <w:spacing w:before="120" w:after="120"/>
-        <w:jc w:val="center"/>
+        <w:spacing w:before="60" w:after="60" w:line="312" w:lineRule="auto"/>
+        <w:ind w:left="283" w:hanging="170"/>
+        <w:jc w:val="both"/>
       </w:pPr>
       <w:r>
         <w:rPr>
-          <w:color w:val="BFBFBF"/>
-          <w:sz w:val="16"/>
+          <w:rFonts w:ascii="Times New Roman" w:hAnsi="Times New Roman"/>
+          <w:color w:val="000000"/>
+          <w:sz w:val="26"/>
         </w:rPr>
-        <w:t>——————————————————————————————————————————————————————————————————————</w:t>
+        <w:t xml:space="preserve">- </w:t>
+      </w:r>
+      <w:r>
+        <w:rPr>
+          <w:rFonts w:ascii="Times New Roman" w:hAnsi="Times New Roman"/>
+          <w:b/>
+          <w:i w:val="0"/>
+          <w:color w:val="000000"/>
+          <w:sz w:val="26"/>
+        </w:rPr>
+        <w:t>Câu 2:</w:t>
+      </w:r>
+      <w:r>
+        <w:rPr>
+          <w:rFonts w:ascii="Times New Roman" w:hAnsi="Times New Roman"/>
+          <w:b w:val="0"/>
+          <w:i w:val="0"/>
+          <w:color w:val="000000"/>
+          <w:sz w:val="26"/>
+        </w:rPr>
+        <w:t xml:space="preserve"> a) Đúng, b) Sai, c) Đúng, d) Sai. Giải thích mẫu cho 4 mệnh đề.</w:t>
       </w:r>
     </w:p>
     <w:p>
       <w:pPr>
-        <w:spacing w:before="360" w:after="160"/>
-        <w:jc w:val="center"/>
+        <w:spacing w:before="60" w:after="60" w:line="312" w:lineRule="auto"/>
+        <w:ind w:left="283" w:hanging="170"/>
+        <w:jc w:val="both"/>
+      </w:pPr>
+      <w:r>
+        <w:rPr>
+          <w:rFonts w:ascii="Times New Roman" w:hAnsi="Times New Roman"/>
+          <w:color w:val="000000"/>
+          <w:sz w:val="26"/>
+        </w:rPr>
+        <w:t xml:space="preserve">- </w:t>
+      </w:r>
+      <w:r>
+        <w:rPr>
+          <w:rFonts w:ascii="Times New Roman" w:hAnsi="Times New Roman"/>
+          <w:b/>
+          <w:i w:val="0"/>
+          <w:color w:val="000000"/>
+          <w:sz w:val="26"/>
+        </w:rPr>
+        <w:t>Câu 3:</w:t>
+      </w:r>
+      <w:r>
+        <w:rPr>
+          <w:rFonts w:ascii="Times New Roman" w:hAnsi="Times New Roman"/>
+          <w:b w:val="0"/>
+          <w:i w:val="0"/>
+          <w:color w:val="000000"/>
+          <w:sz w:val="26"/>
+        </w:rPr>
+        <w:t xml:space="preserve"> a) Đúng, b) Sai, c) Đúng, d) Sai. Giải thích mẫu cho 4 mệnh đề.</w:t>
+      </w:r>
+    </w:p>
+    <w:p>
+      <w:pPr>
+        <w:spacing w:before="60" w:after="60" w:line="312" w:lineRule="auto"/>
+        <w:ind w:left="283" w:hanging="170"/>
+        <w:jc w:val="both"/>
+      </w:pPr>
+      <w:r>
+        <w:rPr>
+          <w:rFonts w:ascii="Times New Roman" w:hAnsi="Times New Roman"/>
+          <w:color w:val="000000"/>
+          <w:sz w:val="26"/>
+        </w:rPr>
+        <w:t xml:space="preserve">- </w:t>
+      </w:r>
+      <w:r>
+        <w:rPr>
+          <w:rFonts w:ascii="Times New Roman" w:hAnsi="Times New Roman"/>
+          <w:b/>
+          <w:i w:val="0"/>
+          <w:color w:val="000000"/>
+          <w:sz w:val="26"/>
+        </w:rPr>
+        <w:t>Câu 4:</w:t>
+      </w:r>
+      <w:r>
+        <w:rPr>
+          <w:rFonts w:ascii="Times New Roman" w:hAnsi="Times New Roman"/>
+          <w:b w:val="0"/>
+          <w:i w:val="0"/>
+          <w:color w:val="000000"/>
+          <w:sz w:val="26"/>
+        </w:rPr>
+        <w:t xml:space="preserve"> a) Đúng, b) Sai, c) Đúng, d) Sai. Giải thích mẫu cho 4 mệnh đề.</w:t>
+      </w:r>
+    </w:p>
+    <w:p>
+      <w:pPr>
+        <w:pStyle w:val="Heading2"/>
+        <w:keepNext/>
+        <w:spacing w:before="160" w:after="80"/>
+        <w:ind w:left="0" w:firstLine="0"/>
+        <w:jc w:val="both"/>
       </w:pPr>
       <w:r>
         <w:rPr>
           <w:rFonts w:ascii="Times New Roman" w:hAnsi="Times New Roman"/>
           <w:b/>
-          <w:color w:val="1E3A5F"/>
-          <w:sz w:val="32"/>
+          <w:i w:val="0"/>
+          <w:color w:val="000000"/>
+          <w:sz w:val="26"/>
         </w:rPr>
-        <w:t>ĐÁP ÁN CHO GIÁO VIÊN</w:t>
+        <w:t>PHẦN III:</w:t>
       </w:r>
     </w:p>
     <w:p>
       <w:pPr>
-        <w:spacing w:after="80"/>
+        <w:spacing w:before="60" w:after="60" w:line="312" w:lineRule="auto"/>
+        <w:ind w:left="283" w:hanging="170"/>
         <w:jc w:val="both"/>
       </w:pPr>
       <w:r>
         <w:rPr>
           <w:rFonts w:ascii="Times New Roman" w:hAnsi="Times New Roman"/>
+          <w:color w:val="000000"/>
+          <w:sz w:val="26"/>
+        </w:rPr>
+        <w:t xml:space="preserve">- </w:t>
+      </w:r>
+      <w:r>
+        <w:rPr>
+          <w:rFonts w:ascii="Times New Roman" w:hAnsi="Times New Roman"/>
+          <w:b/>
+          <w:i w:val="0"/>
+          <w:color w:val="000000"/>
+          <w:sz w:val="26"/>
+        </w:rPr>
+        <w:t>Câu 1 (100 J):</w:t>
+      </w:r>
+      <w:r>
+        <w:rPr>
+          <w:rFonts w:ascii="Times New Roman" w:hAnsi="Times New Roman"/>
           <w:b w:val="0"/>
-          <w:i/>
-          <w:color w:val="212121"/>
-          <w:sz w:val="22"/>
+          <w:i w:val="0"/>
+          <w:color w:val="000000"/>
+          <w:sz w:val="26"/>
         </w:rPr>
-        <w:t>(Đáp án chi tiết vui lòng xem file đáp án riêng.)</w:t>
+        <w:t xml:space="preserve"> Lời giải chi tiết mẫu.</w:t>
+      </w:r>
+    </w:p>
+    <w:p>
+      <w:pPr>
+        <w:spacing w:before="60" w:after="60" w:line="312" w:lineRule="auto"/>
+        <w:ind w:left="283" w:hanging="170"/>
+        <w:jc w:val="both"/>
+      </w:pPr>
+      <w:r>
+        <w:rPr>
+          <w:rFonts w:ascii="Times New Roman" w:hAnsi="Times New Roman"/>
+          <w:color w:val="000000"/>
+          <w:sz w:val="26"/>
+        </w:rPr>
+        <w:t xml:space="preserve">- </w:t>
+      </w:r>
+      <w:r>
+        <w:rPr>
+          <w:rFonts w:ascii="Times New Roman" w:hAnsi="Times New Roman"/>
+          <w:b/>
+          <w:i w:val="0"/>
+          <w:color w:val="000000"/>
+          <w:sz w:val="26"/>
+        </w:rPr>
+        <w:t>Câu 2 (100 J):</w:t>
+      </w:r>
+      <w:r>
+        <w:rPr>
+          <w:rFonts w:ascii="Times New Roman" w:hAnsi="Times New Roman"/>
+          <w:b w:val="0"/>
+          <w:i w:val="0"/>
+          <w:color w:val="000000"/>
+          <w:sz w:val="26"/>
+        </w:rPr>
+        <w:t xml:space="preserve"> Lời giải chi tiết mẫu.</w:t>
+      </w:r>
+    </w:p>
+    <w:p>
+      <w:pPr>
+        <w:spacing w:before="60" w:after="60" w:line="312" w:lineRule="auto"/>
+        <w:ind w:left="283" w:hanging="170"/>
+        <w:jc w:val="both"/>
+      </w:pPr>
+      <w:r>
+        <w:rPr>
+          <w:rFonts w:ascii="Times New Roman" w:hAnsi="Times New Roman"/>
+          <w:color w:val="000000"/>
+          <w:sz w:val="26"/>
+        </w:rPr>
+        <w:t xml:space="preserve">- </w:t>
+      </w:r>
+      <w:r>
+        <w:rPr>
+          <w:rFonts w:ascii="Times New Roman" w:hAnsi="Times New Roman"/>
+          <w:b/>
+          <w:i w:val="0"/>
+          <w:color w:val="000000"/>
+          <w:sz w:val="26"/>
+        </w:rPr>
+        <w:t>Câu 3 (100 J):</w:t>
+      </w:r>
+      <w:r>
+        <w:rPr>
+          <w:rFonts w:ascii="Times New Roman" w:hAnsi="Times New Roman"/>
+          <w:b w:val="0"/>
+          <w:i w:val="0"/>
+          <w:color w:val="000000"/>
+          <w:sz w:val="26"/>
+        </w:rPr>
+        <w:t xml:space="preserve"> Lời giải chi tiết mẫu.</w:t>
+      </w:r>
+    </w:p>
+    <w:p>
+      <w:pPr>
+        <w:spacing w:before="60" w:after="60" w:line="312" w:lineRule="auto"/>
+        <w:ind w:left="283" w:hanging="170"/>
+        <w:jc w:val="both"/>
+      </w:pPr>
+      <w:r>
+        <w:rPr>
+          <w:rFonts w:ascii="Times New Roman" w:hAnsi="Times New Roman"/>
+          <w:color w:val="000000"/>
+          <w:sz w:val="26"/>
+        </w:rPr>
+        <w:t xml:space="preserve">- </w:t>
+      </w:r>
+      <w:r>
+        <w:rPr>
+          <w:rFonts w:ascii="Times New Roman" w:hAnsi="Times New Roman"/>
+          <w:b/>
+          <w:i w:val="0"/>
+          <w:color w:val="000000"/>
+          <w:sz w:val="26"/>
+        </w:rPr>
+        <w:t>Câu 4 (100 J):</w:t>
+      </w:r>
+      <w:r>
+        <w:rPr>
+          <w:rFonts w:ascii="Times New Roman" w:hAnsi="Times New Roman"/>
+          <w:b w:val="0"/>
+          <w:i w:val="0"/>
+          <w:color w:val="000000"/>
+          <w:sz w:val="26"/>
+        </w:rPr>
+        <w:t xml:space="preserve"> Lời giải chi tiết mẫu.</w:t>
+      </w:r>
+    </w:p>
+    <w:p>
+      <w:pPr>
+        <w:spacing w:before="60" w:after="60" w:line="312" w:lineRule="auto"/>
+        <w:ind w:left="283" w:hanging="170"/>
+        <w:jc w:val="both"/>
+      </w:pPr>
+      <w:r>
+        <w:rPr>
+          <w:rFonts w:ascii="Times New Roman" w:hAnsi="Times New Roman"/>
+          <w:color w:val="000000"/>
+          <w:sz w:val="26"/>
+        </w:rPr>
+        <w:t xml:space="preserve">- </w:t>
+      </w:r>
+      <w:r>
+        <w:rPr>
+          <w:rFonts w:ascii="Times New Roman" w:hAnsi="Times New Roman"/>
+          <w:b/>
+          <w:i w:val="0"/>
+          <w:color w:val="000000"/>
+          <w:sz w:val="26"/>
+        </w:rPr>
+        <w:t>Câu 5 (100 J):</w:t>
+      </w:r>
+      <w:r>
+        <w:rPr>
+          <w:rFonts w:ascii="Times New Roman" w:hAnsi="Times New Roman"/>
+          <w:b w:val="0"/>
+          <w:i w:val="0"/>
+          <w:color w:val="000000"/>
+          <w:sz w:val="26"/>
+        </w:rPr>
+        <w:t xml:space="preserve"> Lời giải chi tiết mẫu.</w:t>
+      </w:r>
+    </w:p>
+    <w:p>
+      <w:pPr>
+        <w:spacing w:before="60" w:after="60" w:line="312" w:lineRule="auto"/>
+        <w:ind w:left="283" w:hanging="170"/>
+        <w:jc w:val="both"/>
+      </w:pPr>
+      <w:r>
+        <w:rPr>
+          <w:rFonts w:ascii="Times New Roman" w:hAnsi="Times New Roman"/>
+          <w:color w:val="000000"/>
+          <w:sz w:val="26"/>
+        </w:rPr>
+        <w:t xml:space="preserve">- </w:t>
+      </w:r>
+      <w:r>
+        <w:rPr>
+          <w:rFonts w:ascii="Times New Roman" w:hAnsi="Times New Roman"/>
+          <w:b/>
+          <w:i w:val="0"/>
+          <w:color w:val="000000"/>
+          <w:sz w:val="26"/>
+        </w:rPr>
+        <w:t>Câu 6 (100 J):</w:t>
+      </w:r>
+      <w:r>
+        <w:rPr>
+          <w:rFonts w:ascii="Times New Roman" w:hAnsi="Times New Roman"/>
+          <w:b w:val="0"/>
+          <w:i w:val="0"/>
+          <w:color w:val="000000"/>
+          <w:sz w:val="26"/>
+        </w:rPr>
+        <w:t xml:space="preserve"> Lời giải chi tiết mẫu.</w:t>
       </w:r>
     </w:p>
     <w:sectPr>
       <w:footerReference w:type="default" r:id="rId9"/>
       <w:pgSz w:w="11906" w:h="16838"/>
-      <w:pgMar w:top="1134" w:right="850" w:bottom="1134" w:left="1701" w:header="720" w:footer="720" w:gutter="0"/>
+      <w:pgMar w:top="850" w:right="1134" w:bottom="850" w:left="1134" w:header="720" w:footer="720" w:gutter="0"/>
       <w:cols w:space="720"/>
       <w:docGrid w:linePitch="360"/>
     </w:sectPr>
@@ -625,14 +5648,15 @@
   <w:p>
     <w:pPr>
       <w:pStyle w:val="Footer"/>
+      <w:spacing w:before="80" w:after="80"/>
       <w:jc w:val="center"/>
     </w:pPr>
     <w:r/>
     <w:r>
       <w:rPr>
         <w:rFonts w:ascii="Times New Roman" w:hAnsi="Times New Roman"/>
-        <w:color w:val="595959"/>
-        <w:sz w:val="20"/>
+        <w:color w:val="666666"/>
+        <w:sz w:val="18"/>
       </w:rPr>
       <w:t xml:space="preserve">Trang </w:t>
     </w:r>
@@ -640,10 +5664,10 @@
     <w:r>
       <w:rPr>
         <w:rFonts w:ascii="Times New Roman" w:hAnsi="Times New Roman"/>
-        <w:color w:val="595959"/>
-        <w:sz w:val="20"/>
-      </w:rPr>
-      <w:t xml:space="preserve"> / </w:t>
+        <w:color w:val="666666"/>
+        <w:sz w:val="18"/>
+      </w:rPr>
+      <w:t>/</w:t>
     </w:r>
     <w:fldSimple w:instr="NUMPAGES"/>
   </w:p>
@@ -1014,12 +6038,12 @@
     <w:qFormat/>
     <w:rsid w:val="00FC693F"/>
     <w:pPr>
-      <w:spacing w:after="80" w:line="276" w:lineRule="auto"/>
+      <w:spacing w:before="120" w:after="120" w:line="312" w:lineRule="auto"/>
       <w:jc w:val="both"/>
     </w:pPr>
     <w:rPr>
       <w:rFonts w:ascii="Times New Roman" w:hAnsi="Times New Roman"/>
-      <w:color w:val="212121"/>
+      <w:color w:val="000000"/>
       <w:sz w:val="26"/>
     </w:rPr>
   </w:style>
